--- a/assets/docs/cv_skye2026_updated.docx
+++ b/assets/docs/cv_skye2026_updated.docx
@@ -73,7 +73,19 @@
         <w:rPr>
           <w:rFonts w:ascii="Arial" w:hAnsi="Arial" w:cs="Arial"/>
         </w:rPr>
-        <w:t>02/2026</w:t>
+        <w:t>0</w:t>
+      </w:r>
+      <w:r>
+        <w:rPr>
+          <w:rFonts w:ascii="Arial" w:hAnsi="Arial" w:cs="Arial"/>
+        </w:rPr>
+        <w:t>5</w:t>
+      </w:r>
+      <w:r>
+        <w:rPr>
+          <w:rFonts w:ascii="Arial" w:hAnsi="Arial" w:cs="Arial"/>
+        </w:rPr>
+        <w:t>/2026</w:t>
       </w:r>
     </w:p>
     <w:p>
@@ -163,6 +175,7 @@
                 <w:rFonts w:ascii="Arial" w:hAnsi="Arial" w:cs="Arial"/>
                 <w:b w:val="0"/>
                 <w:bCs w:val="0"/>
+                <w:caps w:val="0"/>
               </w:rPr>
             </w:pPr>
             <w:r>
@@ -198,6 +211,18 @@
               </w:rPr>
               <w:br/>
             </w:r>
+          </w:p>
+          <w:p>
+            <w:pPr>
+              <w:pStyle w:val="heading"/>
+              <w:ind w:left="0" w:firstLine="0"/>
+              <w:jc w:val="right"/>
+              <w:rPr>
+                <w:rFonts w:ascii="Arial" w:hAnsi="Arial" w:cs="Arial"/>
+                <w:b w:val="0"/>
+                <w:bCs w:val="0"/>
+              </w:rPr>
+            </w:pPr>
             <w:r>
               <w:rPr>
                 <w:rFonts w:ascii="Arial" w:hAnsi="Arial" w:cs="Arial"/>
@@ -258,7 +283,15 @@
                 <w:b w:val="0"/>
                 <w:bCs w:val="0"/>
               </w:rPr>
-              <w:t>WWW:</w:t>
+              <w:t>WWW</w:t>
+            </w:r>
+            <w:r>
+              <w:rPr>
+                <w:rFonts w:ascii="Arial" w:hAnsi="Arial" w:cs="Arial"/>
+                <w:b w:val="0"/>
+                <w:bCs w:val="0"/>
+              </w:rPr>
+              <w:t>:</w:t>
             </w:r>
           </w:p>
         </w:tc>
@@ -302,6 +335,15 @@
                 <w:caps w:val="0"/>
               </w:rPr>
               <w:t>, University of Iowa</w:t>
+            </w:r>
+            <w:r>
+              <w:rPr>
+                <w:rFonts w:ascii="Arial" w:hAnsi="Arial" w:cs="Arial"/>
+                <w:b w:val="0"/>
+                <w:bCs w:val="0"/>
+                <w:caps w:val="0"/>
+              </w:rPr>
+              <w:t>, Iowa City, IA, 52242</w:t>
             </w:r>
             <w:r>
               <w:rPr>
@@ -602,6 +644,76 @@
                 <w:sz w:val="22"/>
                 <w:szCs w:val="22"/>
               </w:rPr>
+              <w:t xml:space="preserve">2026 </w:t>
+            </w:r>
+            <w:r>
+              <w:rPr>
+                <w:rFonts w:ascii="Arial" w:hAnsi="Arial" w:cs="Arial"/>
+                <w:sz w:val="22"/>
+                <w:szCs w:val="22"/>
+              </w:rPr>
+              <w:t>–</w:t>
+            </w:r>
+            <w:r>
+              <w:rPr>
+                <w:rFonts w:ascii="Arial" w:hAnsi="Arial" w:cs="Arial"/>
+                <w:sz w:val="22"/>
+                <w:szCs w:val="22"/>
+              </w:rPr>
+              <w:t xml:space="preserve"> </w:t>
+            </w:r>
+            <w:r>
+              <w:rPr>
+                <w:rFonts w:ascii="Arial" w:hAnsi="Arial" w:cs="Arial"/>
+                <w:sz w:val="22"/>
+                <w:szCs w:val="22"/>
+              </w:rPr>
+              <w:t>P</w:t>
+            </w:r>
+            <w:r>
+              <w:rPr>
+                <w:rFonts w:ascii="Arial" w:hAnsi="Arial" w:cs="Arial"/>
+                <w:sz w:val="22"/>
+                <w:szCs w:val="22"/>
+              </w:rPr>
+              <w:t>rese</w:t>
+            </w:r>
+            <w:r>
+              <w:rPr>
+                <w:rFonts w:ascii="Arial" w:hAnsi="Arial" w:cs="Arial"/>
+                <w:sz w:val="22"/>
+                <w:szCs w:val="22"/>
+              </w:rPr>
+              <w:t>nt</w:t>
+            </w:r>
+          </w:p>
+          <w:p>
+            <w:pPr>
+              <w:pStyle w:val="section2"/>
+              <w:ind w:left="0" w:firstLine="0"/>
+              <w:rPr>
+                <w:rFonts w:ascii="Arial" w:hAnsi="Arial" w:cs="Arial"/>
+                <w:sz w:val="22"/>
+                <w:szCs w:val="22"/>
+              </w:rPr>
+            </w:pPr>
+          </w:p>
+          <w:p>
+            <w:pPr>
+              <w:pStyle w:val="section2"/>
+              <w:ind w:left="0" w:firstLine="0"/>
+              <w:rPr>
+                <w:rFonts w:ascii="Arial" w:hAnsi="Arial" w:cs="Arial"/>
+                <w:sz w:val="22"/>
+                <w:szCs w:val="22"/>
+              </w:rPr>
+            </w:pPr>
+            <w:r>
+              <w:rPr>
+                <w:rFonts w:ascii="Arial" w:hAnsi="Arial" w:cs="Arial"/>
+                <w:sz w:val="22"/>
+                <w:szCs w:val="22"/>
+              </w:rPr>
               <w:t>2023</w:t>
             </w:r>
             <w:r>
@@ -712,39 +824,15 @@
                 <w:sz w:val="22"/>
                 <w:szCs w:val="22"/>
               </w:rPr>
-              <w:t>INSPIRE Postdoctoral Fellow</w:t>
-            </w:r>
-            <w:r>
-              <w:rPr>
-                <w:rFonts w:ascii="Arial" w:hAnsi="Arial" w:cs="Arial"/>
-                <w:sz w:val="22"/>
-                <w:szCs w:val="22"/>
-              </w:rPr>
-              <w:t xml:space="preserve">, </w:t>
-            </w:r>
-            <w:r>
-              <w:rPr>
-                <w:rFonts w:ascii="Arial" w:hAnsi="Arial" w:cs="Arial"/>
-                <w:sz w:val="22"/>
-                <w:szCs w:val="22"/>
-              </w:rPr>
-              <w:t>Cognitive Neuroscience</w:t>
-            </w:r>
-            <w:r>
-              <w:rPr>
-                <w:rFonts w:ascii="Arial" w:hAnsi="Arial" w:cs="Arial"/>
-                <w:sz w:val="22"/>
-                <w:szCs w:val="22"/>
-              </w:rPr>
-              <w:t xml:space="preserve">, </w:t>
-            </w:r>
-            <w:r>
-              <w:rPr>
-                <w:rFonts w:ascii="Arial" w:hAnsi="Arial" w:cs="Arial"/>
-                <w:sz w:val="22"/>
-                <w:szCs w:val="22"/>
-              </w:rPr>
-              <w:t>University of Iowa</w:t>
+              <w:t>Postdoctoral Research Fellow</w:t>
+            </w:r>
+            <w:r>
+              <w:rPr>
+                <w:rFonts w:ascii="Arial" w:hAnsi="Arial" w:cs="Arial"/>
+                <w:sz w:val="22"/>
+                <w:szCs w:val="22"/>
+              </w:rPr>
+              <w:t>, Cognitive Neuroscience, University of Iowa</w:t>
             </w:r>
           </w:p>
           <w:p>
@@ -765,8 +853,27 @@
                 <w:sz w:val="22"/>
                 <w:szCs w:val="22"/>
               </w:rPr>
-              <w:t>Mentor</w:t>
-            </w:r>
+              <w:t>Mentors:</w:t>
+            </w:r>
+            <w:r>
+              <w:rPr>
+                <w:rFonts w:ascii="Arial" w:hAnsi="Arial" w:cs="Arial"/>
+                <w:sz w:val="22"/>
+                <w:szCs w:val="22"/>
+              </w:rPr>
+              <w:t xml:space="preserve"> Kliemann, Dorit and Traer, James A.</w:t>
+            </w:r>
+          </w:p>
+          <w:p>
+            <w:pPr>
+              <w:pStyle w:val="section2"/>
+              <w:ind w:left="0" w:firstLine="0"/>
+              <w:rPr>
+                <w:rFonts w:ascii="Arial" w:hAnsi="Arial" w:cs="Arial"/>
+                <w:sz w:val="22"/>
+                <w:szCs w:val="22"/>
+              </w:rPr>
+            </w:pPr>
             <w:r>
               <w:rPr>
                 <w:rFonts w:ascii="Arial" w:hAnsi="Arial" w:cs="Arial"/>
@@ -775,8 +882,51 @@
                 <w:sz w:val="22"/>
                 <w:szCs w:val="22"/>
               </w:rPr>
-              <w:t>s</w:t>
-            </w:r>
+              <w:t>INSPIRE Postdoctoral Fellow</w:t>
+            </w:r>
+            <w:r>
+              <w:rPr>
+                <w:rFonts w:ascii="Arial" w:hAnsi="Arial" w:cs="Arial"/>
+                <w:sz w:val="22"/>
+                <w:szCs w:val="22"/>
+              </w:rPr>
+              <w:t xml:space="preserve">, </w:t>
+            </w:r>
+            <w:r>
+              <w:rPr>
+                <w:rFonts w:ascii="Arial" w:hAnsi="Arial" w:cs="Arial"/>
+                <w:sz w:val="22"/>
+                <w:szCs w:val="22"/>
+              </w:rPr>
+              <w:t>Psychiatry</w:t>
+            </w:r>
+            <w:r>
+              <w:rPr>
+                <w:rFonts w:ascii="Arial" w:hAnsi="Arial" w:cs="Arial"/>
+                <w:sz w:val="22"/>
+                <w:szCs w:val="22"/>
+              </w:rPr>
+              <w:t xml:space="preserve">, </w:t>
+            </w:r>
+            <w:r>
+              <w:rPr>
+                <w:rFonts w:ascii="Arial" w:hAnsi="Arial" w:cs="Arial"/>
+                <w:sz w:val="22"/>
+                <w:szCs w:val="22"/>
+              </w:rPr>
+              <w:t>University of Iowa</w:t>
+            </w:r>
+          </w:p>
+          <w:p>
+            <w:pPr>
+              <w:pStyle w:val="section2"/>
+              <w:ind w:left="0" w:firstLine="0"/>
+              <w:rPr>
+                <w:rFonts w:ascii="Arial" w:hAnsi="Arial" w:cs="Arial"/>
+                <w:sz w:val="22"/>
+                <w:szCs w:val="22"/>
+              </w:rPr>
+            </w:pPr>
             <w:r>
               <w:rPr>
                 <w:rFonts w:ascii="Arial" w:hAnsi="Arial" w:cs="Arial"/>
@@ -785,43 +935,8 @@
                 <w:sz w:val="22"/>
                 <w:szCs w:val="22"/>
               </w:rPr>
-              <w:t>:</w:t>
-            </w:r>
-            <w:r>
-              <w:rPr>
-                <w:rFonts w:ascii="Arial" w:hAnsi="Arial" w:cs="Arial"/>
-                <w:sz w:val="22"/>
-                <w:szCs w:val="22"/>
-              </w:rPr>
-              <w:t xml:space="preserve"> </w:t>
-            </w:r>
-            <w:r>
-              <w:rPr>
-                <w:rFonts w:ascii="Arial" w:hAnsi="Arial" w:cs="Arial"/>
-                <w:sz w:val="22"/>
-                <w:szCs w:val="22"/>
-              </w:rPr>
-              <w:t>Kliemann, Dorit</w:t>
-            </w:r>
-            <w:r>
-              <w:rPr>
-                <w:rFonts w:ascii="Arial" w:hAnsi="Arial" w:cs="Arial"/>
-                <w:sz w:val="22"/>
-                <w:szCs w:val="22"/>
-              </w:rPr>
-              <w:t xml:space="preserve"> and Traer, James A.</w:t>
-            </w:r>
-          </w:p>
-          <w:p>
-            <w:pPr>
-              <w:pStyle w:val="section2"/>
-              <w:ind w:left="0" w:firstLine="0"/>
-              <w:rPr>
-                <w:rFonts w:ascii="Arial" w:hAnsi="Arial" w:cs="Arial"/>
-                <w:sz w:val="22"/>
-                <w:szCs w:val="22"/>
-              </w:rPr>
-            </w:pPr>
+              <w:t>Mentor</w:t>
+            </w:r>
             <w:r>
               <w:rPr>
                 <w:rFonts w:ascii="Arial" w:hAnsi="Arial" w:cs="Arial"/>
@@ -830,6 +945,61 @@
                 <w:sz w:val="22"/>
                 <w:szCs w:val="22"/>
               </w:rPr>
+              <w:t>s</w:t>
+            </w:r>
+            <w:r>
+              <w:rPr>
+                <w:rFonts w:ascii="Arial" w:hAnsi="Arial" w:cs="Arial"/>
+                <w:b/>
+                <w:bCs/>
+                <w:sz w:val="22"/>
+                <w:szCs w:val="22"/>
+              </w:rPr>
+              <w:t>:</w:t>
+            </w:r>
+            <w:r>
+              <w:rPr>
+                <w:rFonts w:ascii="Arial" w:hAnsi="Arial" w:cs="Arial"/>
+                <w:sz w:val="22"/>
+                <w:szCs w:val="22"/>
+              </w:rPr>
+              <w:t xml:space="preserve"> </w:t>
+            </w:r>
+            <w:r>
+              <w:rPr>
+                <w:rFonts w:ascii="Arial" w:hAnsi="Arial" w:cs="Arial"/>
+                <w:sz w:val="22"/>
+                <w:szCs w:val="22"/>
+              </w:rPr>
+              <w:t>Kliemann, Dorit</w:t>
+            </w:r>
+            <w:r>
+              <w:rPr>
+                <w:rFonts w:ascii="Arial" w:hAnsi="Arial" w:cs="Arial"/>
+                <w:sz w:val="22"/>
+                <w:szCs w:val="22"/>
+              </w:rPr>
+              <w:t xml:space="preserve"> and Traer, James A.</w:t>
+            </w:r>
+          </w:p>
+          <w:p>
+            <w:pPr>
+              <w:pStyle w:val="section2"/>
+              <w:ind w:left="0" w:firstLine="0"/>
+              <w:rPr>
+                <w:rFonts w:ascii="Arial" w:hAnsi="Arial" w:cs="Arial"/>
+                <w:sz w:val="22"/>
+                <w:szCs w:val="22"/>
+              </w:rPr>
+            </w:pPr>
+            <w:r>
+              <w:rPr>
+                <w:rFonts w:ascii="Arial" w:hAnsi="Arial" w:cs="Arial"/>
+                <w:b/>
+                <w:bCs/>
+                <w:sz w:val="22"/>
+                <w:szCs w:val="22"/>
+              </w:rPr>
               <w:t>Postdoctoral Research Scholar</w:t>
             </w:r>
             <w:r>
@@ -838,7 +1008,23 @@
                 <w:sz w:val="22"/>
                 <w:szCs w:val="22"/>
               </w:rPr>
-              <w:t>, Cognitive Neuroscience, University of Iowa</w:t>
+              <w:t xml:space="preserve">, </w:t>
+            </w:r>
+            <w:r>
+              <w:rPr>
+                <w:rFonts w:ascii="Arial" w:hAnsi="Arial" w:cs="Arial"/>
+                <w:sz w:val="22"/>
+                <w:szCs w:val="22"/>
+              </w:rPr>
+              <w:t xml:space="preserve">Cognitive </w:t>
+            </w:r>
+            <w:r>
+              <w:rPr>
+                <w:rFonts w:ascii="Arial" w:hAnsi="Arial" w:cs="Arial"/>
+                <w:sz w:val="22"/>
+                <w:szCs w:val="22"/>
+              </w:rPr>
+              <w:t>Neuroscience, University of Iowa</w:t>
             </w:r>
           </w:p>
           <w:p>
@@ -1281,7 +1467,31 @@
                 <w:sz w:val="22"/>
                 <w:szCs w:val="22"/>
               </w:rPr>
-              <w:t xml:space="preserve">2026 – current </w:t>
+              <w:t xml:space="preserve">2026 – </w:t>
+            </w:r>
+            <w:r>
+              <w:rPr>
+                <w:rFonts w:ascii="Arial" w:hAnsi="Arial" w:cs="Arial"/>
+                <w:sz w:val="22"/>
+                <w:szCs w:val="22"/>
+              </w:rPr>
+              <w:t>P</w:t>
+            </w:r>
+            <w:r>
+              <w:rPr>
+                <w:rFonts w:ascii="Arial" w:hAnsi="Arial" w:cs="Arial"/>
+                <w:sz w:val="22"/>
+                <w:szCs w:val="22"/>
+              </w:rPr>
+              <w:t>rese</w:t>
+            </w:r>
+            <w:r>
+              <w:rPr>
+                <w:rFonts w:ascii="Arial" w:hAnsi="Arial" w:cs="Arial"/>
+                <w:sz w:val="22"/>
+                <w:szCs w:val="22"/>
+              </w:rPr>
+              <w:t xml:space="preserve">nt </w:t>
             </w:r>
           </w:p>
           <w:p>
@@ -2363,7 +2573,16 @@
                 <w:sz w:val="22"/>
                 <w:szCs w:val="22"/>
               </w:rPr>
-              <w:t>Collaborated with Wadsworth lab overseeing data collection for neuropsychological test of visuospatial ability</w:t>
+              <w:t xml:space="preserve">Collaborated with Wadsworth lab overseeing data collection for </w:t>
+            </w:r>
+            <w:r>
+              <w:rPr>
+                <w:rFonts w:ascii="Arial" w:hAnsi="Arial" w:cs="Arial"/>
+                <w:sz w:val="22"/>
+                <w:szCs w:val="22"/>
+              </w:rPr>
+              <w:lastRenderedPageBreak/>
+              <w:t>neuropsychological test of visuospatial ability</w:t>
             </w:r>
           </w:p>
           <w:p>
@@ -2440,7 +2659,6 @@
                 <w:sz w:val="22"/>
                 <w:szCs w:val="22"/>
               </w:rPr>
-              <w:lastRenderedPageBreak/>
               <w:t xml:space="preserve">Daniel Tranel, PhD – </w:t>
             </w:r>
             <w:r>
@@ -2675,7 +2893,31 @@
                 <w:sz w:val="22"/>
                 <w:szCs w:val="22"/>
               </w:rPr>
-              <w:t>Department of Psychological &amp; Brain Sciences, Department of Psychiatry,</w:t>
+              <w:t xml:space="preserve">Person-centered Assessment Training and Habilitation, </w:t>
+            </w:r>
+            <w:r>
+              <w:rPr>
+                <w:rFonts w:ascii="Arial" w:hAnsi="Arial" w:cs="Arial"/>
+                <w:sz w:val="22"/>
+                <w:szCs w:val="22"/>
+              </w:rPr>
+              <w:t>Department of Psycholog</w:t>
+            </w:r>
+            <w:r>
+              <w:rPr>
+                <w:rFonts w:ascii="Arial" w:hAnsi="Arial" w:cs="Arial"/>
+                <w:sz w:val="22"/>
+                <w:szCs w:val="22"/>
+              </w:rPr>
+              <w:t>y</w:t>
+            </w:r>
+            <w:r>
+              <w:rPr>
+                <w:rFonts w:ascii="Arial" w:hAnsi="Arial" w:cs="Arial"/>
+                <w:sz w:val="22"/>
+                <w:szCs w:val="22"/>
+              </w:rPr>
+              <w:t>,</w:t>
             </w:r>
             <w:r>
               <w:rPr>
@@ -2691,7 +2933,15 @@
                 <w:sz w:val="22"/>
                 <w:szCs w:val="22"/>
               </w:rPr>
-              <w:t>University of Iowa</w:t>
+              <w:t xml:space="preserve">University of </w:t>
+            </w:r>
+            <w:r>
+              <w:rPr>
+                <w:rFonts w:ascii="Arial" w:hAnsi="Arial" w:cs="Arial"/>
+                <w:sz w:val="22"/>
+                <w:szCs w:val="22"/>
+              </w:rPr>
+              <w:t xml:space="preserve">Nevada – Reno </w:t>
             </w:r>
           </w:p>
           <w:p>
@@ -2739,7 +2989,55 @@
                 <w:sz w:val="22"/>
                 <w:szCs w:val="22"/>
               </w:rPr>
-              <w:t>Collected data one-on-one with clients using behavior analysis techniques to teach life skills to adults with intellectual disabilities</w:t>
+              <w:t xml:space="preserve">Collected data one-on-one </w:t>
+            </w:r>
+            <w:r>
+              <w:rPr>
+                <w:rFonts w:ascii="Arial" w:hAnsi="Arial" w:cs="Arial"/>
+                <w:sz w:val="22"/>
+                <w:szCs w:val="22"/>
+              </w:rPr>
+              <w:t>from</w:t>
+            </w:r>
+            <w:r>
+              <w:rPr>
+                <w:rFonts w:ascii="Arial" w:hAnsi="Arial" w:cs="Arial"/>
+                <w:sz w:val="22"/>
+                <w:szCs w:val="22"/>
+              </w:rPr>
+              <w:t xml:space="preserve"> clients using behavior analysis techniques to </w:t>
+            </w:r>
+            <w:r>
+              <w:rPr>
+                <w:rFonts w:ascii="Arial" w:hAnsi="Arial" w:cs="Arial"/>
+                <w:sz w:val="22"/>
+                <w:szCs w:val="22"/>
+              </w:rPr>
+              <w:t xml:space="preserve">improve </w:t>
+            </w:r>
+            <w:r>
+              <w:rPr>
+                <w:rFonts w:ascii="Arial" w:hAnsi="Arial" w:cs="Arial"/>
+                <w:sz w:val="22"/>
+                <w:szCs w:val="22"/>
+              </w:rPr>
+              <w:t>life skills</w:t>
+            </w:r>
+            <w:r>
+              <w:rPr>
+                <w:rFonts w:ascii="Arial" w:hAnsi="Arial" w:cs="Arial"/>
+                <w:sz w:val="22"/>
+                <w:szCs w:val="22"/>
+              </w:rPr>
+              <w:t xml:space="preserve"> instruction for </w:t>
+            </w:r>
+            <w:r>
+              <w:rPr>
+                <w:rFonts w:ascii="Arial" w:hAnsi="Arial" w:cs="Arial"/>
+                <w:sz w:val="22"/>
+                <w:szCs w:val="22"/>
+              </w:rPr>
+              <w:t>adults with intellectual disabilities</w:t>
             </w:r>
           </w:p>
           <w:p>
@@ -2841,6 +3139,25 @@
                 <w:sz w:val="22"/>
                 <w:szCs w:val="22"/>
               </w:rPr>
+              <w:t>2026</w:t>
+            </w:r>
+          </w:p>
+          <w:p>
+            <w:pPr>
+              <w:pStyle w:val="section2"/>
+              <w:ind w:left="0" w:firstLine="0"/>
+              <w:rPr>
+                <w:rFonts w:ascii="Arial" w:hAnsi="Arial" w:cs="Arial"/>
+                <w:sz w:val="22"/>
+                <w:szCs w:val="22"/>
+              </w:rPr>
+            </w:pPr>
+            <w:r>
+              <w:rPr>
+                <w:rFonts w:ascii="Arial" w:hAnsi="Arial" w:cs="Arial"/>
+                <w:sz w:val="22"/>
+                <w:szCs w:val="22"/>
+              </w:rPr>
               <w:t>2023 – 2025</w:t>
             </w:r>
           </w:p>
@@ -3058,6 +3375,14 @@
                 <w:szCs w:val="22"/>
               </w:rPr>
             </w:pPr>
+            <w:r>
+              <w:rPr>
+                <w:rFonts w:ascii="Arial" w:hAnsi="Arial" w:cs="Arial"/>
+                <w:sz w:val="22"/>
+                <w:szCs w:val="22"/>
+              </w:rPr>
+              <w:t>2015 – 2019</w:t>
+            </w:r>
           </w:p>
         </w:tc>
         <w:tc>
@@ -3088,47 +3413,15 @@
                 <w:sz w:val="22"/>
                 <w:szCs w:val="22"/>
               </w:rPr>
-              <w:t>INSPIRE Postdoctoral Fellowship</w:t>
-            </w:r>
-            <w:r>
-              <w:rPr>
-                <w:rFonts w:ascii="Arial" w:hAnsi="Arial" w:cs="Arial"/>
-                <w:sz w:val="22"/>
-                <w:szCs w:val="22"/>
-              </w:rPr>
-              <w:t xml:space="preserve">, </w:t>
-            </w:r>
-            <w:r>
-              <w:rPr>
-                <w:rFonts w:ascii="Arial" w:hAnsi="Arial" w:cs="Arial"/>
-                <w:sz w:val="22"/>
-                <w:szCs w:val="22"/>
-              </w:rPr>
-              <w:t>NIMH</w:t>
-            </w:r>
-            <w:r>
-              <w:rPr>
-                <w:rFonts w:ascii="Arial" w:hAnsi="Arial" w:cs="Arial"/>
-                <w:sz w:val="22"/>
-                <w:szCs w:val="22"/>
-              </w:rPr>
-              <w:t xml:space="preserve"> T-32</w:t>
-            </w:r>
-            <w:r>
-              <w:rPr>
-                <w:rFonts w:ascii="Arial" w:hAnsi="Arial" w:cs="Arial"/>
-                <w:sz w:val="22"/>
-                <w:szCs w:val="22"/>
-              </w:rPr>
-              <w:t>,</w:t>
-            </w:r>
-            <w:r>
-              <w:rPr>
-                <w:rFonts w:ascii="Arial" w:hAnsi="Arial" w:cs="Arial"/>
-                <w:sz w:val="22"/>
-                <w:szCs w:val="22"/>
-              </w:rPr>
-              <w:t xml:space="preserve"> University of Iowa</w:t>
+              <w:t>Iowa Computational Psychiatry Poster Award Runner-Up</w:t>
+            </w:r>
+            <w:r>
+              <w:rPr>
+                <w:rFonts w:ascii="Arial" w:hAnsi="Arial" w:cs="Arial"/>
+                <w:sz w:val="22"/>
+                <w:szCs w:val="22"/>
+              </w:rPr>
+              <w:t>, University of Iowa</w:t>
             </w:r>
           </w:p>
           <w:p>
@@ -3149,7 +3442,7 @@
                 <w:sz w:val="22"/>
                 <w:szCs w:val="22"/>
               </w:rPr>
-              <w:t>Neuroscience Research Day Poster Award</w:t>
+              <w:t>INSPIRE Postdoctoral Fellowship</w:t>
             </w:r>
             <w:r>
               <w:rPr>
@@ -3165,7 +3458,31 @@
                 <w:sz w:val="22"/>
                 <w:szCs w:val="22"/>
               </w:rPr>
-              <w:t>University of Iowa</w:t>
+              <w:t>NIMH</w:t>
+            </w:r>
+            <w:r>
+              <w:rPr>
+                <w:rFonts w:ascii="Arial" w:hAnsi="Arial" w:cs="Arial"/>
+                <w:sz w:val="22"/>
+                <w:szCs w:val="22"/>
+              </w:rPr>
+              <w:t xml:space="preserve"> T-32</w:t>
+            </w:r>
+            <w:r>
+              <w:rPr>
+                <w:rFonts w:ascii="Arial" w:hAnsi="Arial" w:cs="Arial"/>
+                <w:sz w:val="22"/>
+                <w:szCs w:val="22"/>
+              </w:rPr>
+              <w:t>,</w:t>
+            </w:r>
+            <w:r>
+              <w:rPr>
+                <w:rFonts w:ascii="Arial" w:hAnsi="Arial" w:cs="Arial"/>
+                <w:sz w:val="22"/>
+                <w:szCs w:val="22"/>
+              </w:rPr>
+              <w:t xml:space="preserve"> University of Iowa</w:t>
             </w:r>
           </w:p>
           <w:p>
@@ -3186,7 +3503,7 @@
                 <w:sz w:val="22"/>
                 <w:szCs w:val="22"/>
               </w:rPr>
-              <w:t>R01 Diversity Supplement</w:t>
+              <w:t>Neuroscience Research Day Poster Award</w:t>
             </w:r>
             <w:r>
               <w:rPr>
@@ -3202,23 +3519,7 @@
                 <w:sz w:val="22"/>
                 <w:szCs w:val="22"/>
               </w:rPr>
-              <w:t>NINDS</w:t>
-            </w:r>
-            <w:r>
-              <w:rPr>
-                <w:rFonts w:ascii="Arial" w:hAnsi="Arial" w:cs="Arial"/>
-                <w:sz w:val="22"/>
-                <w:szCs w:val="22"/>
-              </w:rPr>
-              <w:t>,</w:t>
-            </w:r>
-            <w:r>
-              <w:rPr>
-                <w:rFonts w:ascii="Arial" w:hAnsi="Arial" w:cs="Arial"/>
-                <w:sz w:val="22"/>
-                <w:szCs w:val="22"/>
-              </w:rPr>
-              <w:t xml:space="preserve"> University of Iowa</w:t>
+              <w:t>University of Iowa</w:t>
             </w:r>
           </w:p>
           <w:p>
@@ -3239,7 +3540,7 @@
                 <w:sz w:val="22"/>
                 <w:szCs w:val="22"/>
               </w:rPr>
-              <w:t>Pre-Doctoral T-32 Fellowship</w:t>
+              <w:t>R01 Diversity Supplement</w:t>
             </w:r>
             <w:r>
               <w:rPr>
@@ -3292,7 +3593,7 @@
                 <w:sz w:val="22"/>
                 <w:szCs w:val="22"/>
               </w:rPr>
-              <w:t>Pack Advantage Grant</w:t>
+              <w:t>Pre-Doctoral T-32 Fellowship</w:t>
             </w:r>
             <w:r>
               <w:rPr>
@@ -3308,7 +3609,7 @@
                 <w:sz w:val="22"/>
                 <w:szCs w:val="22"/>
               </w:rPr>
-              <w:t>merit-based undergraduate grant</w:t>
+              <w:t>NINDS</w:t>
             </w:r>
             <w:r>
               <w:rPr>
@@ -3324,7 +3625,7 @@
                 <w:sz w:val="22"/>
                 <w:szCs w:val="22"/>
               </w:rPr>
-              <w:t xml:space="preserve"> University of Nevada – Reno </w:t>
+              <w:t xml:space="preserve"> University of Iowa</w:t>
             </w:r>
           </w:p>
           <w:p>
@@ -3345,7 +3646,7 @@
                 <w:sz w:val="22"/>
                 <w:szCs w:val="22"/>
               </w:rPr>
-              <w:t>ASUN Unity Scholarship</w:t>
+              <w:t>Pack Advantage Grant</w:t>
             </w:r>
             <w:r>
               <w:rPr>
@@ -3361,7 +3662,7 @@
                 <w:sz w:val="22"/>
                 <w:szCs w:val="22"/>
               </w:rPr>
-              <w:t>community service scholarship</w:t>
+              <w:t>merit-based undergraduate grant</w:t>
             </w:r>
             <w:r>
               <w:rPr>
@@ -3377,15 +3678,7 @@
                 <w:sz w:val="22"/>
                 <w:szCs w:val="22"/>
               </w:rPr>
-              <w:t xml:space="preserve"> University of </w:t>
-            </w:r>
-            <w:r>
-              <w:rPr>
-                <w:rFonts w:ascii="Arial" w:hAnsi="Arial" w:cs="Arial"/>
-                <w:sz w:val="22"/>
-                <w:szCs w:val="22"/>
-              </w:rPr>
-              <w:t>Nevada – Reno</w:t>
+              <w:t xml:space="preserve"> University of Nevada – Reno </w:t>
             </w:r>
           </w:p>
           <w:p>
@@ -3406,7 +3699,7 @@
                 <w:sz w:val="22"/>
                 <w:szCs w:val="22"/>
               </w:rPr>
-              <w:t>Balloon Race Scholarship</w:t>
+              <w:t>ASUN Unity Scholarship</w:t>
             </w:r>
             <w:r>
               <w:rPr>
@@ -3422,7 +3715,15 @@
                 <w:sz w:val="22"/>
                 <w:szCs w:val="22"/>
               </w:rPr>
-              <w:t>awarded to one student in the state per year,</w:t>
+              <w:t>community service scholarship</w:t>
+            </w:r>
+            <w:r>
+              <w:rPr>
+                <w:rFonts w:ascii="Arial" w:hAnsi="Arial" w:cs="Arial"/>
+                <w:sz w:val="22"/>
+                <w:szCs w:val="22"/>
+              </w:rPr>
+              <w:t>,</w:t>
             </w:r>
             <w:r>
               <w:rPr>
@@ -3438,7 +3739,7 @@
                 <w:sz w:val="22"/>
                 <w:szCs w:val="22"/>
               </w:rPr>
-              <w:t xml:space="preserve">Nevada – Reno </w:t>
+              <w:t>Nevada – Reno</w:t>
             </w:r>
           </w:p>
           <w:p>
@@ -3459,7 +3760,7 @@
                 <w:sz w:val="22"/>
                 <w:szCs w:val="22"/>
               </w:rPr>
-              <w:t>Summer Undergraduate Award</w:t>
+              <w:t>Balloon Race Scholarship</w:t>
             </w:r>
             <w:r>
               <w:rPr>
@@ -3475,7 +3776,15 @@
                 <w:sz w:val="22"/>
                 <w:szCs w:val="22"/>
               </w:rPr>
-              <w:t xml:space="preserve">University of </w:t>
+              <w:t>awarded to one student in the state per year,</w:t>
+            </w:r>
+            <w:r>
+              <w:rPr>
+                <w:rFonts w:ascii="Arial" w:hAnsi="Arial" w:cs="Arial"/>
+                <w:sz w:val="22"/>
+                <w:szCs w:val="22"/>
+              </w:rPr>
+              <w:t xml:space="preserve"> University of </w:t>
             </w:r>
             <w:r>
               <w:rPr>
@@ -3504,7 +3813,7 @@
                 <w:sz w:val="22"/>
                 <w:szCs w:val="22"/>
               </w:rPr>
-              <w:t>Class of ’48 Alumni Scholarship</w:t>
+              <w:t>Summer Undergraduate Award</w:t>
             </w:r>
             <w:r>
               <w:rPr>
@@ -3520,7 +3829,15 @@
                 <w:sz w:val="22"/>
                 <w:szCs w:val="22"/>
               </w:rPr>
-              <w:t xml:space="preserve">University of Nevada – Reno </w:t>
+              <w:t xml:space="preserve">University of </w:t>
+            </w:r>
+            <w:r>
+              <w:rPr>
+                <w:rFonts w:ascii="Arial" w:hAnsi="Arial" w:cs="Arial"/>
+                <w:sz w:val="22"/>
+                <w:szCs w:val="22"/>
+              </w:rPr>
+              <w:t xml:space="preserve">Nevada – Reno </w:t>
             </w:r>
           </w:p>
           <w:p>
@@ -3541,7 +3858,7 @@
                 <w:sz w:val="22"/>
                 <w:szCs w:val="22"/>
               </w:rPr>
-              <w:t>Millenium Scholarship</w:t>
+              <w:t>Class of ’48 Alumni Scholarship</w:t>
             </w:r>
             <w:r>
               <w:rPr>
@@ -3558,6 +3875,92 @@
                 <w:szCs w:val="22"/>
               </w:rPr>
               <w:t xml:space="preserve">University of Nevada – Reno </w:t>
+            </w:r>
+          </w:p>
+          <w:p>
+            <w:pPr>
+              <w:pStyle w:val="section2"/>
+              <w:ind w:left="0" w:firstLine="0"/>
+              <w:rPr>
+                <w:rFonts w:ascii="Arial" w:hAnsi="Arial" w:cs="Arial"/>
+                <w:sz w:val="22"/>
+                <w:szCs w:val="22"/>
+              </w:rPr>
+            </w:pPr>
+            <w:r>
+              <w:rPr>
+                <w:rFonts w:ascii="Arial" w:hAnsi="Arial" w:cs="Arial"/>
+                <w:b/>
+                <w:bCs/>
+                <w:sz w:val="22"/>
+                <w:szCs w:val="22"/>
+              </w:rPr>
+              <w:t>Millen</w:t>
+            </w:r>
+            <w:r>
+              <w:rPr>
+                <w:rFonts w:ascii="Arial" w:hAnsi="Arial" w:cs="Arial"/>
+                <w:b/>
+                <w:bCs/>
+                <w:sz w:val="22"/>
+                <w:szCs w:val="22"/>
+              </w:rPr>
+              <w:t>n</w:t>
+            </w:r>
+            <w:r>
+              <w:rPr>
+                <w:rFonts w:ascii="Arial" w:hAnsi="Arial" w:cs="Arial"/>
+                <w:b/>
+                <w:bCs/>
+                <w:sz w:val="22"/>
+                <w:szCs w:val="22"/>
+              </w:rPr>
+              <w:t>ium Scholarship</w:t>
+            </w:r>
+            <w:r>
+              <w:rPr>
+                <w:rFonts w:ascii="Arial" w:hAnsi="Arial" w:cs="Arial"/>
+                <w:sz w:val="22"/>
+                <w:szCs w:val="22"/>
+              </w:rPr>
+              <w:t xml:space="preserve">, </w:t>
+            </w:r>
+            <w:r>
+              <w:rPr>
+                <w:rFonts w:ascii="Arial" w:hAnsi="Arial" w:cs="Arial"/>
+                <w:sz w:val="22"/>
+                <w:szCs w:val="22"/>
+              </w:rPr>
+              <w:t xml:space="preserve">University of Nevada – Reno </w:t>
+            </w:r>
+          </w:p>
+          <w:p>
+            <w:pPr>
+              <w:pStyle w:val="section2"/>
+              <w:ind w:left="0" w:firstLine="0"/>
+              <w:rPr>
+                <w:rFonts w:ascii="Arial" w:hAnsi="Arial" w:cs="Arial"/>
+                <w:sz w:val="22"/>
+                <w:szCs w:val="22"/>
+              </w:rPr>
+            </w:pPr>
+            <w:r>
+              <w:rPr>
+                <w:rFonts w:ascii="Arial" w:hAnsi="Arial" w:cs="Arial"/>
+                <w:b/>
+                <w:bCs/>
+                <w:sz w:val="22"/>
+                <w:szCs w:val="22"/>
+              </w:rPr>
+              <w:t>Dean’s List Scholar</w:t>
+            </w:r>
+            <w:r>
+              <w:rPr>
+                <w:rFonts w:ascii="Arial" w:hAnsi="Arial" w:cs="Arial"/>
+                <w:sz w:val="22"/>
+                <w:szCs w:val="22"/>
+              </w:rPr>
+              <w:t>, (College of Science, College of Liberal Arts, 7 of 8 semesters), University of Nevada – Reno</w:t>
             </w:r>
           </w:p>
           <w:p>
@@ -3598,7 +4001,6 @@
           <w:bCs/>
         </w:rPr>
       </w:pPr>
-      <w:commentRangeStart w:id="0"/>
       <w:r>
         <w:rPr>
           <w:rFonts w:ascii="Arial" w:hAnsi="Arial" w:cs="Arial"/>
@@ -3606,18 +4008,6 @@
           <w:bCs/>
         </w:rPr>
         <w:t>Memberships</w:t>
-      </w:r>
-      <w:commentRangeEnd w:id="0"/>
-      <w:r>
-        <w:rPr>
-          <w:rStyle w:val="CommentReference"/>
-          <w:rFonts w:ascii="Arial" w:hAnsi="Arial" w:cs="Arial"/>
-          <w:b/>
-          <w:bCs/>
-          <w:sz w:val="24"/>
-          <w:szCs w:val="24"/>
-        </w:rPr>
-        <w:commentReference w:id="0"/>
       </w:r>
     </w:p>
     <w:tbl>
@@ -3658,7 +4048,77 @@
                 <w:sz w:val="22"/>
                 <w:szCs w:val="22"/>
               </w:rPr>
-              <w:t>[Membership Start Date: Year - Membership End Date: Year]</w:t>
+              <w:t>2026</w:t>
+            </w:r>
+          </w:p>
+          <w:p>
+            <w:pPr>
+              <w:pStyle w:val="section2"/>
+              <w:ind w:left="0" w:firstLine="0"/>
+              <w:rPr>
+                <w:rFonts w:ascii="Arial" w:hAnsi="Arial" w:cs="Arial"/>
+                <w:sz w:val="22"/>
+                <w:szCs w:val="22"/>
+              </w:rPr>
+            </w:pPr>
+            <w:r>
+              <w:rPr>
+                <w:rFonts w:ascii="Arial" w:hAnsi="Arial" w:cs="Arial"/>
+                <w:sz w:val="22"/>
+                <w:szCs w:val="22"/>
+              </w:rPr>
+              <w:t>2025</w:t>
+            </w:r>
+          </w:p>
+          <w:p>
+            <w:pPr>
+              <w:pStyle w:val="section2"/>
+              <w:ind w:left="0" w:firstLine="0"/>
+              <w:rPr>
+                <w:rFonts w:ascii="Arial" w:hAnsi="Arial" w:cs="Arial"/>
+                <w:sz w:val="22"/>
+                <w:szCs w:val="22"/>
+              </w:rPr>
+            </w:pPr>
+            <w:r>
+              <w:rPr>
+                <w:rFonts w:ascii="Arial" w:hAnsi="Arial" w:cs="Arial"/>
+                <w:sz w:val="22"/>
+                <w:szCs w:val="22"/>
+              </w:rPr>
+              <w:t>2018</w:t>
+            </w:r>
+            <w:r>
+              <w:rPr>
+                <w:rFonts w:ascii="Arial" w:hAnsi="Arial" w:cs="Arial"/>
+                <w:sz w:val="22"/>
+                <w:szCs w:val="22"/>
+              </w:rPr>
+              <w:t xml:space="preserve"> </w:t>
+            </w:r>
+            <w:r>
+              <w:rPr>
+                <w:rFonts w:ascii="Arial" w:hAnsi="Arial" w:cs="Arial"/>
+                <w:sz w:val="22"/>
+                <w:szCs w:val="22"/>
+              </w:rPr>
+              <w:t>–</w:t>
+            </w:r>
+            <w:r>
+              <w:rPr>
+                <w:rFonts w:ascii="Arial" w:hAnsi="Arial" w:cs="Arial"/>
+                <w:sz w:val="22"/>
+                <w:szCs w:val="22"/>
+              </w:rPr>
+              <w:t xml:space="preserve"> </w:t>
+            </w:r>
+            <w:r>
+              <w:rPr>
+                <w:rFonts w:ascii="Arial" w:hAnsi="Arial" w:cs="Arial"/>
+                <w:sz w:val="22"/>
+                <w:szCs w:val="22"/>
+              </w:rPr>
+              <w:t>19, 2021, 2025</w:t>
             </w:r>
           </w:p>
         </w:tc>
@@ -3688,8 +4148,68 @@
                 <w:sz w:val="22"/>
                 <w:szCs w:val="22"/>
               </w:rPr>
-              <w:t>[Name of Organization]</w:t>
-            </w:r>
+              <w:t>Organization for Human Brain Mapping</w:t>
+            </w:r>
+          </w:p>
+          <w:p>
+            <w:pPr>
+              <w:pStyle w:val="section2"/>
+              <w:ind w:left="0" w:firstLine="0"/>
+              <w:rPr>
+                <w:rFonts w:ascii="Arial" w:hAnsi="Arial" w:cs="Arial"/>
+                <w:sz w:val="22"/>
+                <w:szCs w:val="22"/>
+              </w:rPr>
+            </w:pPr>
+            <w:r>
+              <w:rPr>
+                <w:rFonts w:ascii="Arial" w:hAnsi="Arial" w:cs="Arial"/>
+                <w:sz w:val="22"/>
+                <w:szCs w:val="22"/>
+              </w:rPr>
+              <w:t>Computational Cognitive Neuroscience Society</w:t>
+            </w:r>
+          </w:p>
+          <w:p>
+            <w:pPr>
+              <w:pStyle w:val="section2"/>
+              <w:ind w:left="0" w:firstLine="0"/>
+              <w:rPr>
+                <w:rFonts w:ascii="Arial" w:hAnsi="Arial" w:cs="Arial"/>
+                <w:sz w:val="22"/>
+                <w:szCs w:val="22"/>
+              </w:rPr>
+            </w:pPr>
+            <w:r>
+              <w:rPr>
+                <w:rFonts w:ascii="Arial" w:hAnsi="Arial" w:cs="Arial"/>
+                <w:sz w:val="22"/>
+                <w:szCs w:val="22"/>
+              </w:rPr>
+              <w:t>Society for Neuroscience</w:t>
+            </w:r>
+          </w:p>
+          <w:p>
+            <w:pPr>
+              <w:pStyle w:val="section2"/>
+              <w:ind w:left="0" w:firstLine="0"/>
+              <w:rPr>
+                <w:rFonts w:ascii="Arial" w:hAnsi="Arial" w:cs="Arial"/>
+                <w:sz w:val="22"/>
+                <w:szCs w:val="22"/>
+              </w:rPr>
+            </w:pPr>
+          </w:p>
+          <w:p>
+            <w:pPr>
+              <w:pStyle w:val="section2"/>
+              <w:ind w:left="0" w:firstLine="0"/>
+              <w:rPr>
+                <w:rFonts w:ascii="Arial" w:hAnsi="Arial" w:cs="Arial"/>
+                <w:sz w:val="22"/>
+                <w:szCs w:val="22"/>
+              </w:rPr>
+            </w:pPr>
           </w:p>
         </w:tc>
       </w:tr>
@@ -3790,6 +4310,7 @@
           <w:b/>
           <w:bCs/>
         </w:rPr>
+        <w:lastRenderedPageBreak/>
         <w:t xml:space="preserve">Teaching </w:t>
       </w:r>
       <w:r>
@@ -4097,7 +4618,6 @@
               <w:rPr>
                 <w:rFonts w:ascii="Arial" w:hAnsi="Arial" w:cs="Arial"/>
               </w:rPr>
-              <w:lastRenderedPageBreak/>
               <w:t>Aug. 2024</w:t>
             </w:r>
           </w:p>
@@ -4193,7 +4713,6 @@
               <w:rPr>
                 <w:rFonts w:ascii="Arial" w:hAnsi="Arial" w:cs="Arial"/>
               </w:rPr>
-              <w:lastRenderedPageBreak/>
               <w:t>Haselton, Corey</w:t>
             </w:r>
             <w:r>
@@ -4234,7 +4753,6 @@
               <w:rPr>
                 <w:rFonts w:ascii="Arial" w:hAnsi="Arial" w:cs="Arial"/>
               </w:rPr>
-              <w:lastRenderedPageBreak/>
               <w:t>McKenna Revis</w:t>
             </w:r>
             <w:r>
@@ -4493,6 +5011,212 @@
           </w:tcPr>
           <w:p>
             <w:pPr>
+              <w:pStyle w:val="section2"/>
+              <w:keepNext/>
+              <w:ind w:left="0" w:firstLine="0"/>
+              <w:rPr>
+                <w:rFonts w:ascii="Arial" w:hAnsi="Arial" w:cs="Arial"/>
+                <w:b/>
+                <w:bCs/>
+              </w:rPr>
+            </w:pPr>
+            <w:r>
+              <w:rPr>
+                <w:rFonts w:ascii="Arial" w:hAnsi="Arial" w:cs="Arial"/>
+                <w:b/>
+                <w:bCs/>
+              </w:rPr>
+              <w:t>Guest Lecturing</w:t>
+            </w:r>
+          </w:p>
+          <w:tbl>
+            <w:tblPr>
+              <w:tblW w:w="8028" w:type="dxa"/>
+              <w:tblInd w:w="918" w:type="dxa"/>
+              <w:tblLayout w:type="fixed"/>
+              <w:tblLook w:val="0000" w:firstRow="0" w:lastRow="0" w:firstColumn="0" w:lastColumn="0" w:noHBand="0" w:noVBand="0"/>
+            </w:tblPr>
+            <w:tblGrid>
+              <w:gridCol w:w="1908"/>
+              <w:gridCol w:w="6120"/>
+            </w:tblGrid>
+            <w:tr>
+              <w:tc>
+                <w:tcPr>
+                  <w:tcW w:w="1908" w:type="dxa"/>
+                  <w:tcBorders>
+                    <w:top w:val="nil"/>
+                    <w:left w:val="nil"/>
+                    <w:bottom w:val="nil"/>
+                    <w:right w:val="nil"/>
+                  </w:tcBorders>
+                </w:tcPr>
+                <w:p>
+                  <w:pPr>
+                    <w:spacing w:before="60" w:after="60"/>
+                    <w:rPr>
+                      <w:rFonts w:ascii="Arial" w:hAnsi="Arial" w:cs="Arial"/>
+                    </w:rPr>
+                  </w:pPr>
+                  <w:r>
+                    <w:rPr>
+                      <w:rFonts w:ascii="Arial" w:hAnsi="Arial" w:cs="Arial"/>
+                    </w:rPr>
+                    <w:t>Spring 2023</w:t>
+                  </w:r>
+                </w:p>
+                <w:p>
+                  <w:pPr>
+                    <w:spacing w:before="60" w:after="60"/>
+                    <w:rPr>
+                      <w:rFonts w:ascii="Arial" w:hAnsi="Arial" w:cs="Arial"/>
+                    </w:rPr>
+                  </w:pPr>
+                </w:p>
+                <w:p>
+                  <w:pPr>
+                    <w:spacing w:before="60" w:after="60"/>
+                    <w:rPr>
+                      <w:rFonts w:ascii="Arial" w:hAnsi="Arial" w:cs="Arial"/>
+                    </w:rPr>
+                  </w:pPr>
+                  <w:r>
+                    <w:rPr>
+                      <w:rFonts w:ascii="Arial" w:hAnsi="Arial" w:cs="Arial"/>
+                    </w:rPr>
+                    <w:t>Fall 2022</w:t>
+                  </w:r>
+                </w:p>
+                <w:p>
+                  <w:pPr>
+                    <w:spacing w:before="60" w:after="60"/>
+                    <w:rPr>
+                      <w:rFonts w:ascii="Arial" w:hAnsi="Arial" w:cs="Arial"/>
+                    </w:rPr>
+                  </w:pPr>
+                </w:p>
+              </w:tc>
+              <w:tc>
+                <w:tcPr>
+                  <w:tcW w:w="6120" w:type="dxa"/>
+                  <w:tcBorders>
+                    <w:top w:val="nil"/>
+                    <w:left w:val="nil"/>
+                    <w:bottom w:val="nil"/>
+                    <w:right w:val="nil"/>
+                  </w:tcBorders>
+                </w:tcPr>
+                <w:p>
+                  <w:pPr>
+                    <w:spacing w:before="60" w:after="60"/>
+                    <w:rPr>
+                      <w:rFonts w:ascii="Arial" w:hAnsi="Arial" w:cs="Arial"/>
+                    </w:rPr>
+                  </w:pPr>
+                  <w:r>
+                    <w:rPr>
+                      <w:rFonts w:ascii="Arial" w:hAnsi="Arial" w:cs="Arial"/>
+                    </w:rPr>
+                    <w:t>Brain Lesions and</w:t>
+                  </w:r>
+                  <w:r>
+                    <w:rPr>
+                      <w:rFonts w:ascii="Arial" w:hAnsi="Arial" w:cs="Arial"/>
+                    </w:rPr>
+                    <w:t xml:space="preserve"> Emotion</w:t>
+                  </w:r>
+                  <w:r>
+                    <w:rPr>
+                      <w:rFonts w:ascii="Arial" w:hAnsi="Arial" w:cs="Arial"/>
+                    </w:rPr>
+                    <w:t xml:space="preserve">; </w:t>
+                  </w:r>
+                  <w:r>
+                    <w:rPr>
+                      <w:rFonts w:ascii="Arial" w:hAnsi="Arial" w:cs="Arial"/>
+                      <w:i/>
+                      <w:iCs/>
+                    </w:rPr>
+                    <w:t>Science of Emotion</w:t>
+                  </w:r>
+                  <w:r>
+                    <w:rPr>
+                      <w:rFonts w:ascii="Arial" w:hAnsi="Arial" w:cs="Arial"/>
+                    </w:rPr>
+                    <w:t xml:space="preserve">, </w:t>
+                  </w:r>
+                  <w:r>
+                    <w:rPr>
+                      <w:rFonts w:ascii="Arial" w:hAnsi="Arial" w:cs="Arial"/>
+                    </w:rPr>
+                    <w:t>delivered</w:t>
+                  </w:r>
+                  <w:r>
+                    <w:rPr>
+                      <w:rFonts w:ascii="Arial" w:hAnsi="Arial" w:cs="Arial"/>
+                    </w:rPr>
+                    <w:t xml:space="preserve"> one guest lecture on </w:t>
+                  </w:r>
+                  <w:r>
+                    <w:rPr>
+                      <w:rFonts w:ascii="Arial" w:hAnsi="Arial" w:cs="Arial"/>
+                    </w:rPr>
+                    <w:t>lesion-induced emotional changes</w:t>
+                  </w:r>
+                </w:p>
+                <w:p>
+                  <w:pPr>
+                    <w:spacing w:before="60" w:after="60"/>
+                    <w:rPr>
+                      <w:rFonts w:ascii="Arial" w:hAnsi="Arial" w:cs="Arial"/>
+                    </w:rPr>
+                  </w:pPr>
+                  <w:r>
+                    <w:rPr>
+                      <w:rFonts w:ascii="Arial" w:hAnsi="Arial" w:cs="Arial"/>
+                    </w:rPr>
+                    <w:t>Neuropsychology of Emotion</w:t>
+                  </w:r>
+                  <w:r>
+                    <w:rPr>
+                      <w:rFonts w:ascii="Arial" w:hAnsi="Arial" w:cs="Arial"/>
+                    </w:rPr>
+                    <w:t xml:space="preserve">; </w:t>
+                  </w:r>
+                  <w:r>
+                    <w:rPr>
+                      <w:rFonts w:ascii="Arial" w:hAnsi="Arial" w:cs="Arial"/>
+                      <w:i/>
+                      <w:iCs/>
+                    </w:rPr>
+                    <w:t>Principles of Neuropsychology</w:t>
+                  </w:r>
+                  <w:r>
+                    <w:rPr>
+                      <w:rFonts w:ascii="Arial" w:hAnsi="Arial" w:cs="Arial"/>
+                    </w:rPr>
+                    <w:t xml:space="preserve">, </w:t>
+                  </w:r>
+                  <w:r>
+                    <w:rPr>
+                      <w:rFonts w:ascii="Arial" w:hAnsi="Arial" w:cs="Arial"/>
+                    </w:rPr>
+                    <w:t>delivered one guest lecture on emotion</w:t>
+                  </w:r>
+                </w:p>
+                <w:p>
+                  <w:pPr>
+                    <w:spacing w:before="60" w:after="60"/>
+                    <w:rPr>
+                      <w:rFonts w:ascii="Arial" w:hAnsi="Arial" w:cs="Arial"/>
+                    </w:rPr>
+                  </w:pPr>
+                </w:p>
+              </w:tc>
+            </w:tr>
+          </w:tbl>
+          <w:p>
+            <w:pPr>
               <w:keepNext/>
               <w:rPr>
                 <w:rFonts w:ascii="Arial" w:hAnsi="Arial" w:cs="Arial"/>
@@ -4743,7 +5467,7 @@
               </w:rPr>
               <w:t xml:space="preserve"> (Vol. 6, Issue 4). Oxford, England: Oxford University Press. </w:t>
             </w:r>
-            <w:hyperlink r:id="rId13" w:history="1">
+            <w:hyperlink r:id="rId9" w:history="1">
               <w:r>
                 <w:rPr>
                   <w:rStyle w:val="Hyperlink"/>
@@ -4804,7 +5528,7 @@
                 <w:rFonts w:ascii="Arial" w:hAnsi="Arial" w:cs="Arial"/>
               </w:rPr>
             </w:pPr>
-            <w:hyperlink r:id="rId14" w:history="1">
+            <w:hyperlink r:id="rId10" w:history="1">
               <w:r>
                 <w:rPr>
                   <w:rStyle w:val="Hyperlink"/>
@@ -4813,17 +5537,453 @@
                 <w:t>https://doi.org/10.1002/ana.26681</w:t>
               </w:r>
             </w:hyperlink>
-            <w:r>
-              <w:rPr>
-                <w:rFonts w:ascii="Arial" w:hAnsi="Arial" w:cs="Arial"/>
-              </w:rPr>
-              <w:t xml:space="preserve"> </w:t>
-            </w:r>
-          </w:p>
+          </w:p>
+        </w:tc>
+      </w:tr>
+      <w:tr>
+        <w:tc>
+          <w:tcPr>
+            <w:tcW w:w="641" w:type="dxa"/>
+            <w:tcBorders>
+              <w:top w:val="nil"/>
+              <w:left w:val="nil"/>
+              <w:bottom w:val="nil"/>
+              <w:right w:val="nil"/>
+            </w:tcBorders>
+          </w:tcPr>
           <w:p>
             <w:pPr>
               <w:pStyle w:val="content1"/>
               <w:ind w:left="0"/>
+              <w:rPr>
+                <w:rFonts w:ascii="Arial" w:hAnsi="Arial" w:cs="Arial"/>
+              </w:rPr>
+            </w:pPr>
+          </w:p>
+        </w:tc>
+        <w:tc>
+          <w:tcPr>
+            <w:tcW w:w="9644" w:type="dxa"/>
+            <w:tcBorders>
+              <w:top w:val="nil"/>
+              <w:left w:val="nil"/>
+              <w:bottom w:val="nil"/>
+              <w:right w:val="nil"/>
+            </w:tcBorders>
+          </w:tcPr>
+          <w:p>
+            <w:pPr>
+              <w:pStyle w:val="content1"/>
+              <w:ind w:left="0"/>
+              <w:rPr>
+                <w:rFonts w:ascii="Arial" w:hAnsi="Arial" w:cs="Arial"/>
+                <w:b/>
+                <w:bCs/>
+              </w:rPr>
+            </w:pPr>
+          </w:p>
+        </w:tc>
+      </w:tr>
+    </w:tbl>
+    <w:p>
+      <w:pPr>
+        <w:pStyle w:val="section2"/>
+        <w:keepNext/>
+        <w:ind w:left="0" w:firstLine="0"/>
+        <w:rPr>
+          <w:rFonts w:ascii="Arial" w:hAnsi="Arial" w:cs="Arial"/>
+          <w:b/>
+          <w:bCs/>
+        </w:rPr>
+      </w:pPr>
+      <w:r>
+        <w:rPr>
+          <w:rFonts w:ascii="Arial" w:hAnsi="Arial" w:cs="Arial"/>
+          <w:b/>
+          <w:bCs/>
+        </w:rPr>
+        <w:t>Publications In Progress</w:t>
+      </w:r>
+    </w:p>
+    <w:tbl>
+      <w:tblPr>
+        <w:tblW w:w="10285" w:type="dxa"/>
+        <w:tblInd w:w="727" w:type="dxa"/>
+        <w:tblLayout w:type="fixed"/>
+        <w:tblLook w:val="0000" w:firstRow="0" w:lastRow="0" w:firstColumn="0" w:lastColumn="0" w:noHBand="0" w:noVBand="0"/>
+      </w:tblPr>
+      <w:tblGrid>
+        <w:gridCol w:w="731"/>
+        <w:gridCol w:w="9554"/>
+      </w:tblGrid>
+      <w:tr>
+        <w:tc>
+          <w:tcPr>
+            <w:tcW w:w="731" w:type="dxa"/>
+            <w:tcBorders>
+              <w:top w:val="nil"/>
+              <w:left w:val="nil"/>
+              <w:bottom w:val="nil"/>
+              <w:right w:val="nil"/>
+            </w:tcBorders>
+          </w:tcPr>
+          <w:p>
+            <w:pPr>
+              <w:pStyle w:val="content1"/>
+              <w:ind w:left="0"/>
+              <w:rPr>
+                <w:rFonts w:ascii="Arial" w:hAnsi="Arial" w:cs="Arial"/>
+              </w:rPr>
+            </w:pPr>
+            <w:r>
+              <w:rPr>
+                <w:rFonts w:ascii="Arial" w:hAnsi="Arial" w:cs="Arial"/>
+              </w:rPr>
+              <w:t>1.</w:t>
+            </w:r>
+          </w:p>
+          <w:p>
+            <w:pPr>
+              <w:pStyle w:val="content1"/>
+              <w:ind w:left="0"/>
+              <w:rPr>
+                <w:rFonts w:ascii="Arial" w:hAnsi="Arial" w:cs="Arial"/>
+              </w:rPr>
+            </w:pPr>
+          </w:p>
+          <w:p>
+            <w:pPr>
+              <w:pStyle w:val="content1"/>
+              <w:ind w:left="0"/>
+              <w:rPr>
+                <w:rFonts w:ascii="Arial" w:hAnsi="Arial" w:cs="Arial"/>
+              </w:rPr>
+            </w:pPr>
+          </w:p>
+          <w:p>
+            <w:pPr>
+              <w:pStyle w:val="content1"/>
+              <w:ind w:left="0"/>
+              <w:rPr>
+                <w:rFonts w:ascii="Arial" w:hAnsi="Arial" w:cs="Arial"/>
+              </w:rPr>
+            </w:pPr>
+            <w:r>
+              <w:rPr>
+                <w:rFonts w:ascii="Arial" w:hAnsi="Arial" w:cs="Arial"/>
+              </w:rPr>
+              <w:t>2.</w:t>
+            </w:r>
+          </w:p>
+          <w:p>
+            <w:pPr>
+              <w:pStyle w:val="content1"/>
+              <w:ind w:left="0"/>
+              <w:rPr>
+                <w:rFonts w:ascii="Arial" w:hAnsi="Arial" w:cs="Arial"/>
+              </w:rPr>
+            </w:pPr>
+          </w:p>
+          <w:p>
+            <w:pPr>
+              <w:pStyle w:val="content1"/>
+              <w:ind w:left="0"/>
+              <w:rPr>
+                <w:rFonts w:ascii="Arial" w:hAnsi="Arial" w:cs="Arial"/>
+              </w:rPr>
+            </w:pPr>
+          </w:p>
+          <w:p>
+            <w:pPr>
+              <w:pStyle w:val="content1"/>
+              <w:ind w:left="0"/>
+              <w:rPr>
+                <w:rFonts w:ascii="Arial" w:hAnsi="Arial" w:cs="Arial"/>
+              </w:rPr>
+            </w:pPr>
+            <w:r>
+              <w:rPr>
+                <w:rFonts w:ascii="Arial" w:hAnsi="Arial" w:cs="Arial"/>
+              </w:rPr>
+              <w:t>3.</w:t>
+            </w:r>
+          </w:p>
+        </w:tc>
+        <w:tc>
+          <w:tcPr>
+            <w:tcW w:w="9554" w:type="dxa"/>
+            <w:tcBorders>
+              <w:top w:val="nil"/>
+              <w:left w:val="nil"/>
+              <w:bottom w:val="nil"/>
+              <w:right w:val="nil"/>
+            </w:tcBorders>
+          </w:tcPr>
+          <w:p>
+            <w:pPr>
+              <w:pStyle w:val="content1"/>
+              <w:ind w:left="0"/>
+              <w:rPr>
+                <w:rFonts w:ascii="Arial" w:hAnsi="Arial" w:cs="Arial"/>
+                <w:i/>
+                <w:iCs/>
+              </w:rPr>
+            </w:pPr>
+            <w:r>
+              <w:rPr>
+                <w:rFonts w:ascii="Arial" w:hAnsi="Arial" w:cs="Arial"/>
+                <w:b/>
+                <w:bCs/>
+              </w:rPr>
+              <w:t>Skye, J.</w:t>
+            </w:r>
+            <w:r>
+              <w:rPr>
+                <w:rFonts w:ascii="Arial" w:hAnsi="Arial" w:cs="Arial"/>
+              </w:rPr>
+              <w:t xml:space="preserve">; Kliemann, D.; Boes, A. D.; &amp; Traer, J. A. </w:t>
+            </w:r>
+            <w:r>
+              <w:rPr>
+                <w:rFonts w:ascii="Arial" w:hAnsi="Arial" w:cs="Arial"/>
+                <w:i/>
+                <w:iCs/>
+              </w:rPr>
+              <w:t>Lesion-deficit mapping of social behavior change following focal brain lesions</w:t>
+            </w:r>
+            <w:r>
+              <w:rPr>
+                <w:rFonts w:ascii="Arial" w:hAnsi="Arial" w:cs="Arial"/>
+              </w:rPr>
+              <w:t>.</w:t>
+            </w:r>
+            <w:r>
+              <w:rPr>
+                <w:rFonts w:ascii="Arial" w:hAnsi="Arial" w:cs="Arial"/>
+              </w:rPr>
+              <w:t xml:space="preserve"> Projected submission: S</w:t>
+            </w:r>
+            <w:r>
+              <w:rPr>
+                <w:rFonts w:ascii="Arial" w:hAnsi="Arial" w:cs="Arial"/>
+              </w:rPr>
+              <w:t>ummer</w:t>
+            </w:r>
+            <w:r>
+              <w:rPr>
+                <w:rFonts w:ascii="Arial" w:hAnsi="Arial" w:cs="Arial"/>
+              </w:rPr>
+              <w:t xml:space="preserve"> 2026</w:t>
+            </w:r>
+            <w:r>
+              <w:rPr>
+                <w:rFonts w:ascii="Arial" w:hAnsi="Arial" w:cs="Arial"/>
+              </w:rPr>
+              <w:t xml:space="preserve">, </w:t>
+            </w:r>
+            <w:r>
+              <w:rPr>
+                <w:rFonts w:ascii="Arial" w:hAnsi="Arial" w:cs="Arial"/>
+              </w:rPr>
+              <w:t>(</w:t>
+            </w:r>
+            <w:r>
+              <w:rPr>
+                <w:rFonts w:ascii="Arial" w:hAnsi="Arial" w:cs="Arial"/>
+                <w:i/>
+                <w:iCs/>
+              </w:rPr>
+              <w:t>draft available upon request</w:t>
+            </w:r>
+            <w:r>
+              <w:rPr>
+                <w:rFonts w:ascii="Arial" w:hAnsi="Arial" w:cs="Arial"/>
+              </w:rPr>
+              <w:t>)</w:t>
+            </w:r>
+          </w:p>
+          <w:p>
+            <w:pPr>
+              <w:pStyle w:val="content1"/>
+              <w:ind w:left="0"/>
+              <w:rPr>
+                <w:rFonts w:ascii="Arial" w:hAnsi="Arial" w:cs="Arial"/>
+              </w:rPr>
+            </w:pPr>
+            <w:r>
+              <w:rPr>
+                <w:rFonts w:ascii="Arial" w:hAnsi="Arial" w:cs="Arial"/>
+                <w:b/>
+                <w:bCs/>
+              </w:rPr>
+              <w:t>Skye, J.</w:t>
+            </w:r>
+            <w:r>
+              <w:rPr>
+                <w:rFonts w:ascii="Arial" w:hAnsi="Arial" w:cs="Arial"/>
+              </w:rPr>
+              <w:t xml:space="preserve">; </w:t>
+            </w:r>
+            <w:r>
+              <w:rPr>
+                <w:rFonts w:ascii="Arial" w:hAnsi="Arial" w:cs="Arial"/>
+              </w:rPr>
+              <w:t xml:space="preserve">Peters, J. Y.; Luna, J. T.; </w:t>
+            </w:r>
+            <w:r>
+              <w:rPr>
+                <w:rFonts w:ascii="Arial" w:hAnsi="Arial" w:cs="Arial"/>
+              </w:rPr>
+              <w:t>Traer, J. A.</w:t>
+            </w:r>
+            <w:r>
+              <w:rPr>
+                <w:rFonts w:ascii="Arial" w:hAnsi="Arial" w:cs="Arial"/>
+              </w:rPr>
+              <w:t xml:space="preserve">; &amp; </w:t>
+            </w:r>
+            <w:r>
+              <w:rPr>
+                <w:rFonts w:ascii="Arial" w:hAnsi="Arial" w:cs="Arial"/>
+              </w:rPr>
+              <w:t xml:space="preserve">Kliemann, D. </w:t>
+            </w:r>
+            <w:r>
+              <w:rPr>
+                <w:rFonts w:ascii="Arial" w:hAnsi="Arial" w:cs="Arial"/>
+                <w:i/>
+                <w:iCs/>
+              </w:rPr>
+              <w:t>Low-level acoustic feature perception differs across emotional speech</w:t>
+            </w:r>
+            <w:r>
+              <w:rPr>
+                <w:rFonts w:ascii="Arial" w:hAnsi="Arial" w:cs="Arial"/>
+              </w:rPr>
+              <w:t>.</w:t>
+            </w:r>
+            <w:r>
+              <w:rPr>
+                <w:rFonts w:ascii="Arial" w:hAnsi="Arial" w:cs="Arial"/>
+              </w:rPr>
+              <w:t xml:space="preserve"> Projected submission: S</w:t>
+            </w:r>
+            <w:r>
+              <w:rPr>
+                <w:rFonts w:ascii="Arial" w:hAnsi="Arial" w:cs="Arial"/>
+              </w:rPr>
+              <w:t>ummer</w:t>
+            </w:r>
+            <w:r>
+              <w:rPr>
+                <w:rFonts w:ascii="Arial" w:hAnsi="Arial" w:cs="Arial"/>
+              </w:rPr>
+              <w:t xml:space="preserve"> 2026</w:t>
+            </w:r>
+            <w:r>
+              <w:rPr>
+                <w:rFonts w:ascii="Arial" w:hAnsi="Arial" w:cs="Arial"/>
+              </w:rPr>
+              <w:t xml:space="preserve">, </w:t>
+            </w:r>
+            <w:r>
+              <w:rPr>
+                <w:rFonts w:ascii="Arial" w:hAnsi="Arial" w:cs="Arial"/>
+              </w:rPr>
+              <w:t>(</w:t>
+            </w:r>
+            <w:r>
+              <w:rPr>
+                <w:rFonts w:ascii="Arial" w:hAnsi="Arial" w:cs="Arial"/>
+                <w:i/>
+                <w:iCs/>
+              </w:rPr>
+              <w:t>draft available upon request</w:t>
+            </w:r>
+            <w:r>
+              <w:rPr>
+                <w:rFonts w:ascii="Arial" w:hAnsi="Arial" w:cs="Arial"/>
+              </w:rPr>
+              <w:t>)</w:t>
+            </w:r>
+          </w:p>
+          <w:p>
+            <w:pPr>
+              <w:pStyle w:val="content1"/>
+              <w:ind w:left="0" w:hanging="18"/>
+              <w:rPr>
+                <w:rFonts w:ascii="Arial" w:hAnsi="Arial" w:cs="Arial"/>
+              </w:rPr>
+            </w:pPr>
+            <w:r>
+              <w:rPr>
+                <w:rFonts w:ascii="Arial" w:hAnsi="Arial" w:cs="Arial"/>
+                <w:b/>
+                <w:bCs/>
+              </w:rPr>
+              <w:t>Skye, J.</w:t>
+            </w:r>
+            <w:r>
+              <w:rPr>
+                <w:rFonts w:ascii="Arial" w:hAnsi="Arial" w:cs="Arial"/>
+              </w:rPr>
+              <w:t xml:space="preserve">; </w:t>
+            </w:r>
+            <w:r>
+              <w:rPr>
+                <w:rFonts w:ascii="Arial" w:hAnsi="Arial" w:cs="Arial"/>
+              </w:rPr>
+              <w:t>Boes, A.</w:t>
+            </w:r>
+            <w:r>
+              <w:rPr>
+                <w:rFonts w:ascii="Arial" w:hAnsi="Arial" w:cs="Arial"/>
+              </w:rPr>
+              <w:t xml:space="preserve"> </w:t>
+            </w:r>
+            <w:r>
+              <w:rPr>
+                <w:rFonts w:ascii="Arial" w:hAnsi="Arial" w:cs="Arial"/>
+              </w:rPr>
+              <w:t xml:space="preserve">D.; Kliemann, D.; &amp; </w:t>
+            </w:r>
+            <w:r>
+              <w:rPr>
+                <w:rFonts w:ascii="Arial" w:hAnsi="Arial" w:cs="Arial"/>
+              </w:rPr>
+              <w:t xml:space="preserve">Traer, J. A. </w:t>
+            </w:r>
+            <w:r>
+              <w:rPr>
+                <w:rFonts w:ascii="Arial" w:hAnsi="Arial" w:cs="Arial"/>
+                <w:i/>
+                <w:iCs/>
+              </w:rPr>
+              <w:t>Predicting outcomes from the topology of behavior in brain lesion patients</w:t>
+            </w:r>
+            <w:r>
+              <w:rPr>
+                <w:rFonts w:ascii="Arial" w:hAnsi="Arial" w:cs="Arial"/>
+              </w:rPr>
+              <w:t>.</w:t>
+            </w:r>
+            <w:r>
+              <w:rPr>
+                <w:rFonts w:ascii="Arial" w:hAnsi="Arial" w:cs="Arial"/>
+              </w:rPr>
+              <w:t xml:space="preserve"> Projected submission: Summer/Fall 2026</w:t>
+            </w:r>
+            <w:r>
+              <w:rPr>
+                <w:rFonts w:ascii="Arial" w:hAnsi="Arial" w:cs="Arial"/>
+              </w:rPr>
+              <w:t xml:space="preserve"> </w:t>
+            </w:r>
+          </w:p>
+          <w:p>
+            <w:pPr>
+              <w:pStyle w:val="content1"/>
+              <w:ind w:left="0" w:hanging="18"/>
               <w:rPr>
                 <w:rFonts w:ascii="Arial" w:hAnsi="Arial" w:cs="Arial"/>
               </w:rPr>
@@ -4851,6 +6011,7 @@
           <w:bCs/>
           <w:u w:val="none"/>
         </w:rPr>
+        <w:lastRenderedPageBreak/>
         <w:t>Conference Posters</w:t>
       </w:r>
     </w:p>
@@ -4983,12 +6144,6 @@
                 <w:rFonts w:ascii="Arial" w:hAnsi="Arial" w:cs="Arial"/>
               </w:rPr>
             </w:pPr>
-            <w:r>
-              <w:rPr>
-                <w:rFonts w:ascii="Arial" w:hAnsi="Arial" w:cs="Arial"/>
-              </w:rPr>
-              <w:t>4.</w:t>
-            </w:r>
           </w:p>
           <w:p>
             <w:pPr>
@@ -4998,6 +6153,12 @@
                 <w:rFonts w:ascii="Arial" w:hAnsi="Arial" w:cs="Arial"/>
               </w:rPr>
             </w:pPr>
+            <w:r>
+              <w:rPr>
+                <w:rFonts w:ascii="Arial" w:hAnsi="Arial" w:cs="Arial"/>
+              </w:rPr>
+              <w:t>4.</w:t>
+            </w:r>
           </w:p>
           <w:p>
             <w:pPr>
@@ -5016,12 +6177,6 @@
                 <w:rFonts w:ascii="Arial" w:hAnsi="Arial" w:cs="Arial"/>
               </w:rPr>
             </w:pPr>
-            <w:r>
-              <w:rPr>
-                <w:rFonts w:ascii="Arial" w:hAnsi="Arial" w:cs="Arial"/>
-              </w:rPr>
-              <w:t>5.</w:t>
-            </w:r>
           </w:p>
           <w:p>
             <w:pPr>
@@ -5031,6 +6186,12 @@
                 <w:rFonts w:ascii="Arial" w:hAnsi="Arial" w:cs="Arial"/>
               </w:rPr>
             </w:pPr>
+            <w:r>
+              <w:rPr>
+                <w:rFonts w:ascii="Arial" w:hAnsi="Arial" w:cs="Arial"/>
+              </w:rPr>
+              <w:t>5.</w:t>
+            </w:r>
           </w:p>
           <w:p>
             <w:pPr>
@@ -5049,12 +6210,6 @@
                 <w:rFonts w:ascii="Arial" w:hAnsi="Arial" w:cs="Arial"/>
               </w:rPr>
             </w:pPr>
-            <w:r>
-              <w:rPr>
-                <w:rFonts w:ascii="Arial" w:hAnsi="Arial" w:cs="Arial"/>
-              </w:rPr>
-              <w:t>6.</w:t>
-            </w:r>
           </w:p>
           <w:p>
             <w:pPr>
@@ -5064,6 +6219,12 @@
                 <w:rFonts w:ascii="Arial" w:hAnsi="Arial" w:cs="Arial"/>
               </w:rPr>
             </w:pPr>
+            <w:r>
+              <w:rPr>
+                <w:rFonts w:ascii="Arial" w:hAnsi="Arial" w:cs="Arial"/>
+              </w:rPr>
+              <w:t>6.</w:t>
+            </w:r>
           </w:p>
           <w:p>
             <w:pPr>
@@ -5082,12 +6243,6 @@
                 <w:rFonts w:ascii="Arial" w:hAnsi="Arial" w:cs="Arial"/>
               </w:rPr>
             </w:pPr>
-            <w:r>
-              <w:rPr>
-                <w:rFonts w:ascii="Arial" w:hAnsi="Arial" w:cs="Arial"/>
-              </w:rPr>
-              <w:t>7.</w:t>
-            </w:r>
           </w:p>
           <w:p>
             <w:pPr>
@@ -5097,6 +6252,12 @@
                 <w:rFonts w:ascii="Arial" w:hAnsi="Arial" w:cs="Arial"/>
               </w:rPr>
             </w:pPr>
+            <w:r>
+              <w:rPr>
+                <w:rFonts w:ascii="Arial" w:hAnsi="Arial" w:cs="Arial"/>
+              </w:rPr>
+              <w:t>7.</w:t>
+            </w:r>
           </w:p>
           <w:p>
             <w:pPr>
@@ -5115,12 +6276,6 @@
                 <w:rFonts w:ascii="Arial" w:hAnsi="Arial" w:cs="Arial"/>
               </w:rPr>
             </w:pPr>
-            <w:r>
-              <w:rPr>
-                <w:rFonts w:ascii="Arial" w:hAnsi="Arial" w:cs="Arial"/>
-              </w:rPr>
-              <w:t>8.</w:t>
-            </w:r>
           </w:p>
           <w:p>
             <w:pPr>
@@ -5130,6 +6285,12 @@
                 <w:rFonts w:ascii="Arial" w:hAnsi="Arial" w:cs="Arial"/>
               </w:rPr>
             </w:pPr>
+            <w:r>
+              <w:rPr>
+                <w:rFonts w:ascii="Arial" w:hAnsi="Arial" w:cs="Arial"/>
+              </w:rPr>
+              <w:t>8.</w:t>
+            </w:r>
           </w:p>
           <w:p>
             <w:pPr>
@@ -5148,12 +6309,6 @@
                 <w:rFonts w:ascii="Arial" w:hAnsi="Arial" w:cs="Arial"/>
               </w:rPr>
             </w:pPr>
-            <w:r>
-              <w:rPr>
-                <w:rFonts w:ascii="Arial" w:hAnsi="Arial" w:cs="Arial"/>
-              </w:rPr>
-              <w:t>9.</w:t>
-            </w:r>
           </w:p>
           <w:p>
             <w:pPr>
@@ -5163,6 +6318,12 @@
                 <w:rFonts w:ascii="Arial" w:hAnsi="Arial" w:cs="Arial"/>
               </w:rPr>
             </w:pPr>
+            <w:r>
+              <w:rPr>
+                <w:rFonts w:ascii="Arial" w:hAnsi="Arial" w:cs="Arial"/>
+              </w:rPr>
+              <w:t>9.</w:t>
+            </w:r>
           </w:p>
           <w:p>
             <w:pPr>
@@ -5181,12 +6342,6 @@
                 <w:rFonts w:ascii="Arial" w:hAnsi="Arial" w:cs="Arial"/>
               </w:rPr>
             </w:pPr>
-            <w:r>
-              <w:rPr>
-                <w:rFonts w:ascii="Arial" w:hAnsi="Arial" w:cs="Arial"/>
-              </w:rPr>
-              <w:t>10.</w:t>
-            </w:r>
           </w:p>
           <w:p>
             <w:pPr>
@@ -5196,6 +6351,12 @@
                 <w:rFonts w:ascii="Arial" w:hAnsi="Arial" w:cs="Arial"/>
               </w:rPr>
             </w:pPr>
+            <w:r>
+              <w:rPr>
+                <w:rFonts w:ascii="Arial" w:hAnsi="Arial" w:cs="Arial"/>
+              </w:rPr>
+              <w:t>10.</w:t>
+            </w:r>
           </w:p>
           <w:p>
             <w:pPr>
@@ -5214,12 +6375,6 @@
                 <w:rFonts w:ascii="Arial" w:hAnsi="Arial" w:cs="Arial"/>
               </w:rPr>
             </w:pPr>
-            <w:r>
-              <w:rPr>
-                <w:rFonts w:ascii="Arial" w:hAnsi="Arial" w:cs="Arial"/>
-              </w:rPr>
-              <w:t>11.</w:t>
-            </w:r>
           </w:p>
           <w:p>
             <w:pPr>
@@ -5229,6 +6384,12 @@
                 <w:rFonts w:ascii="Arial" w:hAnsi="Arial" w:cs="Arial"/>
               </w:rPr>
             </w:pPr>
+            <w:r>
+              <w:rPr>
+                <w:rFonts w:ascii="Arial" w:hAnsi="Arial" w:cs="Arial"/>
+              </w:rPr>
+              <w:t>11.</w:t>
+            </w:r>
           </w:p>
           <w:p>
             <w:pPr>
@@ -5247,12 +6408,6 @@
                 <w:rFonts w:ascii="Arial" w:hAnsi="Arial" w:cs="Arial"/>
               </w:rPr>
             </w:pPr>
-            <w:r>
-              <w:rPr>
-                <w:rFonts w:ascii="Arial" w:hAnsi="Arial" w:cs="Arial"/>
-              </w:rPr>
-              <w:t>12.</w:t>
-            </w:r>
           </w:p>
           <w:p>
             <w:pPr>
@@ -5262,6 +6417,12 @@
                 <w:rFonts w:ascii="Arial" w:hAnsi="Arial" w:cs="Arial"/>
               </w:rPr>
             </w:pPr>
+            <w:r>
+              <w:rPr>
+                <w:rFonts w:ascii="Arial" w:hAnsi="Arial" w:cs="Arial"/>
+              </w:rPr>
+              <w:t>12.</w:t>
+            </w:r>
           </w:p>
           <w:p>
             <w:pPr>
@@ -5280,12 +6441,6 @@
                 <w:rFonts w:ascii="Arial" w:hAnsi="Arial" w:cs="Arial"/>
               </w:rPr>
             </w:pPr>
-            <w:r>
-              <w:rPr>
-                <w:rFonts w:ascii="Arial" w:hAnsi="Arial" w:cs="Arial"/>
-              </w:rPr>
-              <w:t>13.</w:t>
-            </w:r>
           </w:p>
           <w:p>
             <w:pPr>
@@ -5295,6 +6450,12 @@
                 <w:rFonts w:ascii="Arial" w:hAnsi="Arial" w:cs="Arial"/>
               </w:rPr>
             </w:pPr>
+            <w:r>
+              <w:rPr>
+                <w:rFonts w:ascii="Arial" w:hAnsi="Arial" w:cs="Arial"/>
+              </w:rPr>
+              <w:t>13.</w:t>
+            </w:r>
           </w:p>
           <w:p>
             <w:pPr>
@@ -5313,12 +6474,6 @@
                 <w:rFonts w:ascii="Arial" w:hAnsi="Arial" w:cs="Arial"/>
               </w:rPr>
             </w:pPr>
-            <w:r>
-              <w:rPr>
-                <w:rFonts w:ascii="Arial" w:hAnsi="Arial" w:cs="Arial"/>
-              </w:rPr>
-              <w:t>14.</w:t>
-            </w:r>
           </w:p>
           <w:p>
             <w:pPr>
@@ -5328,6 +6483,12 @@
                 <w:rFonts w:ascii="Arial" w:hAnsi="Arial" w:cs="Arial"/>
               </w:rPr>
             </w:pPr>
+            <w:r>
+              <w:rPr>
+                <w:rFonts w:ascii="Arial" w:hAnsi="Arial" w:cs="Arial"/>
+              </w:rPr>
+              <w:t>14.</w:t>
+            </w:r>
           </w:p>
           <w:p>
             <w:pPr>
@@ -5346,12 +6507,6 @@
                 <w:rFonts w:ascii="Arial" w:hAnsi="Arial" w:cs="Arial"/>
               </w:rPr>
             </w:pPr>
-            <w:r>
-              <w:rPr>
-                <w:rFonts w:ascii="Arial" w:hAnsi="Arial" w:cs="Arial"/>
-              </w:rPr>
-              <w:t>15.</w:t>
-            </w:r>
           </w:p>
           <w:p>
             <w:pPr>
@@ -5361,6 +6516,12 @@
                 <w:rFonts w:ascii="Arial" w:hAnsi="Arial" w:cs="Arial"/>
               </w:rPr>
             </w:pPr>
+            <w:r>
+              <w:rPr>
+                <w:rFonts w:ascii="Arial" w:hAnsi="Arial" w:cs="Arial"/>
+              </w:rPr>
+              <w:t>15.</w:t>
+            </w:r>
           </w:p>
           <w:p>
             <w:pPr>
@@ -5379,12 +6540,6 @@
                 <w:rFonts w:ascii="Arial" w:hAnsi="Arial" w:cs="Arial"/>
               </w:rPr>
             </w:pPr>
-            <w:r>
-              <w:rPr>
-                <w:rFonts w:ascii="Arial" w:hAnsi="Arial" w:cs="Arial"/>
-              </w:rPr>
-              <w:t>16.</w:t>
-            </w:r>
           </w:p>
           <w:p>
             <w:pPr>
@@ -5394,6 +6549,12 @@
                 <w:rFonts w:ascii="Arial" w:hAnsi="Arial" w:cs="Arial"/>
               </w:rPr>
             </w:pPr>
+            <w:r>
+              <w:rPr>
+                <w:rFonts w:ascii="Arial" w:hAnsi="Arial" w:cs="Arial"/>
+              </w:rPr>
+              <w:t>16.</w:t>
+            </w:r>
           </w:p>
           <w:p>
             <w:pPr>
@@ -5412,12 +6573,6 @@
                 <w:rFonts w:ascii="Arial" w:hAnsi="Arial" w:cs="Arial"/>
               </w:rPr>
             </w:pPr>
-            <w:r>
-              <w:rPr>
-                <w:rFonts w:ascii="Arial" w:hAnsi="Arial" w:cs="Arial"/>
-              </w:rPr>
-              <w:t>17.</w:t>
-            </w:r>
           </w:p>
           <w:p>
             <w:pPr>
@@ -5427,6 +6582,12 @@
                 <w:rFonts w:ascii="Arial" w:hAnsi="Arial" w:cs="Arial"/>
               </w:rPr>
             </w:pPr>
+            <w:r>
+              <w:rPr>
+                <w:rFonts w:ascii="Arial" w:hAnsi="Arial" w:cs="Arial"/>
+              </w:rPr>
+              <w:t>17.</w:t>
+            </w:r>
           </w:p>
           <w:p>
             <w:pPr>
@@ -5436,24 +6597,6 @@
                 <w:rFonts w:ascii="Arial" w:hAnsi="Arial" w:cs="Arial"/>
               </w:rPr>
             </w:pPr>
-            <w:r>
-              <w:rPr>
-                <w:rFonts w:ascii="Arial" w:hAnsi="Arial" w:cs="Arial"/>
-              </w:rPr>
-              <w:t>1</w:t>
-            </w:r>
-            <w:r>
-              <w:rPr>
-                <w:rFonts w:ascii="Arial" w:hAnsi="Arial" w:cs="Arial"/>
-              </w:rPr>
-              <w:t>8</w:t>
-            </w:r>
-            <w:r>
-              <w:rPr>
-                <w:rFonts w:ascii="Arial" w:hAnsi="Arial" w:cs="Arial"/>
-              </w:rPr>
-              <w:t>.</w:t>
-            </w:r>
           </w:p>
           <w:p>
             <w:pPr>
@@ -5463,6 +6606,24 @@
                 <w:rFonts w:ascii="Arial" w:hAnsi="Arial" w:cs="Arial"/>
               </w:rPr>
             </w:pPr>
+            <w:r>
+              <w:rPr>
+                <w:rFonts w:ascii="Arial" w:hAnsi="Arial" w:cs="Arial"/>
+              </w:rPr>
+              <w:t>1</w:t>
+            </w:r>
+            <w:r>
+              <w:rPr>
+                <w:rFonts w:ascii="Arial" w:hAnsi="Arial" w:cs="Arial"/>
+              </w:rPr>
+              <w:t>8</w:t>
+            </w:r>
+            <w:r>
+              <w:rPr>
+                <w:rFonts w:ascii="Arial" w:hAnsi="Arial" w:cs="Arial"/>
+              </w:rPr>
+              <w:t>.</w:t>
+            </w:r>
           </w:p>
           <w:p>
             <w:pPr>
@@ -5481,24 +6642,6 @@
                 <w:rFonts w:ascii="Arial" w:hAnsi="Arial" w:cs="Arial"/>
               </w:rPr>
             </w:pPr>
-            <w:r>
-              <w:rPr>
-                <w:rFonts w:ascii="Arial" w:hAnsi="Arial" w:cs="Arial"/>
-              </w:rPr>
-              <w:t>1</w:t>
-            </w:r>
-            <w:r>
-              <w:rPr>
-                <w:rFonts w:ascii="Arial" w:hAnsi="Arial" w:cs="Arial"/>
-              </w:rPr>
-              <w:t>9</w:t>
-            </w:r>
-            <w:r>
-              <w:rPr>
-                <w:rFonts w:ascii="Arial" w:hAnsi="Arial" w:cs="Arial"/>
-              </w:rPr>
-              <w:t>.</w:t>
-            </w:r>
           </w:p>
           <w:p>
             <w:pPr>
@@ -5508,6 +6651,24 @@
                 <w:rFonts w:ascii="Arial" w:hAnsi="Arial" w:cs="Arial"/>
               </w:rPr>
             </w:pPr>
+            <w:r>
+              <w:rPr>
+                <w:rFonts w:ascii="Arial" w:hAnsi="Arial" w:cs="Arial"/>
+              </w:rPr>
+              <w:t>1</w:t>
+            </w:r>
+            <w:r>
+              <w:rPr>
+                <w:rFonts w:ascii="Arial" w:hAnsi="Arial" w:cs="Arial"/>
+              </w:rPr>
+              <w:t>9</w:t>
+            </w:r>
+            <w:r>
+              <w:rPr>
+                <w:rFonts w:ascii="Arial" w:hAnsi="Arial" w:cs="Arial"/>
+              </w:rPr>
+              <w:t>.</w:t>
+            </w:r>
           </w:p>
           <w:p>
             <w:pPr>
@@ -5526,18 +6687,6 @@
                 <w:rFonts w:ascii="Arial" w:hAnsi="Arial" w:cs="Arial"/>
               </w:rPr>
             </w:pPr>
-            <w:r>
-              <w:rPr>
-                <w:rFonts w:ascii="Arial" w:hAnsi="Arial" w:cs="Arial"/>
-              </w:rPr>
-              <w:t>20</w:t>
-            </w:r>
-            <w:r>
-              <w:rPr>
-                <w:rFonts w:ascii="Arial" w:hAnsi="Arial" w:cs="Arial"/>
-              </w:rPr>
-              <w:t>.</w:t>
-            </w:r>
           </w:p>
           <w:p>
             <w:pPr>
@@ -5547,6 +6696,18 @@
                 <w:rFonts w:ascii="Arial" w:hAnsi="Arial" w:cs="Arial"/>
               </w:rPr>
             </w:pPr>
+            <w:r>
+              <w:rPr>
+                <w:rFonts w:ascii="Arial" w:hAnsi="Arial" w:cs="Arial"/>
+              </w:rPr>
+              <w:t>20</w:t>
+            </w:r>
+            <w:r>
+              <w:rPr>
+                <w:rFonts w:ascii="Arial" w:hAnsi="Arial" w:cs="Arial"/>
+              </w:rPr>
+              <w:t>.</w:t>
+            </w:r>
           </w:p>
           <w:p>
             <w:pPr>
@@ -5565,12 +6726,6 @@
                 <w:rFonts w:ascii="Arial" w:hAnsi="Arial" w:cs="Arial"/>
               </w:rPr>
             </w:pPr>
-            <w:r>
-              <w:rPr>
-                <w:rFonts w:ascii="Arial" w:hAnsi="Arial" w:cs="Arial"/>
-              </w:rPr>
-              <w:t>21.</w:t>
-            </w:r>
           </w:p>
           <w:p>
             <w:pPr>
@@ -5580,6 +6735,12 @@
                 <w:rFonts w:ascii="Arial" w:hAnsi="Arial" w:cs="Arial"/>
               </w:rPr>
             </w:pPr>
+            <w:r>
+              <w:rPr>
+                <w:rFonts w:ascii="Arial" w:hAnsi="Arial" w:cs="Arial"/>
+              </w:rPr>
+              <w:t>21.</w:t>
+            </w:r>
           </w:p>
           <w:p>
             <w:pPr>
@@ -5589,11 +6750,53 @@
                 <w:rFonts w:ascii="Arial" w:hAnsi="Arial" w:cs="Arial"/>
               </w:rPr>
             </w:pPr>
+          </w:p>
+          <w:p>
+            <w:pPr>
+              <w:pStyle w:val="content1"/>
+              <w:ind w:left="0"/>
+              <w:rPr>
+                <w:rFonts w:ascii="Arial" w:hAnsi="Arial" w:cs="Arial"/>
+              </w:rPr>
+            </w:pPr>
+          </w:p>
+          <w:p>
+            <w:pPr>
+              <w:pStyle w:val="content1"/>
+              <w:ind w:left="0"/>
+              <w:rPr>
+                <w:rFonts w:ascii="Arial" w:hAnsi="Arial" w:cs="Arial"/>
+              </w:rPr>
+            </w:pPr>
             <w:r>
               <w:rPr>
                 <w:rFonts w:ascii="Arial" w:hAnsi="Arial" w:cs="Arial"/>
               </w:rPr>
               <w:t>22.</w:t>
+            </w:r>
+          </w:p>
+          <w:p>
+            <w:pPr>
+              <w:pStyle w:val="content1"/>
+              <w:ind w:left="0"/>
+              <w:rPr>
+                <w:rFonts w:ascii="Arial" w:hAnsi="Arial" w:cs="Arial"/>
+              </w:rPr>
+            </w:pPr>
+          </w:p>
+          <w:p>
+            <w:pPr>
+              <w:pStyle w:val="content1"/>
+              <w:ind w:left="0"/>
+              <w:rPr>
+                <w:rFonts w:ascii="Arial" w:hAnsi="Arial" w:cs="Arial"/>
+              </w:rPr>
+            </w:pPr>
+            <w:r>
+              <w:rPr>
+                <w:rFonts w:ascii="Arial" w:hAnsi="Arial" w:cs="Arial"/>
+              </w:rPr>
+              <w:t>23.</w:t>
             </w:r>
           </w:p>
         </w:tc>
@@ -5651,31 +6854,37 @@
               <w:rPr>
                 <w:rFonts w:ascii="Arial" w:hAnsi="Arial" w:cs="Arial"/>
               </w:rPr>
-              <w:t xml:space="preserve">; Boes, A. D.; Kliemann, D.; &amp; Traer, J. A. (2025). Predicting stroke recovery with nonlinear low-dimensional embeddings of behavioral profiles. </w:t>
-            </w:r>
-            <w:r>
-              <w:rPr>
-                <w:rFonts w:ascii="Arial" w:hAnsi="Arial" w:cs="Arial"/>
-              </w:rPr>
-              <w:t>San Diego, CA</w:t>
-            </w:r>
-            <w:r>
-              <w:rPr>
-                <w:rFonts w:ascii="Arial" w:hAnsi="Arial" w:cs="Arial"/>
-              </w:rPr>
-              <w:t xml:space="preserve">: </w:t>
-            </w:r>
-            <w:r>
-              <w:rPr>
-                <w:rFonts w:ascii="Arial" w:hAnsi="Arial" w:cs="Arial"/>
-              </w:rPr>
-              <w:t>Society for</w:t>
-            </w:r>
-            <w:r>
-              <w:rPr>
-                <w:rFonts w:ascii="Arial" w:hAnsi="Arial" w:cs="Arial"/>
-              </w:rPr>
-              <w:t xml:space="preserve"> Neuroscience.</w:t>
+              <w:t xml:space="preserve">; Boes, A. D.; </w:t>
+            </w:r>
+            <w:r>
+              <w:rPr>
+                <w:rFonts w:ascii="Arial" w:hAnsi="Arial" w:cs="Arial"/>
+              </w:rPr>
+              <w:t>Kliemann, D</w:t>
+            </w:r>
+            <w:r>
+              <w:rPr>
+                <w:rFonts w:ascii="Arial" w:hAnsi="Arial" w:cs="Arial"/>
+              </w:rPr>
+              <w:t>.</w:t>
+            </w:r>
+            <w:r>
+              <w:rPr>
+                <w:rFonts w:ascii="Arial" w:hAnsi="Arial" w:cs="Arial"/>
+              </w:rPr>
+              <w:t xml:space="preserve">; &amp; </w:t>
+            </w:r>
+            <w:r>
+              <w:rPr>
+                <w:rFonts w:ascii="Arial" w:hAnsi="Arial" w:cs="Arial"/>
+              </w:rPr>
+              <w:t xml:space="preserve">Traer, J. A. (2026). </w:t>
+            </w:r>
+            <w:r>
+              <w:rPr>
+                <w:rFonts w:ascii="Arial" w:hAnsi="Arial" w:cs="Arial"/>
+              </w:rPr>
+              <w:t>Predicting outcomes from the topology of behavior in brain lesion patients. Iowa City, IA: Computational Psychiatry Symposium.</w:t>
             </w:r>
           </w:p>
           <w:p>
@@ -5698,7 +6907,51 @@
               <w:rPr>
                 <w:rFonts w:ascii="Arial" w:hAnsi="Arial" w:cs="Arial"/>
               </w:rPr>
-              <w:t>; Boes, A. D.; Kliemann, D.; &amp; Traer, J. A. (2025). Predicting stroke recovery with nonlinear low-dimensional embeddings of behavioral profiles. Amsterdam, NL: Cognitive Computational Neuroscience.</w:t>
+              <w:t xml:space="preserve">; Boes, A. D.; Kliemann, D.; &amp; Traer, J. A. (2025). Predicting stroke recovery with nonlinear low-dimensional embeddings of behavioral profiles. </w:t>
+            </w:r>
+            <w:r>
+              <w:rPr>
+                <w:rFonts w:ascii="Arial" w:hAnsi="Arial" w:cs="Arial"/>
+              </w:rPr>
+              <w:t>San Diego, CA</w:t>
+            </w:r>
+            <w:r>
+              <w:rPr>
+                <w:rFonts w:ascii="Arial" w:hAnsi="Arial" w:cs="Arial"/>
+              </w:rPr>
+              <w:t xml:space="preserve">: </w:t>
+            </w:r>
+            <w:r>
+              <w:rPr>
+                <w:rFonts w:ascii="Arial" w:hAnsi="Arial" w:cs="Arial"/>
+              </w:rPr>
+              <w:t>Society for</w:t>
+            </w:r>
+            <w:r>
+              <w:rPr>
+                <w:rFonts w:ascii="Arial" w:hAnsi="Arial" w:cs="Arial"/>
+              </w:rPr>
+              <w:t xml:space="preserve"> Neuroscience.</w:t>
+            </w:r>
+            <w:r>
+              <w:rPr>
+                <w:rFonts w:ascii="Arial" w:hAnsi="Arial" w:cs="Arial"/>
+              </w:rPr>
+              <w:t xml:space="preserve"> (</w:t>
+            </w:r>
+            <w:r>
+              <w:rPr>
+                <w:rFonts w:ascii="Arial" w:hAnsi="Arial" w:cs="Arial"/>
+                <w:i/>
+                <w:iCs/>
+              </w:rPr>
+              <w:t>also presented at UIowa Neuroscience Graduate Program Recruitment Weekend</w:t>
+            </w:r>
+            <w:r>
+              <w:rPr>
+                <w:rFonts w:ascii="Arial" w:hAnsi="Arial" w:cs="Arial"/>
+              </w:rPr>
+              <w:t>, 2026)</w:t>
             </w:r>
           </w:p>
           <w:p>
@@ -5721,7 +6974,7 @@
               <w:rPr>
                 <w:rFonts w:ascii="Arial" w:hAnsi="Arial" w:cs="Arial"/>
               </w:rPr>
-              <w:t>; Boes, A. D.; Kliemann, D.; &amp; Traer, J. A. (2025). Nonlinear low dimensional embeddings predict stroke functional outcomes. Iowa City, IA: Computational Psychiatry Symposium.</w:t>
+              <w:t>; Boes, A. D.; Kliemann, D.; &amp; Traer, J. A. (2025). Predicting stroke recovery with nonlinear low-dimensional embeddings of behavioral profiles. Amsterdam, NL: Cognitive Computational Neuroscience.</w:t>
             </w:r>
           </w:p>
           <w:p>
@@ -5735,12 +6988,6 @@
             <w:r>
               <w:rPr>
                 <w:rFonts w:ascii="Arial" w:hAnsi="Arial" w:cs="Arial"/>
-              </w:rPr>
-              <w:t xml:space="preserve">Deifelt Streese, C.; Ogden, K.; Bruss, J.; </w:t>
-            </w:r>
-            <w:r>
-              <w:rPr>
-                <w:rFonts w:ascii="Arial" w:hAnsi="Arial" w:cs="Arial"/>
                 <w:b/>
                 <w:bCs/>
               </w:rPr>
@@ -5750,7 +6997,7 @@
               <w:rPr>
                 <w:rFonts w:ascii="Arial" w:hAnsi="Arial" w:cs="Arial"/>
               </w:rPr>
-              <w:t>; Michaelson, J.; &amp; Tranel, D. (2024). Neuroanatomical correlates of response patterns in a measure of phonemic verbal fluency by participants with focal brain injury. Chicago, IL: Society for Neuroscience Annual Meeting.</w:t>
+              <w:t>; Boes, A. D.; Kliemann, D.; &amp; Traer, J. A. (2025). Nonlinear low dimensional embeddings predict stroke functional outcomes. Iowa City, IA: Computational Psychiatry Symposium.</w:t>
             </w:r>
           </w:p>
           <w:p>
@@ -5765,7 +7012,7 @@
               <w:rPr>
                 <w:rFonts w:ascii="Arial" w:hAnsi="Arial" w:cs="Arial"/>
               </w:rPr>
-              <w:t xml:space="preserve">McNichol, B.; Bowren, M.; Langbehn, K.; </w:t>
+              <w:t xml:space="preserve">Deifelt Streese, C.; Ogden, K.; Bruss, J.; </w:t>
             </w:r>
             <w:r>
               <w:rPr>
@@ -5779,7 +7026,7 @@
               <w:rPr>
                 <w:rFonts w:ascii="Arial" w:hAnsi="Arial" w:cs="Arial"/>
               </w:rPr>
-              <w:t>; Boes, A. D.; &amp; Tranel, D. (2024). Exploring the influence of handedness in the localization of general cognitive ability. Chicago, IL: Society for Neuroscience Annual Meeting.</w:t>
+              <w:t>; Michaelson, J.; &amp; Tranel, D. (2024). Neuroanatomical correlates of response patterns in a measure of phonemic verbal fluency by participants with focal brain injury. Chicago, IL: Society for Neuroscience Annual Meeting.</w:t>
             </w:r>
           </w:p>
           <w:p>
@@ -5794,7 +7041,7 @@
               <w:rPr>
                 <w:rFonts w:ascii="Arial" w:hAnsi="Arial" w:cs="Arial"/>
               </w:rPr>
-              <w:t xml:space="preserve">Kennedy, M.; </w:t>
+              <w:t xml:space="preserve">McNichol, B.; Bowren, M.; Langbehn, K.; </w:t>
             </w:r>
             <w:r>
               <w:rPr>
@@ -5808,7 +7055,7 @@
               <w:rPr>
                 <w:rFonts w:ascii="Arial" w:hAnsi="Arial" w:cs="Arial"/>
               </w:rPr>
-              <w:t>; Peters, J. Y.; Gonzalez, R.; McCleery, A.; Traer, J. A.; &amp; Kliemann, D. (2024). Affective prosody perception and psychopathology traits. Iowa City, IA: Summer Undergraduate Research Conference.</w:t>
+              <w:t>; Boes, A. D.; &amp; Tranel, D. (2024). Exploring the influence of handedness in the localization of general cognitive ability. Chicago, IL: Society for Neuroscience Annual Meeting.</w:t>
             </w:r>
           </w:p>
           <w:p>
@@ -5823,7 +7070,7 @@
               <w:rPr>
                 <w:rFonts w:ascii="Arial" w:hAnsi="Arial" w:cs="Arial"/>
               </w:rPr>
-              <w:t xml:space="preserve">Jouhikainen, P.; Luna, J.; Peters, J. Y.; </w:t>
+              <w:t xml:space="preserve">Kennedy, M.; </w:t>
             </w:r>
             <w:r>
               <w:rPr>
@@ -5837,7 +7084,7 @@
               <w:rPr>
                 <w:rFonts w:ascii="Arial" w:hAnsi="Arial" w:cs="Arial"/>
               </w:rPr>
-              <w:t>; &amp; Kliemann, D. (2024). Continuous rating of basic emotional dimensions during passive video watching. Iowa City, IA: Summer Undergraduate Research Conference.</w:t>
+              <w:t>; Peters, J. Y.; Gonzalez, R.; McCleery, A.; Traer, J. A.; &amp; Kliemann, D. (2024). Affective prosody perception and psychopathology traits. Iowa City, IA: Summer Undergraduate Research Conference.</w:t>
             </w:r>
           </w:p>
           <w:p>
@@ -5852,7 +7099,7 @@
               <w:rPr>
                 <w:rFonts w:ascii="Arial" w:hAnsi="Arial" w:cs="Arial"/>
               </w:rPr>
-              <w:t xml:space="preserve">Ogden, K.; Deifelt Streese, C.; Bruss, J.; </w:t>
+              <w:t xml:space="preserve">Jouhikainen, P.; Luna, J.; Peters, J. Y.; </w:t>
             </w:r>
             <w:r>
               <w:rPr>
@@ -5866,14 +7113,7 @@
               <w:rPr>
                 <w:rFonts w:ascii="Arial" w:hAnsi="Arial" w:cs="Arial"/>
               </w:rPr>
-              <w:t xml:space="preserve">; Michaelson, J.; &amp; Tranel, D. (2024). Patterns </w:t>
-            </w:r>
-            <w:r>
-              <w:rPr>
-                <w:rFonts w:ascii="Arial" w:hAnsi="Arial" w:cs="Arial"/>
-              </w:rPr>
-              <w:lastRenderedPageBreak/>
-              <w:t>of responses on a word generation task could tell us about how the brain organizes language. Iowa City, IA: Computational Psychiatry Symposium.</w:t>
+              <w:t>; &amp; Kliemann, D. (2024). Continuous rating of basic emotional dimensions during passive video watching. Iowa City, IA: Summer Undergraduate Research Conference.</w:t>
             </w:r>
           </w:p>
           <w:p>
@@ -5887,6 +7127,12 @@
             <w:r>
               <w:rPr>
                 <w:rFonts w:ascii="Arial" w:hAnsi="Arial" w:cs="Arial"/>
+              </w:rPr>
+              <w:t xml:space="preserve">Ogden, K.; Deifelt Streese, C.; Bruss, J.; </w:t>
+            </w:r>
+            <w:r>
+              <w:rPr>
+                <w:rFonts w:ascii="Arial" w:hAnsi="Arial" w:cs="Arial"/>
                 <w:b/>
                 <w:bCs/>
               </w:rPr>
@@ -5896,7 +7142,7 @@
               <w:rPr>
                 <w:rFonts w:ascii="Arial" w:hAnsi="Arial" w:cs="Arial"/>
               </w:rPr>
-              <w:t>; Peters, J. Y.; Luna, J. T.; Kliemann, D.; &amp; Traer, J. A. (2024). Low-level acoustic feature perception differs across affective prosody. Toronto, ON: Cognitive Neuroscience Society Annual Meeting.</w:t>
+              <w:t>; Michaelson, J.; &amp; Tranel, D. (2024). Patterns of responses on a word generation task could tell us about how the brain organizes language. Iowa City, IA: Computational Psychiatry Symposium.</w:t>
             </w:r>
           </w:p>
           <w:p>
@@ -5919,7 +7165,27 @@
               <w:rPr>
                 <w:rFonts w:ascii="Arial" w:hAnsi="Arial" w:cs="Arial"/>
               </w:rPr>
-              <w:t>; Bruss, J.; Tranel, D.; &amp; Boes, A. D. (2022). Uncovering the latent structure of visuospatial ability and predicting visuospatial function. Iowa City, IA: Proceedings of University of Iowa Neuroscience Research Day.</w:t>
+              <w:t>; Peters, J. Y.; Luna, J. T.; Kliemann, D.; &amp; Traer, J. A. (2024). Low-level acoustic feature perception differs across affective prosody. Toronto, ON: Cognitive Neuroscience Society Annual Meeting.</w:t>
+            </w:r>
+            <w:r>
+              <w:rPr>
+                <w:rFonts w:ascii="Arial" w:hAnsi="Arial" w:cs="Arial"/>
+              </w:rPr>
+              <w:t xml:space="preserve"> (</w:t>
+            </w:r>
+            <w:r>
+              <w:rPr>
+                <w:rFonts w:ascii="Arial" w:hAnsi="Arial" w:cs="Arial"/>
+                <w:i/>
+                <w:iCs/>
+              </w:rPr>
+              <w:t>also presented at Wisconsin Symposium on Emotion</w:t>
+            </w:r>
+            <w:r>
+              <w:rPr>
+                <w:rFonts w:ascii="Arial" w:hAnsi="Arial" w:cs="Arial"/>
+              </w:rPr>
+              <w:t>)</w:t>
             </w:r>
           </w:p>
           <w:p>
@@ -5933,12 +7199,6 @@
             <w:r>
               <w:rPr>
                 <w:rFonts w:ascii="Arial" w:hAnsi="Arial" w:cs="Arial"/>
-              </w:rPr>
-              <w:t xml:space="preserve">Howard, P.; Sullivan, A. W.; </w:t>
-            </w:r>
-            <w:r>
-              <w:rPr>
-                <w:rFonts w:ascii="Arial" w:hAnsi="Arial" w:cs="Arial"/>
                 <w:b/>
                 <w:bCs/>
               </w:rPr>
@@ -5948,7 +7208,7 @@
               <w:rPr>
                 <w:rFonts w:ascii="Arial" w:hAnsi="Arial" w:cs="Arial"/>
               </w:rPr>
-              <w:t>; Bruss, J.; &amp; Boes, A. D. (2022). Predicting executive function with lesion symptom mapping following early-onset acquired brain lesions. Iowa City, IA: Iowa Summer Research Fellowship Program Conference.</w:t>
+              <w:t>; Bruss, J.; Tranel, D.; &amp; Boes, A. D. (2022). Uncovering the latent structure of visuospatial ability and predicting visuospatial function. Iowa City, IA: Proceedings of University of Iowa Neuroscience Research Day.</w:t>
             </w:r>
           </w:p>
           <w:p>
@@ -5963,7 +7223,7 @@
               <w:rPr>
                 <w:rFonts w:ascii="Arial" w:hAnsi="Arial" w:cs="Arial"/>
               </w:rPr>
-              <w:t xml:space="preserve">Jovany, E.; Deifelt Streese, C.; </w:t>
+              <w:t xml:space="preserve">Howard, P.; Sullivan, A. W.; </w:t>
             </w:r>
             <w:r>
               <w:rPr>
@@ -5977,7 +7237,7 @@
               <w:rPr>
                 <w:rFonts w:ascii="Arial" w:hAnsi="Arial" w:cs="Arial"/>
               </w:rPr>
-              <w:t>; Bruss, J.; &amp; Tranel, D. (2022). Neuroanatomical correlates of noun and verb retrieval in the controlled oral word association test. Secondary Student Training Program Conference.</w:t>
+              <w:t>; Bruss, J.; &amp; Boes, A. D. (2022). Predicting executive function with lesion symptom mapping following early-onset acquired brain lesions. Iowa City, IA: Iowa Summer Research Fellowship Program Conference.</w:t>
             </w:r>
           </w:p>
           <w:p>
@@ -5992,7 +7252,7 @@
               <w:rPr>
                 <w:rFonts w:ascii="Arial" w:hAnsi="Arial" w:cs="Arial"/>
               </w:rPr>
-              <w:t xml:space="preserve">Cudd-Zamora, T.; </w:t>
+              <w:t xml:space="preserve">Jovany, E.; Deifelt Streese, C.; </w:t>
             </w:r>
             <w:r>
               <w:rPr>
@@ -6006,7 +7266,7 @@
               <w:rPr>
                 <w:rFonts w:ascii="Arial" w:hAnsi="Arial" w:cs="Arial"/>
               </w:rPr>
-              <w:t>; Bruss, J.; &amp; Tranel, D. (2022). The road to depression: Lesion network mapping of depression over time. Iowa City, IA: Iowa Summer Undergraduate Research Conference.</w:t>
+              <w:t>; Bruss, J.; &amp; Tranel, D. (2022). Neuroanatomical correlates of noun and verb retrieval in the controlled oral word association test. Secondary Student Training Program Conference.</w:t>
             </w:r>
           </w:p>
           <w:p>
@@ -6021,7 +7281,7 @@
               <w:rPr>
                 <w:rFonts w:ascii="Arial" w:hAnsi="Arial" w:cs="Arial"/>
               </w:rPr>
-              <w:t xml:space="preserve">Msengi, H. D.; </w:t>
+              <w:t xml:space="preserve">Cudd-Zamora, T.; </w:t>
             </w:r>
             <w:r>
               <w:rPr>
@@ -6035,7 +7295,7 @@
               <w:rPr>
                 <w:rFonts w:ascii="Arial" w:hAnsi="Arial" w:cs="Arial"/>
               </w:rPr>
-              <w:t>; Bruss, J.; &amp; Tranel, D. (2022). Depression and anxiety are associated with distinct neural systems in neurological patients. Iowa City, IA: Iowa Summer Undergraduate Research Conference.</w:t>
+              <w:t>; Bruss, J.; &amp; Tranel, D. (2022). The road to depression: Lesion network mapping of depression over time. Iowa City, IA: Iowa Summer Undergraduate Research Conference.</w:t>
             </w:r>
           </w:p>
           <w:p>
@@ -6050,7 +7310,7 @@
               <w:rPr>
                 <w:rFonts w:ascii="Arial" w:hAnsi="Arial" w:cs="Arial"/>
               </w:rPr>
-              <w:t xml:space="preserve">Sullivan, A. W.; </w:t>
+              <w:t xml:space="preserve">Msengi, H. D.; </w:t>
             </w:r>
             <w:r>
               <w:rPr>
@@ -6064,7 +7324,7 @@
               <w:rPr>
                 <w:rFonts w:ascii="Arial" w:hAnsi="Arial" w:cs="Arial"/>
               </w:rPr>
-              <w:t>; Bowren, M. D.; Tranel, D.; &amp; Boes, A. D. (2022). Predicting language outcomes following early-onset acquired brain lesions. American Academy of Clinical Neuropsychology.</w:t>
+              <w:t>; Bruss, J.; &amp; Tranel, D. (2022). Depression and anxiety are associated with distinct neural systems in neurological patients. Iowa City, IA: Iowa Summer Undergraduate Research Conference.</w:t>
             </w:r>
           </w:p>
           <w:p>
@@ -6078,6 +7338,12 @@
             <w:r>
               <w:rPr>
                 <w:rFonts w:ascii="Arial" w:hAnsi="Arial" w:cs="Arial"/>
+              </w:rPr>
+              <w:t xml:space="preserve">Sullivan, A. W.; </w:t>
+            </w:r>
+            <w:r>
+              <w:rPr>
+                <w:rFonts w:ascii="Arial" w:hAnsi="Arial" w:cs="Arial"/>
                 <w:b/>
                 <w:bCs/>
               </w:rPr>
@@ -6087,7 +7353,37 @@
               <w:rPr>
                 <w:rFonts w:ascii="Arial" w:hAnsi="Arial" w:cs="Arial"/>
               </w:rPr>
-              <w:t>; Tranel, D.; &amp; Boes, A. D. (2021). Neural circuitry of time orientation: A lesion study. Society for Neuroscience Annual Meeting.</w:t>
+              <w:t>; Bowren, M. D.; Tranel, D.; &amp; Boes, A. D. (2022). Predicting language outcomes following early-onset acquired brain lesions. American Academy of Clinical Neuropsychology.</w:t>
+            </w:r>
+          </w:p>
+          <w:p>
+            <w:pPr>
+              <w:pStyle w:val="content1"/>
+              <w:ind w:left="0" w:hanging="18"/>
+              <w:rPr>
+                <w:rFonts w:ascii="Arial" w:hAnsi="Arial" w:cs="Arial"/>
+              </w:rPr>
+            </w:pPr>
+            <w:r>
+              <w:rPr>
+                <w:rFonts w:ascii="Arial" w:hAnsi="Arial" w:cs="Arial"/>
+                <w:b/>
+                <w:bCs/>
+              </w:rPr>
+              <w:t>Skye, J.</w:t>
+            </w:r>
+            <w:r>
+              <w:rPr>
+                <w:rFonts w:ascii="Arial" w:hAnsi="Arial" w:cs="Arial"/>
+              </w:rPr>
+              <w:t xml:space="preserve">; Tranel, D.; &amp; Boes, A. D. (2021). Neural circuitry of time orientation: A lesion study. </w:t>
+            </w:r>
+            <w:r>
+              <w:rPr>
+                <w:rFonts w:ascii="Arial" w:hAnsi="Arial" w:cs="Arial"/>
+              </w:rPr>
+              <w:lastRenderedPageBreak/>
+              <w:t>Society for Neuroscience Annual Meeting.</w:t>
             </w:r>
           </w:p>
           <w:p>
@@ -6238,24 +7534,28 @@
           <w:b/>
           <w:bCs/>
         </w:rPr>
-        <w:t>Publications In Progress</w:t>
+        <w:t>Conferences Attended</w:t>
       </w:r>
     </w:p>
     <w:tbl>
       <w:tblPr>
         <w:tblW w:w="0" w:type="auto"/>
-        <w:tblInd w:w="738" w:type="dxa"/>
+        <w:tblInd w:w="630" w:type="dxa"/>
         <w:tblLayout w:type="fixed"/>
+        <w:tblCellMar>
+          <w:left w:w="0" w:type="dxa"/>
+          <w:right w:w="0" w:type="dxa"/>
+        </w:tblCellMar>
         <w:tblLook w:val="0000" w:firstRow="0" w:lastRow="0" w:firstColumn="0" w:lastColumn="0" w:noHBand="0" w:noVBand="0"/>
       </w:tblPr>
       <w:tblGrid>
-        <w:gridCol w:w="1620"/>
-        <w:gridCol w:w="8280"/>
+        <w:gridCol w:w="2070"/>
+        <w:gridCol w:w="7830"/>
       </w:tblGrid>
       <w:tr>
         <w:tc>
           <w:tcPr>
-            <w:tcW w:w="1620" w:type="dxa"/>
+            <w:tcW w:w="2070" w:type="dxa"/>
             <w:tcBorders>
               <w:top w:val="nil"/>
               <w:left w:val="nil"/>
@@ -6265,41 +7565,150 @@
           </w:tcPr>
           <w:p>
             <w:pPr>
-              <w:rPr>
-                <w:rFonts w:ascii="Arial" w:hAnsi="Arial" w:cs="Arial"/>
-              </w:rPr>
-            </w:pPr>
-            <w:r>
-              <w:rPr>
-                <w:rFonts w:ascii="Arial" w:hAnsi="Arial" w:cs="Arial"/>
-              </w:rPr>
-              <w:t>2026</w:t>
-            </w:r>
-          </w:p>
-          <w:p>
-            <w:pPr>
-              <w:rPr>
-                <w:rFonts w:ascii="Arial" w:hAnsi="Arial" w:cs="Arial"/>
-              </w:rPr>
-            </w:pPr>
-          </w:p>
-          <w:p>
-            <w:pPr>
-              <w:rPr>
-                <w:rFonts w:ascii="Arial" w:hAnsi="Arial" w:cs="Arial"/>
-              </w:rPr>
-            </w:pPr>
-            <w:r>
-              <w:rPr>
-                <w:rFonts w:ascii="Arial" w:hAnsi="Arial" w:cs="Arial"/>
-              </w:rPr>
-              <w:t>2026</w:t>
+              <w:spacing w:line="252" w:lineRule="auto"/>
+              <w:rPr>
+                <w:rFonts w:ascii="Arial" w:hAnsi="Arial" w:cs="Arial"/>
+              </w:rPr>
+            </w:pPr>
+            <w:r>
+              <w:rPr>
+                <w:rFonts w:ascii="Arial" w:hAnsi="Arial" w:cs="Arial"/>
+              </w:rPr>
+              <w:t>2025</w:t>
+            </w:r>
+          </w:p>
+          <w:p>
+            <w:pPr>
+              <w:spacing w:line="252" w:lineRule="auto"/>
+              <w:rPr>
+                <w:rFonts w:ascii="Arial" w:hAnsi="Arial" w:cs="Arial"/>
+              </w:rPr>
+            </w:pPr>
+            <w:r>
+              <w:rPr>
+                <w:rFonts w:ascii="Arial" w:hAnsi="Arial" w:cs="Arial"/>
+              </w:rPr>
+              <w:t>2024</w:t>
+            </w:r>
+          </w:p>
+          <w:p>
+            <w:pPr>
+              <w:spacing w:line="252" w:lineRule="auto"/>
+              <w:rPr>
+                <w:rFonts w:ascii="Arial" w:hAnsi="Arial" w:cs="Arial"/>
+              </w:rPr>
+            </w:pPr>
+            <w:r>
+              <w:rPr>
+                <w:rFonts w:ascii="Arial" w:hAnsi="Arial" w:cs="Arial"/>
+              </w:rPr>
+              <w:t>2024</w:t>
+            </w:r>
+          </w:p>
+          <w:p>
+            <w:pPr>
+              <w:spacing w:line="252" w:lineRule="auto"/>
+              <w:rPr>
+                <w:rFonts w:ascii="Arial" w:hAnsi="Arial" w:cs="Arial"/>
+              </w:rPr>
+            </w:pPr>
+            <w:r>
+              <w:rPr>
+                <w:rFonts w:ascii="Arial" w:hAnsi="Arial" w:cs="Arial"/>
+              </w:rPr>
+              <w:t>2023 – 2025</w:t>
+            </w:r>
+          </w:p>
+          <w:p>
+            <w:pPr>
+              <w:spacing w:line="252" w:lineRule="auto"/>
+              <w:rPr>
+                <w:rFonts w:ascii="Arial" w:hAnsi="Arial" w:cs="Arial"/>
+              </w:rPr>
+            </w:pPr>
+          </w:p>
+          <w:p>
+            <w:pPr>
+              <w:spacing w:line="252" w:lineRule="auto"/>
+              <w:rPr>
+                <w:rFonts w:ascii="Arial" w:hAnsi="Arial" w:cs="Arial"/>
+              </w:rPr>
+            </w:pPr>
+            <w:r>
+              <w:rPr>
+                <w:rFonts w:ascii="Arial" w:hAnsi="Arial" w:cs="Arial"/>
+              </w:rPr>
+              <w:t xml:space="preserve">2019 – 2025  </w:t>
+            </w:r>
+          </w:p>
+          <w:p>
+            <w:pPr>
+              <w:spacing w:line="252" w:lineRule="auto"/>
+              <w:rPr>
+                <w:rFonts w:ascii="Arial" w:hAnsi="Arial" w:cs="Arial"/>
+              </w:rPr>
+            </w:pPr>
+          </w:p>
+          <w:p>
+            <w:pPr>
+              <w:spacing w:line="252" w:lineRule="auto"/>
+              <w:rPr>
+                <w:rFonts w:ascii="Arial" w:hAnsi="Arial" w:cs="Arial"/>
+              </w:rPr>
+            </w:pPr>
+            <w:r>
+              <w:rPr>
+                <w:rFonts w:ascii="Arial" w:hAnsi="Arial" w:cs="Arial"/>
+              </w:rPr>
+              <w:t xml:space="preserve">2020 – 2024 </w:t>
+            </w:r>
+          </w:p>
+          <w:p>
+            <w:pPr>
+              <w:spacing w:line="252" w:lineRule="auto"/>
+              <w:rPr>
+                <w:rFonts w:ascii="Arial" w:hAnsi="Arial" w:cs="Arial"/>
+              </w:rPr>
+            </w:pPr>
+            <w:r>
+              <w:rPr>
+                <w:rFonts w:ascii="Arial" w:hAnsi="Arial" w:cs="Arial"/>
+              </w:rPr>
+              <w:t>2020</w:t>
+            </w:r>
+          </w:p>
+          <w:p>
+            <w:pPr>
+              <w:spacing w:line="252" w:lineRule="auto"/>
+              <w:rPr>
+                <w:rFonts w:ascii="Arial" w:hAnsi="Arial" w:cs="Arial"/>
+              </w:rPr>
+            </w:pPr>
+            <w:r>
+              <w:rPr>
+                <w:rFonts w:ascii="Arial" w:hAnsi="Arial" w:cs="Arial"/>
+              </w:rPr>
+              <w:t>2018, 2019, 2021, 2025</w:t>
+            </w:r>
+          </w:p>
+          <w:p>
+            <w:pPr>
+              <w:spacing w:line="252" w:lineRule="auto"/>
+              <w:rPr>
+                <w:rFonts w:ascii="Arial" w:hAnsi="Arial" w:cs="Arial"/>
+              </w:rPr>
+            </w:pPr>
+            <w:r>
+              <w:rPr>
+                <w:rFonts w:ascii="Arial" w:hAnsi="Arial" w:cs="Arial"/>
+              </w:rPr>
+              <w:t>2018</w:t>
             </w:r>
           </w:p>
         </w:tc>
         <w:tc>
           <w:tcPr>
-            <w:tcW w:w="8280" w:type="dxa"/>
+            <w:tcW w:w="7830" w:type="dxa"/>
             <w:tcBorders>
               <w:top w:val="nil"/>
               <w:left w:val="nil"/>
@@ -6309,118 +7718,152 @@
           </w:tcPr>
           <w:p>
             <w:pPr>
-              <w:pStyle w:val="content1"/>
-              <w:ind w:left="0"/>
-              <w:rPr>
-                <w:rFonts w:ascii="Arial" w:hAnsi="Arial" w:cs="Arial"/>
-              </w:rPr>
-            </w:pPr>
-            <w:r>
-              <w:rPr>
-                <w:rFonts w:ascii="Arial" w:hAnsi="Arial" w:cs="Arial"/>
-                <w:b/>
-                <w:bCs/>
-              </w:rPr>
-              <w:t>Skye, J.</w:t>
-            </w:r>
-            <w:r>
-              <w:rPr>
-                <w:rFonts w:ascii="Arial" w:hAnsi="Arial" w:cs="Arial"/>
-              </w:rPr>
-              <w:t xml:space="preserve">; Kliemann, D.; Boes, A. D.; &amp; Traer, J. A. </w:t>
-            </w:r>
-            <w:r>
-              <w:rPr>
-                <w:rFonts w:ascii="Arial" w:hAnsi="Arial" w:cs="Arial"/>
-                <w:i/>
-                <w:iCs/>
-              </w:rPr>
-              <w:t>Lesion-deficit mapping of social behavior change following focal brain lesions</w:t>
-            </w:r>
-            <w:r>
-              <w:rPr>
-                <w:rFonts w:ascii="Arial" w:hAnsi="Arial" w:cs="Arial"/>
-              </w:rPr>
-              <w:t>.</w:t>
-            </w:r>
-            <w:r>
-              <w:rPr>
-                <w:rFonts w:ascii="Arial" w:hAnsi="Arial" w:cs="Arial"/>
-              </w:rPr>
-              <w:t xml:space="preserve"> Projected submission: Spring 2026</w:t>
-            </w:r>
-          </w:p>
-          <w:p>
-            <w:pPr>
-              <w:pStyle w:val="content1"/>
-              <w:ind w:left="0"/>
-              <w:rPr>
-                <w:rFonts w:ascii="Arial" w:hAnsi="Arial" w:cs="Arial"/>
-                <w:i/>
-                <w:iCs/>
-              </w:rPr>
-            </w:pPr>
-            <w:r>
-              <w:rPr>
-                <w:rFonts w:ascii="Arial" w:hAnsi="Arial" w:cs="Arial"/>
-                <w:b/>
-                <w:bCs/>
-              </w:rPr>
-              <w:t>Skye, J.</w:t>
-            </w:r>
-            <w:r>
-              <w:rPr>
-                <w:rFonts w:ascii="Arial" w:hAnsi="Arial" w:cs="Arial"/>
-              </w:rPr>
-              <w:t>; Traer, J. A.</w:t>
-            </w:r>
-            <w:r>
-              <w:rPr>
-                <w:rFonts w:ascii="Arial" w:hAnsi="Arial" w:cs="Arial"/>
-              </w:rPr>
-              <w:t xml:space="preserve">; &amp; </w:t>
-            </w:r>
-            <w:r>
-              <w:rPr>
-                <w:rFonts w:ascii="Arial" w:hAnsi="Arial" w:cs="Arial"/>
-              </w:rPr>
-              <w:t xml:space="preserve">Kliemann, D. </w:t>
-            </w:r>
-            <w:r>
-              <w:rPr>
-                <w:rFonts w:ascii="Arial" w:hAnsi="Arial" w:cs="Arial"/>
-                <w:i/>
-                <w:iCs/>
-              </w:rPr>
-              <w:t>Low-level acoustic feature perception differs across emotional speech and varies with psychopathology</w:t>
-            </w:r>
-            <w:r>
-              <w:rPr>
-                <w:rFonts w:ascii="Arial" w:hAnsi="Arial" w:cs="Arial"/>
-              </w:rPr>
-              <w:t>.</w:t>
-            </w:r>
-            <w:r>
-              <w:rPr>
-                <w:rFonts w:ascii="Arial" w:hAnsi="Arial" w:cs="Arial"/>
-              </w:rPr>
-              <w:t xml:space="preserve"> Projected submission: Spring 2026</w:t>
-            </w:r>
-            <w:r>
-              <w:rPr>
-                <w:rFonts w:ascii="Arial" w:hAnsi="Arial" w:cs="Arial"/>
-              </w:rPr>
-              <w:t xml:space="preserve"> </w:t>
-            </w:r>
-          </w:p>
-          <w:p>
-            <w:pPr>
-              <w:rPr>
-                <w:rFonts w:ascii="Arial" w:hAnsi="Arial" w:cs="Arial"/>
-                <w:i/>
-                <w:iCs/>
-              </w:rPr>
-            </w:pPr>
+              <w:spacing w:line="252" w:lineRule="auto"/>
+              <w:rPr>
+                <w:rFonts w:ascii="Arial" w:hAnsi="Arial" w:cs="Arial"/>
+              </w:rPr>
+            </w:pPr>
+            <w:r>
+              <w:rPr>
+                <w:rFonts w:ascii="Arial" w:hAnsi="Arial" w:cs="Arial"/>
+              </w:rPr>
+              <w:t xml:space="preserve">Computational Cognitive Neuroscience Meeting, Amsterdam, NL </w:t>
+            </w:r>
+          </w:p>
+          <w:p>
+            <w:pPr>
+              <w:spacing w:line="252" w:lineRule="auto"/>
+              <w:ind w:hanging="522"/>
+              <w:rPr>
+                <w:rFonts w:ascii="Arial" w:hAnsi="Arial" w:cs="Arial"/>
+              </w:rPr>
+            </w:pPr>
+            <w:r>
+              <w:rPr>
+                <w:rFonts w:ascii="Arial" w:hAnsi="Arial" w:cs="Arial"/>
+              </w:rPr>
+              <w:t xml:space="preserve">         Wisconsin Symposium on Emotion, Madison, WI, USA</w:t>
+            </w:r>
+          </w:p>
+          <w:p>
+            <w:pPr>
+              <w:spacing w:line="252" w:lineRule="auto"/>
+              <w:ind w:hanging="522"/>
+              <w:rPr>
+                <w:rFonts w:ascii="Arial" w:hAnsi="Arial" w:cs="Arial"/>
+              </w:rPr>
+            </w:pPr>
+            <w:r>
+              <w:rPr>
+                <w:rFonts w:ascii="Arial" w:hAnsi="Arial" w:cs="Arial"/>
+              </w:rPr>
+              <w:t xml:space="preserve">         Cognitive Neuroscience Society, Toronto, ON, Canada</w:t>
+            </w:r>
+          </w:p>
+          <w:p>
+            <w:pPr>
+              <w:spacing w:line="252" w:lineRule="auto"/>
+              <w:ind w:hanging="522"/>
+              <w:rPr>
+                <w:rFonts w:ascii="Arial" w:hAnsi="Arial" w:cs="Arial"/>
+              </w:rPr>
+            </w:pPr>
+            <w:r>
+              <w:rPr>
+                <w:rFonts w:ascii="Arial" w:hAnsi="Arial" w:cs="Arial"/>
+              </w:rPr>
+              <w:t xml:space="preserve">         University of Iowa Annual Lesion Retreat, Iowa City, IA, USA: speaker 2023, organizing committee 2024-2025</w:t>
+            </w:r>
+          </w:p>
+          <w:p>
+            <w:pPr>
+              <w:spacing w:line="252" w:lineRule="auto"/>
+              <w:ind w:hanging="522"/>
+              <w:rPr>
+                <w:rFonts w:ascii="Arial" w:hAnsi="Arial" w:cs="Arial"/>
+              </w:rPr>
+            </w:pPr>
+            <w:r>
+              <w:rPr>
+                <w:rFonts w:ascii="Arial" w:hAnsi="Arial" w:cs="Arial"/>
+              </w:rPr>
+              <w:t xml:space="preserve">         Neuroscience Research Day, Iowa City, IA, USA: presented 2020-2022, poster judge 2023-2025</w:t>
+            </w:r>
+          </w:p>
+          <w:p>
+            <w:pPr>
+              <w:spacing w:line="252" w:lineRule="auto"/>
+              <w:ind w:hanging="522"/>
+              <w:rPr>
+                <w:rFonts w:ascii="Arial" w:hAnsi="Arial" w:cs="Arial"/>
+              </w:rPr>
+            </w:pPr>
+            <w:r>
+              <w:rPr>
+                <w:rFonts w:ascii="Arial" w:hAnsi="Arial" w:cs="Arial"/>
+              </w:rPr>
+              <w:t xml:space="preserve">         Iowa Summer Undergraduate Research Conference, Iowa City, IA, USA</w:t>
+            </w:r>
+          </w:p>
+          <w:p>
+            <w:pPr>
+              <w:spacing w:line="252" w:lineRule="auto"/>
+              <w:ind w:hanging="522"/>
+              <w:rPr>
+                <w:rFonts w:ascii="Arial" w:hAnsi="Arial" w:cs="Arial"/>
+              </w:rPr>
+            </w:pPr>
+            <w:r>
+              <w:rPr>
+                <w:rFonts w:ascii="Arial" w:hAnsi="Arial" w:cs="Arial"/>
+              </w:rPr>
+              <w:t xml:space="preserve">         Beyond the Professoriate Professional Development Conference, Virtual</w:t>
+            </w:r>
+          </w:p>
+          <w:p>
+            <w:pPr>
+              <w:spacing w:line="252" w:lineRule="auto"/>
+              <w:ind w:hanging="522"/>
+              <w:rPr>
+                <w:rFonts w:ascii="Arial" w:hAnsi="Arial" w:cs="Arial"/>
+              </w:rPr>
+            </w:pPr>
+            <w:r>
+              <w:rPr>
+                <w:rFonts w:ascii="Arial" w:hAnsi="Arial" w:cs="Arial"/>
+              </w:rPr>
+              <w:t xml:space="preserve">         Society for Neuroscience Annual Meeting, various locations in USA</w:t>
+            </w:r>
+          </w:p>
+          <w:p>
+            <w:pPr>
+              <w:spacing w:line="252" w:lineRule="auto"/>
+              <w:ind w:hanging="522"/>
+              <w:rPr>
+                <w:rFonts w:ascii="Arial" w:hAnsi="Arial" w:cs="Arial"/>
+              </w:rPr>
+            </w:pPr>
+            <w:r>
+              <w:rPr>
+                <w:rFonts w:ascii="Arial" w:hAnsi="Arial" w:cs="Arial"/>
+              </w:rPr>
+              <w:t xml:space="preserve">         </w:t>
+            </w:r>
+          </w:p>
+          <w:p>
+            <w:pPr>
+              <w:spacing w:line="252" w:lineRule="auto"/>
+              <w:ind w:hanging="522"/>
+              <w:rPr>
+                <w:rFonts w:ascii="Arial" w:hAnsi="Arial" w:cs="Arial"/>
+              </w:rPr>
+            </w:pPr>
+            <w:r>
+              <w:rPr>
+                <w:rFonts w:ascii="Arial" w:hAnsi="Arial" w:cs="Arial"/>
+              </w:rPr>
+              <w:t xml:space="preserve">         Vision Action Symposium in Honor of Lance Optican, San Diego, CA, USA</w:t>
+            </w:r>
           </w:p>
         </w:tc>
       </w:tr>
@@ -6437,14 +7880,35 @@
           <w:highlight w:val="yellow"/>
         </w:rPr>
       </w:pPr>
+    </w:p>
+    <w:p>
+      <w:pPr>
+        <w:pStyle w:val="section2"/>
+        <w:keepNext/>
+        <w:ind w:left="0" w:firstLine="0"/>
+        <w:rPr>
+          <w:rFonts w:ascii="Arial" w:hAnsi="Arial" w:cs="Arial"/>
+        </w:rPr>
+      </w:pPr>
       <w:r>
         <w:rPr>
           <w:rFonts w:ascii="Arial" w:hAnsi="Arial" w:cs="Arial"/>
           <w:b/>
           <w:bCs/>
-          <w:highlight w:val="yellow"/>
         </w:rPr>
         <w:t>Areas of Research Interest</w:t>
+      </w:r>
+      <w:r>
+        <w:rPr>
+          <w:rFonts w:ascii="Arial" w:hAnsi="Arial" w:cs="Arial"/>
+        </w:rPr>
+        <w:tab/>
+      </w:r>
+      <w:r>
+        <w:rPr>
+          <w:rFonts w:ascii="Arial" w:hAnsi="Arial" w:cs="Arial"/>
+        </w:rPr>
+        <w:tab/>
       </w:r>
     </w:p>
     <w:p>
@@ -6461,16 +7925,304 @@
       <w:r>
         <w:rPr>
           <w:rFonts w:ascii="Arial" w:hAnsi="Arial" w:cs="Arial"/>
-          <w:highlight w:val="yellow"/>
         </w:rPr>
         <w:tab/>
       </w:r>
       <w:r>
         <w:rPr>
           <w:rFonts w:ascii="Arial" w:hAnsi="Arial" w:cs="Arial"/>
-          <w:highlight w:val="yellow"/>
-        </w:rPr>
-        <w:t>[Interest], [Description]</w:t>
+        </w:rPr>
+        <w:tab/>
+        <w:t>Brain lesion neuropsychology</w:t>
+      </w:r>
+      <w:r>
+        <w:rPr>
+          <w:rFonts w:ascii="Arial" w:hAnsi="Arial" w:cs="Arial"/>
+        </w:rPr>
+        <w:tab/>
+      </w:r>
+      <w:r>
+        <w:rPr>
+          <w:rFonts w:ascii="Arial" w:hAnsi="Arial" w:cs="Arial"/>
+        </w:rPr>
+        <w:tab/>
+      </w:r>
+    </w:p>
+    <w:p>
+      <w:pPr>
+        <w:pStyle w:val="content1"/>
+        <w:tabs>
+          <w:tab w:val="left" w:pos="1350"/>
+        </w:tabs>
+        <w:ind w:left="0" w:hanging="630"/>
+        <w:rPr>
+          <w:rFonts w:ascii="Arial" w:hAnsi="Arial" w:cs="Arial"/>
+        </w:rPr>
+      </w:pPr>
+      <w:r>
+        <w:rPr>
+          <w:rFonts w:ascii="Arial" w:hAnsi="Arial" w:cs="Arial"/>
+        </w:rPr>
+        <w:tab/>
+      </w:r>
+      <w:r>
+        <w:rPr>
+          <w:rFonts w:ascii="Arial" w:hAnsi="Arial" w:cs="Arial"/>
+        </w:rPr>
+        <w:tab/>
+      </w:r>
+      <w:r>
+        <w:rPr>
+          <w:rFonts w:ascii="Arial" w:hAnsi="Arial" w:cs="Arial"/>
+        </w:rPr>
+        <w:t>Visu</w:t>
+      </w:r>
+      <w:r>
+        <w:rPr>
+          <w:rFonts w:ascii="Arial" w:hAnsi="Arial" w:cs="Arial"/>
+        </w:rPr>
+        <w:t>ospatial</w:t>
+      </w:r>
+      <w:r>
+        <w:rPr>
+          <w:rFonts w:ascii="Arial" w:hAnsi="Arial" w:cs="Arial"/>
+        </w:rPr>
+        <w:t xml:space="preserve"> function</w:t>
+      </w:r>
+      <w:r>
+        <w:rPr>
+          <w:rFonts w:ascii="Arial" w:hAnsi="Arial" w:cs="Arial"/>
+        </w:rPr>
+        <w:t>/higher-order visual</w:t>
+      </w:r>
+      <w:r>
+        <w:rPr>
+          <w:rFonts w:ascii="Arial" w:hAnsi="Arial" w:cs="Arial"/>
+        </w:rPr>
+        <w:t xml:space="preserve"> cognition</w:t>
+      </w:r>
+    </w:p>
+    <w:p>
+      <w:pPr>
+        <w:pStyle w:val="content1"/>
+        <w:tabs>
+          <w:tab w:val="left" w:pos="1350"/>
+        </w:tabs>
+        <w:ind w:left="0" w:hanging="630"/>
+        <w:rPr>
+          <w:rFonts w:ascii="Arial" w:hAnsi="Arial" w:cs="Arial"/>
+        </w:rPr>
+      </w:pPr>
+      <w:r>
+        <w:rPr>
+          <w:rFonts w:ascii="Arial" w:hAnsi="Arial" w:cs="Arial"/>
+        </w:rPr>
+        <w:tab/>
+      </w:r>
+      <w:r>
+        <w:rPr>
+          <w:rFonts w:ascii="Arial" w:hAnsi="Arial" w:cs="Arial"/>
+        </w:rPr>
+        <w:tab/>
+      </w:r>
+      <w:r>
+        <w:rPr>
+          <w:rFonts w:ascii="Arial" w:hAnsi="Arial" w:cs="Arial"/>
+        </w:rPr>
+        <w:t>Temporal cognition and sequencing</w:t>
+      </w:r>
+    </w:p>
+    <w:p>
+      <w:pPr>
+        <w:pStyle w:val="content1"/>
+        <w:tabs>
+          <w:tab w:val="left" w:pos="1350"/>
+        </w:tabs>
+        <w:ind w:left="0" w:hanging="630"/>
+        <w:rPr>
+          <w:rFonts w:ascii="Arial" w:hAnsi="Arial" w:cs="Arial"/>
+        </w:rPr>
+      </w:pPr>
+      <w:r>
+        <w:rPr>
+          <w:rFonts w:ascii="Arial" w:hAnsi="Arial" w:cs="Arial"/>
+        </w:rPr>
+        <w:tab/>
+      </w:r>
+      <w:r>
+        <w:rPr>
+          <w:rFonts w:ascii="Arial" w:hAnsi="Arial" w:cs="Arial"/>
+        </w:rPr>
+        <w:tab/>
+        <w:t>Representational memory</w:t>
+      </w:r>
+    </w:p>
+    <w:p>
+      <w:pPr>
+        <w:pStyle w:val="content1"/>
+        <w:tabs>
+          <w:tab w:val="left" w:pos="1350"/>
+        </w:tabs>
+        <w:ind w:left="0" w:hanging="630"/>
+        <w:rPr>
+          <w:rFonts w:ascii="Arial" w:hAnsi="Arial" w:cs="Arial"/>
+        </w:rPr>
+      </w:pPr>
+      <w:r>
+        <w:rPr>
+          <w:rFonts w:ascii="Arial" w:hAnsi="Arial" w:cs="Arial"/>
+        </w:rPr>
+        <w:tab/>
+      </w:r>
+      <w:r>
+        <w:rPr>
+          <w:rFonts w:ascii="Arial" w:hAnsi="Arial" w:cs="Arial"/>
+        </w:rPr>
+        <w:tab/>
+        <w:t>Theory of Mind</w:t>
+      </w:r>
+      <w:r>
+        <w:rPr>
+          <w:rFonts w:ascii="Arial" w:hAnsi="Arial" w:cs="Arial"/>
+        </w:rPr>
+        <w:tab/>
+      </w:r>
+      <w:r>
+        <w:rPr>
+          <w:rFonts w:ascii="Arial" w:hAnsi="Arial" w:cs="Arial"/>
+        </w:rPr>
+        <w:tab/>
+      </w:r>
+    </w:p>
+    <w:p>
+      <w:pPr>
+        <w:pStyle w:val="content1"/>
+        <w:tabs>
+          <w:tab w:val="left" w:pos="1350"/>
+        </w:tabs>
+        <w:ind w:left="0" w:hanging="630"/>
+        <w:rPr>
+          <w:rFonts w:ascii="Arial" w:hAnsi="Arial" w:cs="Arial"/>
+        </w:rPr>
+      </w:pPr>
+      <w:r>
+        <w:rPr>
+          <w:rFonts w:ascii="Arial" w:hAnsi="Arial" w:cs="Arial"/>
+        </w:rPr>
+        <w:tab/>
+      </w:r>
+      <w:r>
+        <w:rPr>
+          <w:rFonts w:ascii="Arial" w:hAnsi="Arial" w:cs="Arial"/>
+        </w:rPr>
+        <w:tab/>
+        <w:t xml:space="preserve">Lesion outcome </w:t>
+      </w:r>
+      <w:r>
+        <w:rPr>
+          <w:rFonts w:ascii="Arial" w:hAnsi="Arial" w:cs="Arial"/>
+        </w:rPr>
+        <w:t>prediction</w:t>
+      </w:r>
+    </w:p>
+    <w:p>
+      <w:pPr>
+        <w:pStyle w:val="content1"/>
+        <w:tabs>
+          <w:tab w:val="left" w:pos="1350"/>
+        </w:tabs>
+        <w:ind w:left="0" w:hanging="630"/>
+        <w:rPr>
+          <w:rFonts w:ascii="Arial" w:hAnsi="Arial" w:cs="Arial"/>
+        </w:rPr>
+      </w:pPr>
+      <w:r>
+        <w:rPr>
+          <w:rFonts w:ascii="Arial" w:hAnsi="Arial" w:cs="Arial"/>
+        </w:rPr>
+        <w:tab/>
+      </w:r>
+      <w:r>
+        <w:rPr>
+          <w:rFonts w:ascii="Arial" w:hAnsi="Arial" w:cs="Arial"/>
+        </w:rPr>
+        <w:tab/>
+        <w:t>Top-down modulation of perception</w:t>
+      </w:r>
+    </w:p>
+    <w:p>
+      <w:pPr>
+        <w:pStyle w:val="content1"/>
+        <w:tabs>
+          <w:tab w:val="left" w:pos="1350"/>
+        </w:tabs>
+        <w:ind w:left="0" w:hanging="630"/>
+        <w:rPr>
+          <w:rFonts w:ascii="Arial" w:hAnsi="Arial" w:cs="Arial"/>
+        </w:rPr>
+      </w:pPr>
+      <w:r>
+        <w:rPr>
+          <w:rFonts w:ascii="Arial" w:hAnsi="Arial" w:cs="Arial"/>
+        </w:rPr>
+        <w:tab/>
+      </w:r>
+      <w:r>
+        <w:rPr>
+          <w:rFonts w:ascii="Arial" w:hAnsi="Arial" w:cs="Arial"/>
+        </w:rPr>
+        <w:tab/>
+        <w:t>Topological data analysis of clinical neuroscience data</w:t>
+      </w:r>
+    </w:p>
+    <w:p>
+      <w:pPr>
+        <w:pStyle w:val="content1"/>
+        <w:tabs>
+          <w:tab w:val="left" w:pos="1350"/>
+        </w:tabs>
+        <w:ind w:left="0" w:hanging="630"/>
+        <w:rPr>
+          <w:rFonts w:ascii="Arial" w:hAnsi="Arial" w:cs="Arial"/>
+        </w:rPr>
+      </w:pPr>
+      <w:r>
+        <w:rPr>
+          <w:rFonts w:ascii="Arial" w:hAnsi="Arial" w:cs="Arial"/>
+        </w:rPr>
+        <w:tab/>
+      </w:r>
+      <w:r>
+        <w:rPr>
+          <w:rFonts w:ascii="Arial" w:hAnsi="Arial" w:cs="Arial"/>
+        </w:rPr>
+        <w:tab/>
+        <w:t>Predictive processing and internal models</w:t>
+      </w:r>
+    </w:p>
+    <w:p>
+      <w:pPr>
+        <w:pStyle w:val="content1"/>
+        <w:tabs>
+          <w:tab w:val="left" w:pos="1350"/>
+        </w:tabs>
+        <w:ind w:left="0" w:hanging="630"/>
+        <w:rPr>
+          <w:rFonts w:ascii="Arial" w:hAnsi="Arial" w:cs="Arial"/>
+        </w:rPr>
+      </w:pPr>
+      <w:r>
+        <w:rPr>
+          <w:rFonts w:ascii="Arial" w:hAnsi="Arial" w:cs="Arial"/>
+        </w:rPr>
+        <w:tab/>
+      </w:r>
+      <w:r>
+        <w:rPr>
+          <w:rFonts w:ascii="Arial" w:hAnsi="Arial" w:cs="Arial"/>
+        </w:rPr>
+        <w:tab/>
+        <w:t>Computational modeling of cognition</w:t>
       </w:r>
     </w:p>
     <w:p>
@@ -6541,6 +8293,20 @@
               <w:rPr>
                 <w:rFonts w:ascii="Arial" w:hAnsi="Arial" w:cs="Arial"/>
               </w:rPr>
+              <w:t>Jan. 2025 – Present</w:t>
+            </w:r>
+          </w:p>
+          <w:p>
+            <w:pPr>
+              <w:spacing w:line="252" w:lineRule="auto"/>
+              <w:rPr>
+                <w:rFonts w:ascii="Arial" w:hAnsi="Arial" w:cs="Arial"/>
+              </w:rPr>
+            </w:pPr>
+            <w:r>
+              <w:rPr>
+                <w:rFonts w:ascii="Arial" w:hAnsi="Arial" w:cs="Arial"/>
+              </w:rPr>
               <w:t>Jan. 2024 – Dec. 2025</w:t>
             </w:r>
           </w:p>
@@ -6551,29 +8317,12 @@
                 <w:rFonts w:ascii="Arial" w:hAnsi="Arial" w:cs="Arial"/>
               </w:rPr>
             </w:pPr>
-          </w:p>
-          <w:p>
-            <w:pPr>
-              <w:spacing w:line="252" w:lineRule="auto"/>
-              <w:rPr>
-                <w:rFonts w:ascii="Arial" w:hAnsi="Arial" w:cs="Arial"/>
-              </w:rPr>
-            </w:pPr>
-            <w:r>
-              <w:rPr>
-                <w:rFonts w:ascii="Arial" w:hAnsi="Arial" w:cs="Arial"/>
-              </w:rPr>
-              <w:lastRenderedPageBreak/>
+            <w:r>
+              <w:rPr>
+                <w:rFonts w:ascii="Arial" w:hAnsi="Arial" w:cs="Arial"/>
+              </w:rPr>
               <w:t>July 2020 – Dec. 2023</w:t>
             </w:r>
-          </w:p>
-          <w:p>
-            <w:pPr>
-              <w:spacing w:line="252" w:lineRule="auto"/>
-              <w:rPr>
-                <w:rFonts w:ascii="Arial" w:hAnsi="Arial" w:cs="Arial"/>
-              </w:rPr>
-            </w:pPr>
           </w:p>
           <w:p>
             <w:pPr>
@@ -6603,7 +8352,20 @@
           <w:p>
             <w:pPr>
               <w:spacing w:line="252" w:lineRule="auto"/>
-              <w:ind w:hanging="522"/>
+              <w:rPr>
+                <w:rFonts w:ascii="Arial" w:hAnsi="Arial" w:cs="Arial"/>
+              </w:rPr>
+            </w:pPr>
+            <w:r>
+              <w:rPr>
+                <w:rFonts w:ascii="Arial" w:hAnsi="Arial" w:cs="Arial"/>
+              </w:rPr>
+              <w:t>Kliemann Lab 1-year contract</w:t>
+            </w:r>
+          </w:p>
+          <w:p>
+            <w:pPr>
+              <w:spacing w:line="252" w:lineRule="auto"/>
               <w:rPr>
                 <w:rFonts w:ascii="Arial" w:hAnsi="Arial" w:cs="Arial"/>
               </w:rPr>
@@ -6614,8 +8376,7 @@
                 <w:i/>
                 <w:iCs/>
               </w:rPr>
-              <w:lastRenderedPageBreak/>
-              <w:t>[Title</w:t>
+              <w:t>INSPIRE T-32 Postdoctoral Fellowship</w:t>
             </w:r>
             <w:r>
               <w:rPr>
@@ -6623,6 +8384,9 @@
                 <w:i/>
                 <w:iCs/>
               </w:rPr>
+              <w:t>/</w:t>
+            </w:r>
+            <w:r>
               <w:t xml:space="preserve"> </w:t>
             </w:r>
             <w:r>
@@ -6631,7 +8395,7 @@
                 <w:i/>
                 <w:iCs/>
               </w:rPr>
-              <w:t>[</w:t>
+              <w:t>T32MH019113</w:t>
             </w:r>
             <w:r>
               <w:rPr>
@@ -6639,18 +8403,53 @@
                 <w:i/>
                 <w:iCs/>
               </w:rPr>
-              <w:t>INSPIRE T-32 Postdoctoral Fellowship</w:t>
-            </w:r>
+              <w:br/>
+            </w:r>
+            <w:r>
+              <w:rPr>
+                <w:rFonts w:ascii="Arial" w:hAnsi="Arial" w:cs="Arial"/>
+              </w:rPr>
+              <w:t xml:space="preserve">Funded by </w:t>
+            </w:r>
+            <w:r>
+              <w:rPr>
+                <w:rFonts w:ascii="Arial" w:hAnsi="Arial" w:cs="Arial"/>
+              </w:rPr>
+              <w:t>NIMH</w:t>
+            </w:r>
+            <w:r>
+              <w:rPr>
+                <w:rFonts w:ascii="Arial" w:hAnsi="Arial" w:cs="Arial"/>
+              </w:rPr>
+              <w:t xml:space="preserve">. Percent effort: </w:t>
+            </w:r>
+            <w:r>
+              <w:rPr>
+                <w:rFonts w:ascii="Arial" w:hAnsi="Arial" w:cs="Arial"/>
+              </w:rPr>
+              <w:t>100%</w:t>
+            </w:r>
+            <w:r>
+              <w:rPr>
+                <w:rFonts w:ascii="Arial" w:hAnsi="Arial" w:cs="Arial"/>
+              </w:rPr>
+              <w:t xml:space="preserve">. </w:t>
+            </w:r>
+          </w:p>
+          <w:p>
+            <w:pPr>
+              <w:spacing w:line="252" w:lineRule="auto"/>
+              <w:rPr>
+                <w:rFonts w:ascii="Arial" w:hAnsi="Arial" w:cs="Arial"/>
+              </w:rPr>
+            </w:pPr>
             <w:r>
               <w:rPr>
                 <w:rFonts w:ascii="Arial" w:hAnsi="Arial" w:cs="Arial"/>
                 <w:i/>
                 <w:iCs/>
               </w:rPr>
-              <w:t>/</w:t>
-            </w:r>
-            <w:r>
-              <w:t xml:space="preserve"> </w:t>
+              <w:t>R01 Diversity Supplement</w:t>
             </w:r>
             <w:r>
               <w:rPr>
@@ -6658,7 +8457,7 @@
                 <w:i/>
                 <w:iCs/>
               </w:rPr>
-              <w:t>T32MH019113</w:t>
+              <w:t>/</w:t>
             </w:r>
             <w:r>
               <w:rPr>
@@ -6666,7 +8465,7 @@
                 <w:i/>
                 <w:iCs/>
               </w:rPr>
-              <w:t>]</w:t>
+              <w:t>R01NS114405-01S2</w:t>
             </w:r>
             <w:r>
               <w:rPr>
@@ -6686,26 +8485,13 @@
               <w:rPr>
                 <w:rFonts w:ascii="Arial" w:hAnsi="Arial" w:cs="Arial"/>
               </w:rPr>
-              <w:t>NIMH</w:t>
-            </w:r>
-            <w:r>
-              <w:rPr>
-                <w:rFonts w:ascii="Arial" w:hAnsi="Arial" w:cs="Arial"/>
-              </w:rPr>
-              <w:t>. Award amount: ($[</w:t>
-            </w:r>
-            <w:r>
-              <w:rPr>
-                <w:rFonts w:ascii="Arial" w:hAnsi="Arial" w:cs="Arial"/>
-                <w:highlight w:val="yellow"/>
-              </w:rPr>
-              <w:t>Total Amount Awarded])</w:t>
-            </w:r>
-            <w:r>
-              <w:rPr>
-                <w:rFonts w:ascii="Arial" w:hAnsi="Arial" w:cs="Arial"/>
-              </w:rPr>
-              <w:t xml:space="preserve"> Percent effort: </w:t>
+              <w:t>NINDS</w:t>
+            </w:r>
+            <w:r>
+              <w:rPr>
+                <w:rFonts w:ascii="Arial" w:hAnsi="Arial" w:cs="Arial"/>
+              </w:rPr>
+              <w:t xml:space="preserve">. Percent effort: </w:t>
             </w:r>
             <w:r>
               <w:rPr>
@@ -6717,7 +8503,10 @@
               <w:rPr>
                 <w:rFonts w:ascii="Arial" w:hAnsi="Arial" w:cs="Arial"/>
               </w:rPr>
-              <w:t xml:space="preserve">. </w:t>
+              <w:t>.</w:t>
+            </w:r>
+            <w:r>
+              <w:t xml:space="preserve"> </w:t>
             </w:r>
           </w:p>
           <w:p>
@@ -6733,8 +8522,7 @@
                 <w:i/>
                 <w:iCs/>
               </w:rPr>
-              <w:lastRenderedPageBreak/>
-              <w:t>[</w:t>
+              <w:t>T-32 Training Grant</w:t>
             </w:r>
             <w:r>
               <w:rPr>
@@ -6742,7 +8530,7 @@
                 <w:i/>
                 <w:iCs/>
               </w:rPr>
-              <w:t>R01 Diversity Supplement</w:t>
+              <w:t>/</w:t>
             </w:r>
             <w:r>
               <w:rPr>
@@ -6750,7 +8538,7 @@
                 <w:i/>
                 <w:iCs/>
               </w:rPr>
-              <w:t>/</w:t>
+              <w:t>T32NS007421-21</w:t>
             </w:r>
             <w:r>
               <w:rPr>
@@ -6758,14 +8546,6 @@
                 <w:i/>
                 <w:iCs/>
               </w:rPr>
-              <w:t>R01NS114405-01S2]</w:t>
-            </w:r>
-            <w:r>
-              <w:rPr>
-                <w:rFonts w:ascii="Arial" w:hAnsi="Arial" w:cs="Arial"/>
-                <w:i/>
-                <w:iCs/>
-              </w:rPr>
               <w:br/>
             </w:r>
             <w:r>
@@ -6784,122 +8564,7 @@
               <w:rPr>
                 <w:rFonts w:ascii="Arial" w:hAnsi="Arial" w:cs="Arial"/>
               </w:rPr>
-              <w:t>. Award amount: ($[</w:t>
-            </w:r>
-            <w:r>
-              <w:rPr>
-                <w:rFonts w:ascii="Arial" w:hAnsi="Arial" w:cs="Arial"/>
-                <w:highlight w:val="yellow"/>
-              </w:rPr>
-              <w:t>Total Amount Awarded])</w:t>
-            </w:r>
-            <w:r>
-              <w:rPr>
-                <w:rFonts w:ascii="Arial" w:hAnsi="Arial" w:cs="Arial"/>
-              </w:rPr>
-              <w:t xml:space="preserve"> Percent effort: </w:t>
-            </w:r>
-            <w:r>
-              <w:rPr>
-                <w:rFonts w:ascii="Arial" w:hAnsi="Arial" w:cs="Arial"/>
-              </w:rPr>
-              <w:t>100%</w:t>
-            </w:r>
-            <w:r>
-              <w:rPr>
-                <w:rFonts w:ascii="Arial" w:hAnsi="Arial" w:cs="Arial"/>
-              </w:rPr>
-              <w:t>.</w:t>
-            </w:r>
-            <w:r>
-              <w:t xml:space="preserve"> </w:t>
-            </w:r>
-          </w:p>
-          <w:p>
-            <w:pPr>
-              <w:spacing w:line="252" w:lineRule="auto"/>
-              <w:rPr>
-                <w:rFonts w:ascii="Arial" w:hAnsi="Arial" w:cs="Arial"/>
-              </w:rPr>
-            </w:pPr>
-            <w:r>
-              <w:rPr>
-                <w:rFonts w:ascii="Arial" w:hAnsi="Arial" w:cs="Arial"/>
-                <w:i/>
-                <w:iCs/>
-              </w:rPr>
-              <w:t>[</w:t>
-            </w:r>
-            <w:r>
-              <w:rPr>
-                <w:rFonts w:ascii="Arial" w:hAnsi="Arial" w:cs="Arial"/>
-                <w:i/>
-                <w:iCs/>
-              </w:rPr>
-              <w:t>T-32 Training Grant</w:t>
-            </w:r>
-            <w:r>
-              <w:rPr>
-                <w:rFonts w:ascii="Arial" w:hAnsi="Arial" w:cs="Arial"/>
-                <w:i/>
-                <w:iCs/>
-              </w:rPr>
-              <w:t>/</w:t>
-            </w:r>
-            <w:r>
-              <w:rPr>
-                <w:rFonts w:ascii="Arial" w:hAnsi="Arial" w:cs="Arial"/>
-                <w:i/>
-                <w:iCs/>
-              </w:rPr>
-              <w:t>T32NS007421-21</w:t>
-            </w:r>
-            <w:r>
-              <w:rPr>
-                <w:rFonts w:ascii="Arial" w:hAnsi="Arial" w:cs="Arial"/>
-                <w:i/>
-                <w:iCs/>
-              </w:rPr>
-              <w:t>]</w:t>
-            </w:r>
-            <w:r>
-              <w:rPr>
-                <w:rFonts w:ascii="Arial" w:hAnsi="Arial" w:cs="Arial"/>
-                <w:i/>
-                <w:iCs/>
-              </w:rPr>
-              <w:br/>
-            </w:r>
-            <w:r>
-              <w:rPr>
-                <w:rFonts w:ascii="Arial" w:hAnsi="Arial" w:cs="Arial"/>
-              </w:rPr>
-              <w:t xml:space="preserve">Funded by </w:t>
-            </w:r>
-            <w:r>
-              <w:rPr>
-                <w:rFonts w:ascii="Arial" w:hAnsi="Arial" w:cs="Arial"/>
-              </w:rPr>
-              <w:t>NINDS</w:t>
-            </w:r>
-            <w:r>
-              <w:rPr>
-                <w:rFonts w:ascii="Arial" w:hAnsi="Arial" w:cs="Arial"/>
-              </w:rPr>
-              <w:t>. Award amount: ($[</w:t>
-            </w:r>
-            <w:r>
-              <w:rPr>
-                <w:rFonts w:ascii="Arial" w:hAnsi="Arial" w:cs="Arial"/>
-                <w:highlight w:val="yellow"/>
-              </w:rPr>
-              <w:t>Total Amount Awarded])</w:t>
-            </w:r>
-            <w:r>
-              <w:rPr>
-                <w:rFonts w:ascii="Arial" w:hAnsi="Arial" w:cs="Arial"/>
-              </w:rPr>
-              <w:t xml:space="preserve"> Percent effort: </w:t>
+              <w:t xml:space="preserve">. Percent effort: </w:t>
             </w:r>
             <w:r>
               <w:rPr>
@@ -6946,72 +8611,6 @@
           <w:bCs/>
         </w:rPr>
         <w:t>Invited Lectures and Conference Presentations</w:t>
-      </w:r>
-    </w:p>
-    <w:p>
-      <w:pPr>
-        <w:pStyle w:val="desc"/>
-        <w:ind w:left="0"/>
-        <w:rPr>
-          <w:rFonts w:ascii="Arial" w:hAnsi="Arial" w:cs="Arial"/>
-          <w:b/>
-          <w:bCs/>
-          <w:i/>
-          <w:iCs/>
-        </w:rPr>
-      </w:pPr>
-      <w:r>
-        <w:rPr>
-          <w:rFonts w:ascii="Arial" w:hAnsi="Arial" w:cs="Arial"/>
-        </w:rPr>
-        <w:t xml:space="preserve">: </w:t>
-      </w:r>
-      <w:r>
-        <w:rPr>
-          <w:rFonts w:ascii="Arial" w:hAnsi="Arial" w:cs="Arial"/>
-          <w:b/>
-          <w:bCs/>
-          <w:i/>
-          <w:iCs/>
-        </w:rPr>
-        <w:t>Presentations</w:t>
-      </w:r>
-    </w:p>
-    <w:p>
-      <w:pPr>
-        <w:pStyle w:val="desc"/>
-        <w:ind w:left="0"/>
-        <w:rPr>
-          <w:rFonts w:ascii="Arial" w:hAnsi="Arial" w:cs="Arial"/>
-        </w:rPr>
-      </w:pPr>
-      <w:r>
-        <w:rPr>
-          <w:rFonts w:ascii="Arial" w:hAnsi="Arial" w:cs="Arial"/>
-        </w:rPr>
-        <w:t>Items:  All records</w:t>
-      </w:r>
-    </w:p>
-    <w:p>
-      <w:pPr>
-        <w:spacing w:before="80" w:after="80"/>
-        <w:rPr>
-          <w:rFonts w:ascii="Arial" w:hAnsi="Arial" w:cs="Arial"/>
-          <w:b/>
-          <w:bCs/>
-          <w:i/>
-          <w:iCs/>
-        </w:rPr>
-      </w:pPr>
-      <w:r>
-        <w:rPr>
-          <w:rFonts w:ascii="Arial" w:hAnsi="Arial" w:cs="Arial"/>
-          <w:b/>
-          <w:bCs/>
-          <w:i/>
-          <w:iCs/>
-        </w:rPr>
-        <w:t>[Scope] - [Presentation Type]</w:t>
       </w:r>
     </w:p>
     <w:tbl>
@@ -7052,7 +8651,280 @@
                 <w:sz w:val="22"/>
                 <w:szCs w:val="22"/>
               </w:rPr>
-              <w:t>[Date: Year]</w:t>
+              <w:t>2025</w:t>
+            </w:r>
+          </w:p>
+          <w:p>
+            <w:pPr>
+              <w:pStyle w:val="section2"/>
+              <w:ind w:left="0" w:firstLine="0"/>
+              <w:rPr>
+                <w:rFonts w:ascii="Arial" w:hAnsi="Arial" w:cs="Arial"/>
+                <w:sz w:val="22"/>
+                <w:szCs w:val="22"/>
+              </w:rPr>
+            </w:pPr>
+          </w:p>
+          <w:p>
+            <w:pPr>
+              <w:pStyle w:val="section2"/>
+              <w:ind w:left="0" w:firstLine="0"/>
+              <w:rPr>
+                <w:rFonts w:ascii="Arial" w:hAnsi="Arial" w:cs="Arial"/>
+                <w:sz w:val="22"/>
+                <w:szCs w:val="22"/>
+              </w:rPr>
+            </w:pPr>
+            <w:r>
+              <w:rPr>
+                <w:rFonts w:ascii="Arial" w:hAnsi="Arial" w:cs="Arial"/>
+                <w:sz w:val="22"/>
+                <w:szCs w:val="22"/>
+              </w:rPr>
+              <w:t>2025</w:t>
+            </w:r>
+          </w:p>
+          <w:p>
+            <w:pPr>
+              <w:pStyle w:val="section2"/>
+              <w:ind w:left="0" w:firstLine="0"/>
+              <w:rPr>
+                <w:rFonts w:ascii="Arial" w:hAnsi="Arial" w:cs="Arial"/>
+                <w:sz w:val="22"/>
+                <w:szCs w:val="22"/>
+              </w:rPr>
+            </w:pPr>
+          </w:p>
+          <w:p>
+            <w:pPr>
+              <w:pStyle w:val="section2"/>
+              <w:ind w:left="0" w:firstLine="0"/>
+              <w:rPr>
+                <w:rFonts w:ascii="Arial" w:hAnsi="Arial" w:cs="Arial"/>
+                <w:sz w:val="22"/>
+                <w:szCs w:val="22"/>
+              </w:rPr>
+            </w:pPr>
+            <w:r>
+              <w:rPr>
+                <w:rFonts w:ascii="Arial" w:hAnsi="Arial" w:cs="Arial"/>
+                <w:sz w:val="22"/>
+                <w:szCs w:val="22"/>
+              </w:rPr>
+              <w:t>2024</w:t>
+            </w:r>
+          </w:p>
+          <w:p>
+            <w:pPr>
+              <w:pStyle w:val="section2"/>
+              <w:ind w:left="0" w:firstLine="0"/>
+              <w:rPr>
+                <w:rFonts w:ascii="Arial" w:hAnsi="Arial" w:cs="Arial"/>
+                <w:sz w:val="22"/>
+                <w:szCs w:val="22"/>
+              </w:rPr>
+            </w:pPr>
+          </w:p>
+          <w:p>
+            <w:pPr>
+              <w:pStyle w:val="section2"/>
+              <w:ind w:left="0" w:firstLine="0"/>
+              <w:rPr>
+                <w:rFonts w:ascii="Arial" w:hAnsi="Arial" w:cs="Arial"/>
+                <w:sz w:val="22"/>
+                <w:szCs w:val="22"/>
+              </w:rPr>
+            </w:pPr>
+            <w:r>
+              <w:rPr>
+                <w:rFonts w:ascii="Arial" w:hAnsi="Arial" w:cs="Arial"/>
+                <w:sz w:val="22"/>
+                <w:szCs w:val="22"/>
+              </w:rPr>
+              <w:t>2024</w:t>
+            </w:r>
+          </w:p>
+          <w:p>
+            <w:pPr>
+              <w:pStyle w:val="section2"/>
+              <w:ind w:left="0" w:firstLine="0"/>
+              <w:rPr>
+                <w:rFonts w:ascii="Arial" w:hAnsi="Arial" w:cs="Arial"/>
+                <w:sz w:val="22"/>
+                <w:szCs w:val="22"/>
+              </w:rPr>
+            </w:pPr>
+          </w:p>
+          <w:p>
+            <w:pPr>
+              <w:pStyle w:val="section2"/>
+              <w:ind w:left="0" w:firstLine="0"/>
+              <w:rPr>
+                <w:rFonts w:ascii="Arial" w:hAnsi="Arial" w:cs="Arial"/>
+                <w:sz w:val="22"/>
+                <w:szCs w:val="22"/>
+              </w:rPr>
+            </w:pPr>
+            <w:r>
+              <w:rPr>
+                <w:rFonts w:ascii="Arial" w:hAnsi="Arial" w:cs="Arial"/>
+                <w:sz w:val="22"/>
+                <w:szCs w:val="22"/>
+              </w:rPr>
+              <w:t>2023</w:t>
+            </w:r>
+          </w:p>
+          <w:p>
+            <w:pPr>
+              <w:pStyle w:val="section2"/>
+              <w:ind w:left="0" w:firstLine="0"/>
+              <w:rPr>
+                <w:rFonts w:ascii="Arial" w:hAnsi="Arial" w:cs="Arial"/>
+                <w:sz w:val="22"/>
+                <w:szCs w:val="22"/>
+              </w:rPr>
+            </w:pPr>
+          </w:p>
+          <w:p>
+            <w:pPr>
+              <w:pStyle w:val="section2"/>
+              <w:ind w:left="0" w:firstLine="0"/>
+              <w:rPr>
+                <w:rFonts w:ascii="Arial" w:hAnsi="Arial" w:cs="Arial"/>
+                <w:sz w:val="22"/>
+                <w:szCs w:val="22"/>
+              </w:rPr>
+            </w:pPr>
+          </w:p>
+          <w:p>
+            <w:pPr>
+              <w:pStyle w:val="section2"/>
+              <w:ind w:left="0" w:firstLine="0"/>
+              <w:rPr>
+                <w:rFonts w:ascii="Arial" w:hAnsi="Arial" w:cs="Arial"/>
+                <w:sz w:val="22"/>
+                <w:szCs w:val="22"/>
+              </w:rPr>
+            </w:pPr>
+          </w:p>
+          <w:p>
+            <w:pPr>
+              <w:pStyle w:val="section2"/>
+              <w:ind w:left="0" w:firstLine="0"/>
+              <w:rPr>
+                <w:rFonts w:ascii="Arial" w:hAnsi="Arial" w:cs="Arial"/>
+                <w:sz w:val="22"/>
+                <w:szCs w:val="22"/>
+              </w:rPr>
+            </w:pPr>
+            <w:r>
+              <w:rPr>
+                <w:rFonts w:ascii="Arial" w:hAnsi="Arial" w:cs="Arial"/>
+                <w:sz w:val="22"/>
+                <w:szCs w:val="22"/>
+              </w:rPr>
+              <w:t>2022</w:t>
+            </w:r>
+          </w:p>
+          <w:p>
+            <w:pPr>
+              <w:pStyle w:val="section2"/>
+              <w:ind w:left="0" w:firstLine="0"/>
+              <w:rPr>
+                <w:rFonts w:ascii="Arial" w:hAnsi="Arial" w:cs="Arial"/>
+                <w:sz w:val="22"/>
+                <w:szCs w:val="22"/>
+              </w:rPr>
+            </w:pPr>
+          </w:p>
+          <w:p>
+            <w:pPr>
+              <w:pStyle w:val="section2"/>
+              <w:ind w:left="0" w:firstLine="0"/>
+              <w:rPr>
+                <w:rFonts w:ascii="Arial" w:hAnsi="Arial" w:cs="Arial"/>
+                <w:sz w:val="22"/>
+                <w:szCs w:val="22"/>
+              </w:rPr>
+            </w:pPr>
+          </w:p>
+          <w:p>
+            <w:pPr>
+              <w:pStyle w:val="section2"/>
+              <w:ind w:left="0" w:firstLine="0"/>
+              <w:rPr>
+                <w:rFonts w:ascii="Arial" w:hAnsi="Arial" w:cs="Arial"/>
+                <w:sz w:val="22"/>
+                <w:szCs w:val="22"/>
+              </w:rPr>
+            </w:pPr>
+            <w:r>
+              <w:rPr>
+                <w:rFonts w:ascii="Arial" w:hAnsi="Arial" w:cs="Arial"/>
+                <w:sz w:val="22"/>
+                <w:szCs w:val="22"/>
+              </w:rPr>
+              <w:t>2021</w:t>
+            </w:r>
+          </w:p>
+          <w:p>
+            <w:pPr>
+              <w:pStyle w:val="section2"/>
+              <w:ind w:left="0" w:firstLine="0"/>
+              <w:rPr>
+                <w:rFonts w:ascii="Arial" w:hAnsi="Arial" w:cs="Arial"/>
+                <w:sz w:val="22"/>
+                <w:szCs w:val="22"/>
+              </w:rPr>
+            </w:pPr>
+          </w:p>
+          <w:p>
+            <w:pPr>
+              <w:pStyle w:val="section2"/>
+              <w:ind w:left="0" w:firstLine="0"/>
+              <w:rPr>
+                <w:rFonts w:ascii="Arial" w:hAnsi="Arial" w:cs="Arial"/>
+                <w:sz w:val="22"/>
+                <w:szCs w:val="22"/>
+              </w:rPr>
+            </w:pPr>
+            <w:r>
+              <w:rPr>
+                <w:rFonts w:ascii="Arial" w:hAnsi="Arial" w:cs="Arial"/>
+                <w:sz w:val="22"/>
+                <w:szCs w:val="22"/>
+              </w:rPr>
+              <w:t>2020</w:t>
+            </w:r>
+          </w:p>
+          <w:p>
+            <w:pPr>
+              <w:pStyle w:val="section2"/>
+              <w:ind w:left="0" w:firstLine="0"/>
+              <w:rPr>
+                <w:rFonts w:ascii="Arial" w:hAnsi="Arial" w:cs="Arial"/>
+                <w:sz w:val="22"/>
+                <w:szCs w:val="22"/>
+              </w:rPr>
+            </w:pPr>
+          </w:p>
+          <w:p>
+            <w:pPr>
+              <w:pStyle w:val="section2"/>
+              <w:ind w:left="0" w:firstLine="0"/>
+              <w:rPr>
+                <w:rFonts w:ascii="Arial" w:hAnsi="Arial" w:cs="Arial"/>
+                <w:sz w:val="22"/>
+                <w:szCs w:val="22"/>
+              </w:rPr>
+            </w:pPr>
+            <w:r>
+              <w:rPr>
+                <w:rFonts w:ascii="Arial" w:hAnsi="Arial" w:cs="Arial"/>
+                <w:sz w:val="22"/>
+                <w:szCs w:val="22"/>
+              </w:rPr>
+              <w:t>2019</w:t>
             </w:r>
           </w:p>
         </w:tc>
@@ -7079,10 +8951,21 @@
             <w:r>
               <w:rPr>
                 <w:rFonts w:ascii="Arial" w:hAnsi="Arial" w:cs="Arial"/>
-                <w:sz w:val="22"/>
-                <w:szCs w:val="22"/>
-              </w:rPr>
-              <w:t xml:space="preserve">[Conference/Meeting Name], </w:t>
+                <w:b/>
+                <w:bCs/>
+                <w:sz w:val="22"/>
+                <w:szCs w:val="22"/>
+              </w:rPr>
+              <w:lastRenderedPageBreak/>
+              <w:t>Iowa Neuroimaging Working Group</w:t>
+            </w:r>
+            <w:r>
+              <w:rPr>
+                <w:rFonts w:ascii="Arial" w:hAnsi="Arial" w:cs="Arial"/>
+                <w:sz w:val="22"/>
+                <w:szCs w:val="22"/>
+              </w:rPr>
+              <w:t xml:space="preserve">, </w:t>
             </w:r>
             <w:r>
               <w:rPr>
@@ -7092,16 +8975,36 @@
                 <w:sz w:val="22"/>
                 <w:szCs w:val="22"/>
               </w:rPr>
-              <w:t>[Presentation Title]</w:t>
-            </w:r>
-            <w:r>
-              <w:rPr>
-                <w:rFonts w:ascii="Arial" w:hAnsi="Arial" w:cs="Arial"/>
-                <w:sz w:val="22"/>
-                <w:szCs w:val="22"/>
-              </w:rPr>
-              <w:t>, [Sponsoring Organization], [City], [State], [Country] [Peer-Reviewed/Refereed] Presenters/Authors: [list of [</w:t>
-            </w:r>
+              <w:t>Introducing Lesion Profile Mapping</w:t>
+            </w:r>
+            <w:r>
+              <w:rPr>
+                <w:rFonts w:ascii="Arial" w:hAnsi="Arial" w:cs="Arial"/>
+                <w:sz w:val="22"/>
+                <w:szCs w:val="22"/>
+              </w:rPr>
+              <w:t xml:space="preserve">, </w:t>
+            </w:r>
+            <w:r>
+              <w:rPr>
+                <w:rFonts w:ascii="Arial" w:hAnsi="Arial" w:cs="Arial"/>
+                <w:sz w:val="22"/>
+                <w:szCs w:val="22"/>
+              </w:rPr>
+              <w:lastRenderedPageBreak/>
+              <w:t>University of Iowa, Iowa City, IA, USA</w:t>
+            </w:r>
+          </w:p>
+          <w:p>
+            <w:pPr>
+              <w:pStyle w:val="section2"/>
+              <w:ind w:left="0" w:firstLine="0"/>
+              <w:rPr>
+                <w:rFonts w:ascii="Arial" w:hAnsi="Arial" w:cs="Arial"/>
+                <w:sz w:val="22"/>
+                <w:szCs w:val="22"/>
+              </w:rPr>
+            </w:pPr>
             <w:r>
               <w:rPr>
                 <w:rFonts w:ascii="Arial" w:hAnsi="Arial" w:cs="Arial"/>
@@ -7110,16 +9013,53 @@
                 <w:sz w:val="22"/>
                 <w:szCs w:val="22"/>
               </w:rPr>
-              <w:t>Presenters/Authors</w:t>
-            </w:r>
-            <w:r>
-              <w:rPr>
-                <w:rFonts w:ascii="Arial" w:hAnsi="Arial" w:cs="Arial"/>
-                <w:sz w:val="22"/>
-                <w:szCs w:val="22"/>
-              </w:rPr>
-              <w:t>] as "[Last Name], [First Name] [Middle Name/Initial]"] Student Presenters/Authors: [list of [</w:t>
-            </w:r>
+              <w:t>Psychiatry Grand Rounds</w:t>
+            </w:r>
+            <w:r>
+              <w:rPr>
+                <w:rFonts w:ascii="Arial" w:hAnsi="Arial" w:cs="Arial"/>
+                <w:sz w:val="22"/>
+                <w:szCs w:val="22"/>
+              </w:rPr>
+              <w:t xml:space="preserve">, </w:t>
+            </w:r>
+            <w:r>
+              <w:rPr>
+                <w:rFonts w:ascii="Arial" w:hAnsi="Arial" w:cs="Arial"/>
+                <w:i/>
+                <w:iCs/>
+                <w:sz w:val="22"/>
+                <w:szCs w:val="22"/>
+              </w:rPr>
+              <w:t>Socially Inappropriate Behavior Following Chronic Brain Lesions</w:t>
+            </w:r>
+            <w:r>
+              <w:rPr>
+                <w:rFonts w:ascii="Arial" w:hAnsi="Arial" w:cs="Arial"/>
+                <w:sz w:val="22"/>
+                <w:szCs w:val="22"/>
+              </w:rPr>
+              <w:t>. University of Iowa, Iowa City, IA, USA</w:t>
+            </w:r>
+            <w:r>
+              <w:rPr>
+                <w:rFonts w:ascii="Arial" w:hAnsi="Arial" w:cs="Arial"/>
+                <w:sz w:val="22"/>
+                <w:szCs w:val="22"/>
+              </w:rPr>
+              <w:t xml:space="preserve"> </w:t>
+            </w:r>
+          </w:p>
+          <w:p>
+            <w:pPr>
+              <w:pStyle w:val="section2"/>
+              <w:ind w:left="0" w:firstLine="0"/>
+              <w:rPr>
+                <w:rFonts w:ascii="Arial" w:hAnsi="Arial" w:cs="Arial"/>
+                <w:sz w:val="22"/>
+                <w:szCs w:val="22"/>
+              </w:rPr>
+            </w:pPr>
             <w:r>
               <w:rPr>
                 <w:rFonts w:ascii="Arial" w:hAnsi="Arial" w:cs="Arial"/>
@@ -7128,15 +9068,349 @@
                 <w:sz w:val="22"/>
                 <w:szCs w:val="22"/>
               </w:rPr>
-              <w:t>Presenters/Authors</w:t>
-            </w:r>
-            <w:r>
-              <w:rPr>
-                <w:rFonts w:ascii="Arial" w:hAnsi="Arial" w:cs="Arial"/>
-                <w:sz w:val="22"/>
-                <w:szCs w:val="22"/>
-              </w:rPr>
-              <w:t>] as "[Last Name], [First Name] [Middle Name/Initial]"] [Annotation]</w:t>
+              <w:t>Psychiatry Grand Rounds</w:t>
+            </w:r>
+            <w:r>
+              <w:rPr>
+                <w:rFonts w:ascii="Arial" w:hAnsi="Arial" w:cs="Arial"/>
+                <w:sz w:val="22"/>
+                <w:szCs w:val="22"/>
+              </w:rPr>
+              <w:t xml:space="preserve">, </w:t>
+            </w:r>
+            <w:r>
+              <w:rPr>
+                <w:rFonts w:ascii="Arial" w:hAnsi="Arial" w:cs="Arial"/>
+                <w:i/>
+                <w:iCs/>
+                <w:sz w:val="22"/>
+                <w:szCs w:val="22"/>
+              </w:rPr>
+              <w:t>Affective Prosody in Psychiatry: Acoustic Feature Perception in Speech</w:t>
+            </w:r>
+            <w:r>
+              <w:rPr>
+                <w:rFonts w:ascii="Arial" w:hAnsi="Arial" w:cs="Arial"/>
+                <w:sz w:val="22"/>
+                <w:szCs w:val="22"/>
+              </w:rPr>
+              <w:t xml:space="preserve">. University of Iowa, Iowa </w:t>
+            </w:r>
+            <w:r>
+              <w:rPr>
+                <w:rFonts w:ascii="Arial" w:hAnsi="Arial" w:cs="Arial"/>
+                <w:sz w:val="22"/>
+                <w:szCs w:val="22"/>
+              </w:rPr>
+              <w:t>City, IA, USA</w:t>
+            </w:r>
+          </w:p>
+          <w:p>
+            <w:pPr>
+              <w:pStyle w:val="section2"/>
+              <w:ind w:left="0" w:firstLine="0"/>
+              <w:rPr>
+                <w:rFonts w:ascii="Arial" w:hAnsi="Arial" w:cs="Arial"/>
+                <w:sz w:val="22"/>
+                <w:szCs w:val="22"/>
+              </w:rPr>
+            </w:pPr>
+            <w:r>
+              <w:rPr>
+                <w:rFonts w:ascii="Arial" w:hAnsi="Arial" w:cs="Arial"/>
+                <w:b/>
+                <w:bCs/>
+                <w:sz w:val="22"/>
+                <w:szCs w:val="22"/>
+              </w:rPr>
+              <w:t>Iowa Lesion Retreat</w:t>
+            </w:r>
+            <w:r>
+              <w:rPr>
+                <w:rFonts w:ascii="Arial" w:hAnsi="Arial" w:cs="Arial"/>
+                <w:sz w:val="22"/>
+                <w:szCs w:val="22"/>
+              </w:rPr>
+              <w:t xml:space="preserve">, </w:t>
+            </w:r>
+            <w:r>
+              <w:rPr>
+                <w:rFonts w:ascii="Arial" w:hAnsi="Arial" w:cs="Arial"/>
+                <w:i/>
+                <w:iCs/>
+                <w:sz w:val="22"/>
+                <w:szCs w:val="22"/>
+              </w:rPr>
+              <w:t>Computational Modeling Should Be Incorporated Into Lesion Studies</w:t>
+            </w:r>
+            <w:r>
+              <w:rPr>
+                <w:rFonts w:ascii="Arial" w:hAnsi="Arial" w:cs="Arial"/>
+                <w:sz w:val="22"/>
+                <w:szCs w:val="22"/>
+              </w:rPr>
+              <w:t>. University of Iowa, Iowa City, IA, USA</w:t>
+            </w:r>
+          </w:p>
+          <w:p>
+            <w:pPr>
+              <w:pStyle w:val="section2"/>
+              <w:ind w:left="0" w:firstLine="0"/>
+              <w:rPr>
+                <w:rFonts w:ascii="Arial" w:hAnsi="Arial" w:cs="Arial"/>
+                <w:sz w:val="22"/>
+                <w:szCs w:val="22"/>
+              </w:rPr>
+            </w:pPr>
+            <w:r>
+              <w:rPr>
+                <w:rFonts w:ascii="Arial" w:hAnsi="Arial" w:cs="Arial"/>
+                <w:b/>
+                <w:bCs/>
+                <w:sz w:val="22"/>
+                <w:szCs w:val="22"/>
+              </w:rPr>
+              <w:t>Doctoral Dissertation Defense</w:t>
+            </w:r>
+            <w:r>
+              <w:rPr>
+                <w:rFonts w:ascii="Arial" w:hAnsi="Arial" w:cs="Arial"/>
+                <w:sz w:val="22"/>
+                <w:szCs w:val="22"/>
+              </w:rPr>
+              <w:t xml:space="preserve">, </w:t>
+            </w:r>
+            <w:r>
+              <w:rPr>
+                <w:rFonts w:ascii="Arial" w:hAnsi="Arial" w:cs="Arial"/>
+                <w:i/>
+                <w:iCs/>
+                <w:sz w:val="22"/>
+                <w:szCs w:val="22"/>
+              </w:rPr>
+              <w:t>Uncovering the Latent Structure of Visuospatial Ability and Predicting Visuospatial Dysfunction From Lesion Location</w:t>
+            </w:r>
+            <w:r>
+              <w:rPr>
+                <w:rFonts w:ascii="Arial" w:hAnsi="Arial" w:cs="Arial"/>
+                <w:sz w:val="22"/>
+                <w:szCs w:val="22"/>
+              </w:rPr>
+              <w:t>. University of Iowa, Iowa City, IA, USA</w:t>
+            </w:r>
+            <w:r>
+              <w:rPr>
+                <w:rFonts w:ascii="Arial" w:hAnsi="Arial" w:cs="Arial"/>
+                <w:sz w:val="22"/>
+                <w:szCs w:val="22"/>
+              </w:rPr>
+              <w:t xml:space="preserve"> (</w:t>
+            </w:r>
+            <w:r>
+              <w:rPr>
+                <w:rFonts w:ascii="Arial" w:hAnsi="Arial" w:cs="Arial"/>
+                <w:i/>
+                <w:iCs/>
+                <w:sz w:val="22"/>
+                <w:szCs w:val="22"/>
+              </w:rPr>
+              <w:t>also presented in Neuroscience Seminar in 2022</w:t>
+            </w:r>
+            <w:r>
+              <w:rPr>
+                <w:rFonts w:ascii="Arial" w:hAnsi="Arial" w:cs="Arial"/>
+                <w:sz w:val="22"/>
+                <w:szCs w:val="22"/>
+              </w:rPr>
+              <w:t>)</w:t>
+            </w:r>
+          </w:p>
+          <w:p>
+            <w:pPr>
+              <w:pStyle w:val="section2"/>
+              <w:ind w:left="0" w:firstLine="0"/>
+              <w:rPr>
+                <w:rFonts w:ascii="Arial" w:hAnsi="Arial" w:cs="Arial"/>
+                <w:sz w:val="22"/>
+                <w:szCs w:val="22"/>
+              </w:rPr>
+            </w:pPr>
+            <w:r>
+              <w:rPr>
+                <w:rFonts w:ascii="Arial" w:hAnsi="Arial" w:cs="Arial"/>
+                <w:b/>
+                <w:bCs/>
+                <w:sz w:val="22"/>
+                <w:szCs w:val="22"/>
+              </w:rPr>
+              <w:t>Neuroscience Research Day Data Blitz</w:t>
+            </w:r>
+            <w:r>
+              <w:rPr>
+                <w:rFonts w:ascii="Arial" w:hAnsi="Arial" w:cs="Arial"/>
+                <w:sz w:val="22"/>
+                <w:szCs w:val="22"/>
+              </w:rPr>
+              <w:t xml:space="preserve">, </w:t>
+            </w:r>
+            <w:r>
+              <w:rPr>
+                <w:rFonts w:ascii="Arial" w:hAnsi="Arial" w:cs="Arial"/>
+                <w:i/>
+                <w:iCs/>
+                <w:sz w:val="22"/>
+                <w:szCs w:val="22"/>
+              </w:rPr>
+              <w:t>Lesion location is a reliable risk factor for cerebellar mutism syndrome following pediatric tumor resection</w:t>
+            </w:r>
+            <w:r>
+              <w:rPr>
+                <w:rFonts w:ascii="Arial" w:hAnsi="Arial" w:cs="Arial"/>
+                <w:sz w:val="22"/>
+                <w:szCs w:val="22"/>
+              </w:rPr>
+              <w:t>. University of Iowa, Iowa City, IA, USA</w:t>
+            </w:r>
+          </w:p>
+          <w:p>
+            <w:pPr>
+              <w:pStyle w:val="section2"/>
+              <w:ind w:left="0" w:firstLine="0"/>
+              <w:rPr>
+                <w:rFonts w:ascii="Arial" w:hAnsi="Arial" w:cs="Arial"/>
+                <w:sz w:val="22"/>
+                <w:szCs w:val="22"/>
+              </w:rPr>
+            </w:pPr>
+            <w:r>
+              <w:rPr>
+                <w:rFonts w:ascii="Arial" w:hAnsi="Arial" w:cs="Arial"/>
+                <w:b/>
+                <w:bCs/>
+                <w:sz w:val="22"/>
+                <w:szCs w:val="22"/>
+              </w:rPr>
+              <w:t>Neuroscience Seminar</w:t>
+            </w:r>
+            <w:r>
+              <w:rPr>
+                <w:rFonts w:ascii="Arial" w:hAnsi="Arial" w:cs="Arial"/>
+                <w:sz w:val="22"/>
+                <w:szCs w:val="22"/>
+              </w:rPr>
+              <w:t xml:space="preserve">, </w:t>
+            </w:r>
+            <w:r>
+              <w:rPr>
+                <w:rFonts w:ascii="Arial" w:hAnsi="Arial" w:cs="Arial"/>
+                <w:i/>
+                <w:iCs/>
+                <w:sz w:val="22"/>
+                <w:szCs w:val="22"/>
+              </w:rPr>
+              <w:t>What time is it? Chronic temporal disorientation following focal brain damage</w:t>
+            </w:r>
+            <w:r>
+              <w:rPr>
+                <w:rFonts w:ascii="Arial" w:hAnsi="Arial" w:cs="Arial"/>
+                <w:sz w:val="22"/>
+                <w:szCs w:val="22"/>
+              </w:rPr>
+              <w:t>. University of Iowa, Iowa City, IA, USA</w:t>
+            </w:r>
+          </w:p>
+          <w:p>
+            <w:pPr>
+              <w:pStyle w:val="section2"/>
+              <w:ind w:left="0" w:firstLine="0"/>
+              <w:rPr>
+                <w:rFonts w:ascii="Arial" w:hAnsi="Arial" w:cs="Arial"/>
+                <w:sz w:val="22"/>
+                <w:szCs w:val="22"/>
+              </w:rPr>
+            </w:pPr>
+            <w:r>
+              <w:rPr>
+                <w:rFonts w:ascii="Arial" w:hAnsi="Arial" w:cs="Arial"/>
+                <w:b/>
+                <w:bCs/>
+                <w:sz w:val="22"/>
+                <w:szCs w:val="22"/>
+              </w:rPr>
+              <w:t>Recruitment Data Blitz</w:t>
+            </w:r>
+            <w:r>
+              <w:rPr>
+                <w:rFonts w:ascii="Arial" w:hAnsi="Arial" w:cs="Arial"/>
+                <w:sz w:val="22"/>
+                <w:szCs w:val="22"/>
+              </w:rPr>
+              <w:t xml:space="preserve">, </w:t>
+            </w:r>
+            <w:r>
+              <w:rPr>
+                <w:rFonts w:ascii="Arial" w:hAnsi="Arial" w:cs="Arial"/>
+                <w:i/>
+                <w:iCs/>
+                <w:sz w:val="22"/>
+                <w:szCs w:val="22"/>
+              </w:rPr>
+              <w:t>Multivariate Analysis of Iowa Gambling Task Data using LESYMAP</w:t>
+            </w:r>
+            <w:r>
+              <w:rPr>
+                <w:rFonts w:ascii="Arial" w:hAnsi="Arial" w:cs="Arial"/>
+                <w:sz w:val="22"/>
+                <w:szCs w:val="22"/>
+              </w:rPr>
+              <w:t>. University of Iowa, Iowa City, IA, USA</w:t>
+            </w:r>
+          </w:p>
+          <w:p>
+            <w:pPr>
+              <w:pStyle w:val="section2"/>
+              <w:ind w:left="0" w:firstLine="0"/>
+              <w:rPr>
+                <w:rFonts w:ascii="Arial" w:hAnsi="Arial" w:cs="Arial"/>
+                <w:sz w:val="22"/>
+                <w:szCs w:val="22"/>
+              </w:rPr>
+            </w:pPr>
+            <w:r>
+              <w:rPr>
+                <w:rFonts w:ascii="Arial" w:hAnsi="Arial" w:cs="Arial"/>
+                <w:b/>
+                <w:bCs/>
+                <w:sz w:val="22"/>
+                <w:szCs w:val="22"/>
+              </w:rPr>
+              <w:t>Undergraduate Keynote Address</w:t>
+            </w:r>
+            <w:r>
+              <w:rPr>
+                <w:rFonts w:ascii="Arial" w:hAnsi="Arial" w:cs="Arial"/>
+                <w:sz w:val="22"/>
+                <w:szCs w:val="22"/>
+              </w:rPr>
+              <w:t xml:space="preserve">, </w:t>
+            </w:r>
+            <w:r>
+              <w:rPr>
+                <w:rFonts w:ascii="Arial" w:hAnsi="Arial" w:cs="Arial"/>
+                <w:i/>
+                <w:iCs/>
+                <w:sz w:val="22"/>
+                <w:szCs w:val="22"/>
+              </w:rPr>
+              <w:t>Give Back to the Community that Gave to You</w:t>
+            </w:r>
+            <w:r>
+              <w:rPr>
+                <w:rFonts w:ascii="Arial" w:hAnsi="Arial" w:cs="Arial"/>
+                <w:sz w:val="22"/>
+                <w:szCs w:val="22"/>
+              </w:rPr>
+              <w:t>. University of Nevada – Reno, Reno, NV, USA</w:t>
             </w:r>
           </w:p>
         </w:tc>
@@ -7238,111 +9512,6 @@
           <w:b/>
           <w:bCs/>
         </w:rPr>
-        <w:t>Profession</w:t>
-      </w:r>
-    </w:p>
-    <w:tbl>
-      <w:tblPr>
-        <w:tblW w:w="0" w:type="auto"/>
-        <w:tblInd w:w="828" w:type="dxa"/>
-        <w:tblLayout w:type="fixed"/>
-        <w:tblLook w:val="0000" w:firstRow="0" w:lastRow="0" w:firstColumn="0" w:lastColumn="0" w:noHBand="0" w:noVBand="0"/>
-      </w:tblPr>
-      <w:tblGrid>
-        <w:gridCol w:w="1530"/>
-        <w:gridCol w:w="8658"/>
-      </w:tblGrid>
-      <w:tr>
-        <w:tc>
-          <w:tcPr>
-            <w:tcW w:w="1530" w:type="dxa"/>
-            <w:tcBorders>
-              <w:top w:val="nil"/>
-              <w:left w:val="nil"/>
-              <w:bottom w:val="nil"/>
-              <w:right w:val="nil"/>
-            </w:tcBorders>
-          </w:tcPr>
-          <w:p>
-            <w:pPr>
-              <w:pStyle w:val="section2"/>
-              <w:ind w:left="0" w:firstLine="0"/>
-              <w:rPr>
-                <w:rFonts w:ascii="Arial" w:hAnsi="Arial" w:cs="Arial"/>
-                <w:sz w:val="22"/>
-                <w:szCs w:val="22"/>
-              </w:rPr>
-            </w:pPr>
-            <w:r>
-              <w:rPr>
-                <w:rFonts w:ascii="Arial" w:hAnsi="Arial" w:cs="Arial"/>
-                <w:sz w:val="22"/>
-                <w:szCs w:val="22"/>
-              </w:rPr>
-              <w:t>[Start Date: Year - End Date: Year]</w:t>
-            </w:r>
-          </w:p>
-        </w:tc>
-        <w:tc>
-          <w:tcPr>
-            <w:tcW w:w="8658" w:type="dxa"/>
-            <w:tcBorders>
-              <w:top w:val="nil"/>
-              <w:left w:val="nil"/>
-              <w:bottom w:val="nil"/>
-              <w:right w:val="nil"/>
-            </w:tcBorders>
-          </w:tcPr>
-          <w:p>
-            <w:pPr>
-              <w:pStyle w:val="section2"/>
-              <w:ind w:left="0" w:firstLine="0"/>
-              <w:rPr>
-                <w:rFonts w:ascii="Arial" w:hAnsi="Arial" w:cs="Arial"/>
-                <w:sz w:val="22"/>
-                <w:szCs w:val="22"/>
-              </w:rPr>
-            </w:pPr>
-            <w:r>
-              <w:rPr>
-                <w:rFonts w:ascii="Arial" w:hAnsi="Arial" w:cs="Arial"/>
-                <w:sz w:val="22"/>
-                <w:szCs w:val="22"/>
-              </w:rPr>
-              <w:t>[Name of Organization], [Name of Committee], [[Position/Role] or [Explanation of "Other"]], [Annotation]</w:t>
-            </w:r>
-          </w:p>
-        </w:tc>
-      </w:tr>
-    </w:tbl>
-    <w:p>
-      <w:pPr>
-        <w:pStyle w:val="section2"/>
-        <w:ind w:left="0" w:firstLine="0"/>
-        <w:rPr>
-          <w:rFonts w:ascii="Arial" w:hAnsi="Arial" w:cs="Arial"/>
-          <w:b/>
-          <w:bCs/>
-        </w:rPr>
-      </w:pPr>
-    </w:p>
-    <w:p>
-      <w:pPr>
-        <w:pStyle w:val="section2"/>
-        <w:keepNext/>
-        <w:ind w:left="0" w:firstLine="0"/>
-        <w:rPr>
-          <w:rFonts w:ascii="Arial" w:hAnsi="Arial" w:cs="Arial"/>
-          <w:b/>
-          <w:bCs/>
-        </w:rPr>
-      </w:pPr>
-      <w:r>
-        <w:rPr>
-          <w:rFonts w:ascii="Arial" w:hAnsi="Arial" w:cs="Arial"/>
-          <w:b/>
-          <w:bCs/>
-        </w:rPr>
         <w:t>Department</w:t>
       </w:r>
     </w:p>
@@ -7384,7 +9553,239 @@
                 <w:sz w:val="22"/>
                 <w:szCs w:val="22"/>
               </w:rPr>
-              <w:t>[Start Date: Year - End Date: Year]</w:t>
+              <w:t xml:space="preserve">2024 – 2025 </w:t>
+            </w:r>
+          </w:p>
+          <w:p>
+            <w:pPr>
+              <w:pStyle w:val="section2"/>
+              <w:ind w:left="0" w:firstLine="0"/>
+              <w:rPr>
+                <w:rFonts w:ascii="Arial" w:hAnsi="Arial" w:cs="Arial"/>
+                <w:sz w:val="22"/>
+                <w:szCs w:val="22"/>
+              </w:rPr>
+            </w:pPr>
+          </w:p>
+          <w:p>
+            <w:pPr>
+              <w:pStyle w:val="section2"/>
+              <w:ind w:left="0" w:firstLine="0"/>
+              <w:rPr>
+                <w:rFonts w:ascii="Arial" w:hAnsi="Arial" w:cs="Arial"/>
+                <w:sz w:val="22"/>
+                <w:szCs w:val="22"/>
+              </w:rPr>
+            </w:pPr>
+            <w:r>
+              <w:rPr>
+                <w:rFonts w:ascii="Arial" w:hAnsi="Arial" w:cs="Arial"/>
+                <w:sz w:val="22"/>
+                <w:szCs w:val="22"/>
+              </w:rPr>
+              <w:t xml:space="preserve">2022 – 2023 </w:t>
+            </w:r>
+          </w:p>
+          <w:p>
+            <w:pPr>
+              <w:pStyle w:val="section2"/>
+              <w:ind w:left="0" w:firstLine="0"/>
+              <w:rPr>
+                <w:rFonts w:ascii="Arial" w:hAnsi="Arial" w:cs="Arial"/>
+                <w:sz w:val="22"/>
+                <w:szCs w:val="22"/>
+              </w:rPr>
+            </w:pPr>
+          </w:p>
+          <w:p>
+            <w:pPr>
+              <w:pStyle w:val="section2"/>
+              <w:ind w:left="0" w:firstLine="0"/>
+              <w:rPr>
+                <w:rFonts w:ascii="Arial" w:hAnsi="Arial" w:cs="Arial"/>
+                <w:sz w:val="22"/>
+                <w:szCs w:val="22"/>
+              </w:rPr>
+            </w:pPr>
+          </w:p>
+          <w:p>
+            <w:pPr>
+              <w:pStyle w:val="section2"/>
+              <w:ind w:left="0" w:firstLine="0"/>
+              <w:rPr>
+                <w:rFonts w:ascii="Arial" w:hAnsi="Arial" w:cs="Arial"/>
+                <w:sz w:val="22"/>
+                <w:szCs w:val="22"/>
+              </w:rPr>
+            </w:pPr>
+            <w:r>
+              <w:rPr>
+                <w:rFonts w:ascii="Arial" w:hAnsi="Arial" w:cs="Arial"/>
+                <w:sz w:val="22"/>
+                <w:szCs w:val="22"/>
+              </w:rPr>
+              <w:t xml:space="preserve">2021 – 2023 </w:t>
+            </w:r>
+          </w:p>
+          <w:p>
+            <w:pPr>
+              <w:pStyle w:val="section2"/>
+              <w:ind w:left="0" w:firstLine="0"/>
+              <w:rPr>
+                <w:rFonts w:ascii="Arial" w:hAnsi="Arial" w:cs="Arial"/>
+                <w:sz w:val="22"/>
+                <w:szCs w:val="22"/>
+              </w:rPr>
+            </w:pPr>
+          </w:p>
+          <w:p>
+            <w:pPr>
+              <w:pStyle w:val="section2"/>
+              <w:ind w:left="0" w:firstLine="0"/>
+              <w:rPr>
+                <w:rFonts w:ascii="Arial" w:hAnsi="Arial" w:cs="Arial"/>
+                <w:sz w:val="22"/>
+                <w:szCs w:val="22"/>
+              </w:rPr>
+            </w:pPr>
+          </w:p>
+          <w:p>
+            <w:pPr>
+              <w:pStyle w:val="section2"/>
+              <w:ind w:left="0" w:firstLine="0"/>
+              <w:rPr>
+                <w:rFonts w:ascii="Arial" w:hAnsi="Arial" w:cs="Arial"/>
+                <w:sz w:val="22"/>
+                <w:szCs w:val="22"/>
+              </w:rPr>
+            </w:pPr>
+            <w:r>
+              <w:rPr>
+                <w:rFonts w:ascii="Arial" w:hAnsi="Arial" w:cs="Arial"/>
+                <w:sz w:val="22"/>
+                <w:szCs w:val="22"/>
+              </w:rPr>
+              <w:t>2021 – 2022</w:t>
+            </w:r>
+          </w:p>
+          <w:p>
+            <w:pPr>
+              <w:pStyle w:val="section2"/>
+              <w:ind w:left="0" w:firstLine="0"/>
+              <w:rPr>
+                <w:rFonts w:ascii="Arial" w:hAnsi="Arial" w:cs="Arial"/>
+                <w:sz w:val="22"/>
+                <w:szCs w:val="22"/>
+              </w:rPr>
+            </w:pPr>
+            <w:r>
+              <w:rPr>
+                <w:rFonts w:ascii="Arial" w:hAnsi="Arial" w:cs="Arial"/>
+                <w:sz w:val="22"/>
+                <w:szCs w:val="22"/>
+              </w:rPr>
+              <w:t xml:space="preserve"> </w:t>
+            </w:r>
+          </w:p>
+          <w:p>
+            <w:pPr>
+              <w:pStyle w:val="section2"/>
+              <w:ind w:left="0" w:firstLine="0"/>
+              <w:rPr>
+                <w:rFonts w:ascii="Arial" w:hAnsi="Arial" w:cs="Arial"/>
+                <w:sz w:val="22"/>
+                <w:szCs w:val="22"/>
+              </w:rPr>
+            </w:pPr>
+          </w:p>
+          <w:p>
+            <w:pPr>
+              <w:pStyle w:val="section2"/>
+              <w:ind w:left="0" w:firstLine="0"/>
+              <w:rPr>
+                <w:rFonts w:ascii="Arial" w:hAnsi="Arial" w:cs="Arial"/>
+                <w:sz w:val="22"/>
+                <w:szCs w:val="22"/>
+              </w:rPr>
+            </w:pPr>
+            <w:r>
+              <w:rPr>
+                <w:rFonts w:ascii="Arial" w:hAnsi="Arial" w:cs="Arial"/>
+                <w:sz w:val="22"/>
+                <w:szCs w:val="22"/>
+              </w:rPr>
+              <w:t xml:space="preserve">2020 – 2023 </w:t>
+            </w:r>
+          </w:p>
+          <w:p>
+            <w:pPr>
+              <w:pStyle w:val="section2"/>
+              <w:ind w:left="0" w:firstLine="0"/>
+              <w:rPr>
+                <w:rFonts w:ascii="Arial" w:hAnsi="Arial" w:cs="Arial"/>
+                <w:sz w:val="22"/>
+                <w:szCs w:val="22"/>
+              </w:rPr>
+            </w:pPr>
+          </w:p>
+          <w:p>
+            <w:pPr>
+              <w:pStyle w:val="section2"/>
+              <w:ind w:left="0" w:firstLine="0"/>
+              <w:rPr>
+                <w:rFonts w:ascii="Arial" w:hAnsi="Arial" w:cs="Arial"/>
+                <w:sz w:val="22"/>
+                <w:szCs w:val="22"/>
+              </w:rPr>
+            </w:pPr>
+          </w:p>
+          <w:p>
+            <w:pPr>
+              <w:pStyle w:val="section2"/>
+              <w:ind w:left="0" w:firstLine="0"/>
+              <w:rPr>
+                <w:rFonts w:ascii="Arial" w:hAnsi="Arial" w:cs="Arial"/>
+                <w:sz w:val="22"/>
+                <w:szCs w:val="22"/>
+              </w:rPr>
+            </w:pPr>
+            <w:r>
+              <w:rPr>
+                <w:rFonts w:ascii="Arial" w:hAnsi="Arial" w:cs="Arial"/>
+                <w:sz w:val="22"/>
+                <w:szCs w:val="22"/>
+              </w:rPr>
+              <w:t>2022</w:t>
+            </w:r>
+          </w:p>
+          <w:p>
+            <w:pPr>
+              <w:pStyle w:val="section2"/>
+              <w:ind w:left="0" w:firstLine="0"/>
+              <w:rPr>
+                <w:rFonts w:ascii="Arial" w:hAnsi="Arial" w:cs="Arial"/>
+                <w:sz w:val="22"/>
+                <w:szCs w:val="22"/>
+              </w:rPr>
+            </w:pPr>
+          </w:p>
+          <w:p>
+            <w:pPr>
+              <w:pStyle w:val="section2"/>
+              <w:ind w:left="0" w:firstLine="0"/>
+              <w:rPr>
+                <w:rFonts w:ascii="Arial" w:hAnsi="Arial" w:cs="Arial"/>
+                <w:sz w:val="22"/>
+                <w:szCs w:val="22"/>
+              </w:rPr>
+            </w:pPr>
+            <w:r>
+              <w:rPr>
+                <w:rFonts w:ascii="Arial" w:hAnsi="Arial" w:cs="Arial"/>
+                <w:sz w:val="22"/>
+                <w:szCs w:val="22"/>
+              </w:rPr>
+              <w:t xml:space="preserve">2019 – 2020 </w:t>
             </w:r>
           </w:p>
         </w:tc>
@@ -7411,115 +9812,250 @@
             <w:r>
               <w:rPr>
                 <w:rFonts w:ascii="Arial" w:hAnsi="Arial" w:cs="Arial"/>
-                <w:sz w:val="22"/>
-                <w:szCs w:val="22"/>
-              </w:rPr>
-              <w:t>[[Committee Name (list)] or [Committee Name]], [[Position/Role] or [Explanation of "Other"]], ([Institution, if not University of Iowa]), [Annotation]</w:t>
-            </w:r>
-          </w:p>
-        </w:tc>
-      </w:tr>
-    </w:tbl>
-    <w:p>
-      <w:pPr>
-        <w:pStyle w:val="section2"/>
-        <w:ind w:left="0" w:firstLine="0"/>
-        <w:rPr>
-          <w:rFonts w:ascii="Arial" w:hAnsi="Arial" w:cs="Arial"/>
-          <w:b/>
-          <w:bCs/>
-        </w:rPr>
-      </w:pPr>
-    </w:p>
-    <w:p>
-      <w:pPr>
-        <w:pStyle w:val="section2"/>
-        <w:keepNext/>
-        <w:ind w:left="0" w:firstLine="0"/>
-        <w:rPr>
-          <w:rFonts w:ascii="Arial" w:hAnsi="Arial" w:cs="Arial"/>
-          <w:b/>
-          <w:bCs/>
-        </w:rPr>
-      </w:pPr>
-      <w:r>
-        <w:rPr>
-          <w:rFonts w:ascii="Arial" w:hAnsi="Arial" w:cs="Arial"/>
-          <w:b/>
-          <w:bCs/>
-        </w:rPr>
-        <w:t>College</w:t>
-      </w:r>
-    </w:p>
-    <w:tbl>
-      <w:tblPr>
-        <w:tblW w:w="0" w:type="auto"/>
-        <w:tblInd w:w="828" w:type="dxa"/>
-        <w:tblLayout w:type="fixed"/>
-        <w:tblLook w:val="0000" w:firstRow="0" w:lastRow="0" w:firstColumn="0" w:lastColumn="0" w:noHBand="0" w:noVBand="0"/>
-      </w:tblPr>
-      <w:tblGrid>
-        <w:gridCol w:w="1530"/>
-        <w:gridCol w:w="8658"/>
-      </w:tblGrid>
-      <w:tr>
-        <w:tc>
-          <w:tcPr>
-            <w:tcW w:w="1530" w:type="dxa"/>
-            <w:tcBorders>
-              <w:top w:val="nil"/>
-              <w:left w:val="nil"/>
-              <w:bottom w:val="nil"/>
-              <w:right w:val="nil"/>
-            </w:tcBorders>
-          </w:tcPr>
-          <w:p>
-            <w:pPr>
-              <w:pStyle w:val="section2"/>
-              <w:ind w:left="0" w:firstLine="0"/>
-              <w:rPr>
-                <w:rFonts w:ascii="Arial" w:hAnsi="Arial" w:cs="Arial"/>
-                <w:sz w:val="22"/>
-                <w:szCs w:val="22"/>
-              </w:rPr>
-            </w:pPr>
-            <w:r>
-              <w:rPr>
-                <w:rFonts w:ascii="Arial" w:hAnsi="Arial" w:cs="Arial"/>
-                <w:sz w:val="22"/>
-                <w:szCs w:val="22"/>
-              </w:rPr>
-              <w:t>[Start Date: Year - End Date: Year]</w:t>
-            </w:r>
-          </w:p>
-        </w:tc>
-        <w:tc>
-          <w:tcPr>
-            <w:tcW w:w="8658" w:type="dxa"/>
-            <w:tcBorders>
-              <w:top w:val="nil"/>
-              <w:left w:val="nil"/>
-              <w:bottom w:val="nil"/>
-              <w:right w:val="nil"/>
-            </w:tcBorders>
-          </w:tcPr>
-          <w:p>
-            <w:pPr>
-              <w:pStyle w:val="section2"/>
-              <w:ind w:left="0" w:firstLine="0"/>
-              <w:rPr>
-                <w:rFonts w:ascii="Arial" w:hAnsi="Arial" w:cs="Arial"/>
-                <w:sz w:val="22"/>
-                <w:szCs w:val="22"/>
-              </w:rPr>
-            </w:pPr>
-            <w:r>
-              <w:rPr>
-                <w:rFonts w:ascii="Arial" w:hAnsi="Arial" w:cs="Arial"/>
-                <w:sz w:val="22"/>
-                <w:szCs w:val="22"/>
-              </w:rPr>
-              <w:t>[[Committee Name (list)] or [Committee Name]], [[Position/Role] or [Explanation of "Other"]], ([Institution, if not University of Iowa]), [Annotation]</w:t>
+                <w:b/>
+                <w:bCs/>
+                <w:sz w:val="22"/>
+                <w:szCs w:val="22"/>
+              </w:rPr>
+              <w:t>Lesion Retreat Planning Committee</w:t>
+            </w:r>
+            <w:r>
+              <w:rPr>
+                <w:rFonts w:ascii="Arial" w:hAnsi="Arial" w:cs="Arial"/>
+                <w:sz w:val="22"/>
+                <w:szCs w:val="22"/>
+              </w:rPr>
+              <w:t>, Member, University of Iowa, assisted in hosting invited speakers, coordinated food and beverage</w:t>
+            </w:r>
+          </w:p>
+          <w:p>
+            <w:pPr>
+              <w:pStyle w:val="section2"/>
+              <w:ind w:left="0" w:firstLine="0"/>
+              <w:rPr>
+                <w:rFonts w:ascii="Arial" w:hAnsi="Arial" w:cs="Arial"/>
+                <w:sz w:val="22"/>
+                <w:szCs w:val="22"/>
+              </w:rPr>
+            </w:pPr>
+            <w:r>
+              <w:rPr>
+                <w:rFonts w:ascii="Arial" w:hAnsi="Arial" w:cs="Arial"/>
+                <w:b/>
+                <w:bCs/>
+                <w:sz w:val="22"/>
+                <w:szCs w:val="22"/>
+              </w:rPr>
+              <w:t>Student Study Section Committee</w:t>
+            </w:r>
+            <w:r>
+              <w:rPr>
+                <w:rFonts w:ascii="Arial" w:hAnsi="Arial" w:cs="Arial"/>
+                <w:sz w:val="22"/>
+                <w:szCs w:val="22"/>
+              </w:rPr>
+              <w:t>, Member, University of Iowa, facilitated and participated in comprehensive exam preparation and feedback sessions for first- and second-year Neuroscience PhD students</w:t>
+            </w:r>
+          </w:p>
+          <w:p>
+            <w:pPr>
+              <w:pStyle w:val="section2"/>
+              <w:ind w:left="0" w:firstLine="0"/>
+              <w:rPr>
+                <w:rFonts w:ascii="Arial" w:hAnsi="Arial" w:cs="Arial"/>
+                <w:sz w:val="22"/>
+                <w:szCs w:val="22"/>
+              </w:rPr>
+            </w:pPr>
+            <w:r>
+              <w:rPr>
+                <w:rFonts w:ascii="Arial" w:hAnsi="Arial" w:cs="Arial"/>
+                <w:b/>
+                <w:bCs/>
+                <w:sz w:val="22"/>
+                <w:szCs w:val="22"/>
+              </w:rPr>
+              <w:t>Hacky Hour</w:t>
+            </w:r>
+            <w:r>
+              <w:rPr>
+                <w:rFonts w:ascii="Arial" w:hAnsi="Arial" w:cs="Arial"/>
+                <w:sz w:val="22"/>
+                <w:szCs w:val="22"/>
+              </w:rPr>
+              <w:t>,</w:t>
+            </w:r>
+            <w:r>
+              <w:rPr>
+                <w:rFonts w:ascii="Arial" w:hAnsi="Arial" w:cs="Arial"/>
+                <w:sz w:val="22"/>
+                <w:szCs w:val="22"/>
+              </w:rPr>
+              <w:t xml:space="preserve"> </w:t>
+            </w:r>
+            <w:r>
+              <w:rPr>
+                <w:rFonts w:ascii="Arial" w:hAnsi="Arial" w:cs="Arial"/>
+                <w:sz w:val="22"/>
+                <w:szCs w:val="22"/>
+              </w:rPr>
+              <w:t>Executive Member</w:t>
+            </w:r>
+            <w:r>
+              <w:rPr>
+                <w:rFonts w:ascii="Arial" w:hAnsi="Arial" w:cs="Arial"/>
+                <w:sz w:val="22"/>
+                <w:szCs w:val="22"/>
+              </w:rPr>
+              <w:t>, University of Iowa,</w:t>
+            </w:r>
+            <w:r>
+              <w:rPr>
+                <w:rFonts w:ascii="Arial" w:hAnsi="Arial" w:cs="Arial"/>
+                <w:sz w:val="22"/>
+                <w:szCs w:val="22"/>
+              </w:rPr>
+              <w:t xml:space="preserve"> </w:t>
+            </w:r>
+            <w:r>
+              <w:rPr>
+                <w:rFonts w:ascii="Arial" w:hAnsi="Arial" w:cs="Arial"/>
+                <w:sz w:val="22"/>
+                <w:szCs w:val="22"/>
+              </w:rPr>
+              <w:t>provided coding assistance in R, MATLAB, bash, and Python; taught summer course (8 2-hour lectures) on EEG data preprocessing and ERP analyses in MATLAB</w:t>
+            </w:r>
+          </w:p>
+          <w:p>
+            <w:pPr>
+              <w:pStyle w:val="section2"/>
+              <w:ind w:left="0" w:firstLine="0"/>
+              <w:rPr>
+                <w:rFonts w:ascii="Arial" w:hAnsi="Arial" w:cs="Arial"/>
+                <w:sz w:val="22"/>
+                <w:szCs w:val="22"/>
+              </w:rPr>
+            </w:pPr>
+            <w:r>
+              <w:rPr>
+                <w:rFonts w:ascii="Arial" w:hAnsi="Arial" w:cs="Arial"/>
+                <w:b/>
+                <w:bCs/>
+                <w:sz w:val="22"/>
+                <w:szCs w:val="22"/>
+              </w:rPr>
+              <w:t>Admissions Committee</w:t>
+            </w:r>
+            <w:r>
+              <w:rPr>
+                <w:rFonts w:ascii="Arial" w:hAnsi="Arial" w:cs="Arial"/>
+                <w:sz w:val="22"/>
+                <w:szCs w:val="22"/>
+              </w:rPr>
+              <w:t>, Faculty-Invited Student Member, University of Iowa, spearheaded recruitment efforts for Neuroscience PhD program, evaluated PhD applications</w:t>
+            </w:r>
+          </w:p>
+          <w:p>
+            <w:pPr>
+              <w:pStyle w:val="section2"/>
+              <w:ind w:left="0" w:firstLine="0"/>
+              <w:rPr>
+                <w:rFonts w:ascii="Arial" w:hAnsi="Arial" w:cs="Arial"/>
+                <w:sz w:val="22"/>
+                <w:szCs w:val="22"/>
+              </w:rPr>
+            </w:pPr>
+            <w:r>
+              <w:rPr>
+                <w:rFonts w:ascii="Arial" w:hAnsi="Arial" w:cs="Arial"/>
+                <w:b/>
+                <w:bCs/>
+                <w:sz w:val="22"/>
+                <w:szCs w:val="22"/>
+              </w:rPr>
+              <w:t>Wellness Committee</w:t>
+            </w:r>
+            <w:r>
+              <w:rPr>
+                <w:rFonts w:ascii="Arial" w:hAnsi="Arial" w:cs="Arial"/>
+                <w:sz w:val="22"/>
+                <w:szCs w:val="22"/>
+              </w:rPr>
+              <w:t>, Member, University of Iowa, organized multiple wellness programs and activities each semester for the Neuroscience Graduate Program, moderated multiple faculty adversity panels</w:t>
+            </w:r>
+          </w:p>
+          <w:p>
+            <w:pPr>
+              <w:pStyle w:val="section2"/>
+              <w:ind w:left="0" w:firstLine="0"/>
+              <w:rPr>
+                <w:rFonts w:ascii="Arial" w:hAnsi="Arial" w:cs="Arial"/>
+                <w:sz w:val="22"/>
+                <w:szCs w:val="22"/>
+              </w:rPr>
+            </w:pPr>
+            <w:r>
+              <w:rPr>
+                <w:rFonts w:ascii="Arial" w:hAnsi="Arial" w:cs="Arial"/>
+                <w:b/>
+                <w:bCs/>
+                <w:sz w:val="22"/>
+                <w:szCs w:val="22"/>
+              </w:rPr>
+              <w:t>R Boot Camp</w:t>
+            </w:r>
+            <w:r>
+              <w:rPr>
+                <w:rFonts w:ascii="Arial" w:hAnsi="Arial" w:cs="Arial"/>
+                <w:sz w:val="22"/>
+                <w:szCs w:val="22"/>
+              </w:rPr>
+              <w:t>, Co-Instructor, University of Iowa, taught basics of R to beginners in 4 4-hour interactive lectures</w:t>
+            </w:r>
+          </w:p>
+          <w:p>
+            <w:pPr>
+              <w:pStyle w:val="section2"/>
+              <w:ind w:left="0" w:firstLine="0"/>
+              <w:rPr>
+                <w:rFonts w:ascii="Arial" w:hAnsi="Arial" w:cs="Arial"/>
+                <w:sz w:val="22"/>
+                <w:szCs w:val="22"/>
+              </w:rPr>
+            </w:pPr>
+            <w:r>
+              <w:rPr>
+                <w:rFonts w:ascii="Arial" w:hAnsi="Arial" w:cs="Arial"/>
+                <w:b/>
+                <w:bCs/>
+                <w:sz w:val="22"/>
+                <w:szCs w:val="22"/>
+              </w:rPr>
+              <w:t>Brain Bee Committee</w:t>
+            </w:r>
+            <w:r>
+              <w:rPr>
+                <w:rFonts w:ascii="Arial" w:hAnsi="Arial" w:cs="Arial"/>
+                <w:sz w:val="22"/>
+                <w:szCs w:val="22"/>
+              </w:rPr>
+              <w:t>, Member, University of Iowa, outreach to increase local high school</w:t>
+            </w:r>
+            <w:r>
+              <w:rPr>
+                <w:rFonts w:ascii="Arial" w:hAnsi="Arial" w:cs="Arial"/>
+                <w:sz w:val="22"/>
+                <w:szCs w:val="22"/>
+              </w:rPr>
+              <w:t xml:space="preserve"> students’</w:t>
+            </w:r>
+            <w:r>
+              <w:rPr>
+                <w:rFonts w:ascii="Arial" w:hAnsi="Arial" w:cs="Arial"/>
+                <w:sz w:val="22"/>
+                <w:szCs w:val="22"/>
+              </w:rPr>
+              <w:t xml:space="preserve"> interest in neuroscience, visited/lectured at three Iowa high schools</w:t>
             </w:r>
           </w:p>
         </w:tc>
@@ -7588,7 +10124,7 @@
               <w:rPr>
                 <w:rFonts w:ascii="Arial" w:hAnsi="Arial" w:cs="Arial"/>
               </w:rPr>
-              <w:t>[Start Date: Year - End Date: Year]</w:t>
+              <w:t xml:space="preserve">2015 – 2018 </w:t>
             </w:r>
           </w:p>
         </w:tc>
@@ -7611,206 +10147,16 @@
             <w:r>
               <w:rPr>
                 <w:rFonts w:ascii="Arial" w:hAnsi="Arial" w:cs="Arial"/>
-              </w:rPr>
-              <w:t>[[Committee Name (list)] or [Committee Name]], [[Position/Role] or [Explanation of "Other"]], ([Institution, if not University of Iowa]), [Annotation]</w:t>
-            </w:r>
-          </w:p>
-        </w:tc>
-      </w:tr>
-    </w:tbl>
-    <w:p>
-      <w:pPr>
-        <w:pStyle w:val="section2"/>
-        <w:ind w:left="0" w:firstLine="0"/>
-        <w:rPr>
-          <w:rFonts w:ascii="Arial" w:hAnsi="Arial" w:cs="Arial"/>
-          <w:b/>
-          <w:bCs/>
-        </w:rPr>
-      </w:pPr>
-    </w:p>
-    <w:p>
-      <w:pPr>
-        <w:pStyle w:val="section2"/>
-        <w:keepNext/>
-        <w:ind w:left="0" w:firstLine="0"/>
-        <w:rPr>
-          <w:rFonts w:ascii="Arial" w:hAnsi="Arial" w:cs="Arial"/>
-          <w:b/>
-          <w:bCs/>
-        </w:rPr>
-      </w:pPr>
-      <w:r>
-        <w:rPr>
-          <w:rFonts w:ascii="Arial" w:hAnsi="Arial" w:cs="Arial"/>
-          <w:b/>
-          <w:bCs/>
-        </w:rPr>
-        <w:t>[Scope of Service]</w:t>
-      </w:r>
-    </w:p>
-    <w:tbl>
-      <w:tblPr>
-        <w:tblW w:w="0" w:type="auto"/>
-        <w:tblInd w:w="828" w:type="dxa"/>
-        <w:tblLayout w:type="fixed"/>
-        <w:tblLook w:val="0000" w:firstRow="0" w:lastRow="0" w:firstColumn="0" w:lastColumn="0" w:noHBand="0" w:noVBand="0"/>
-      </w:tblPr>
-      <w:tblGrid>
-        <w:gridCol w:w="1530"/>
-        <w:gridCol w:w="8658"/>
-      </w:tblGrid>
-      <w:tr>
-        <w:tc>
-          <w:tcPr>
-            <w:tcW w:w="1530" w:type="dxa"/>
-            <w:tcBorders>
-              <w:top w:val="nil"/>
-              <w:left w:val="nil"/>
-              <w:bottom w:val="nil"/>
-              <w:right w:val="nil"/>
-            </w:tcBorders>
-          </w:tcPr>
-          <w:p>
-            <w:pPr>
-              <w:rPr>
-                <w:rFonts w:ascii="Arial" w:hAnsi="Arial" w:cs="Arial"/>
-              </w:rPr>
-            </w:pPr>
-            <w:r>
-              <w:rPr>
-                <w:rFonts w:ascii="Arial" w:hAnsi="Arial" w:cs="Arial"/>
-              </w:rPr>
-              <w:t>[Start Date: Year - End Date: Year]</w:t>
-            </w:r>
-          </w:p>
-        </w:tc>
-        <w:tc>
-          <w:tcPr>
-            <w:tcW w:w="8658" w:type="dxa"/>
-            <w:tcBorders>
-              <w:top w:val="nil"/>
-              <w:left w:val="nil"/>
-              <w:bottom w:val="nil"/>
-              <w:right w:val="nil"/>
-            </w:tcBorders>
-          </w:tcPr>
-          <w:p>
-            <w:pPr>
-              <w:rPr>
-                <w:rFonts w:ascii="Arial" w:hAnsi="Arial" w:cs="Arial"/>
-              </w:rPr>
-            </w:pPr>
-            <w:r>
-              <w:rPr>
-                <w:rFonts w:ascii="Arial" w:hAnsi="Arial" w:cs="Arial"/>
-              </w:rPr>
-              <w:t>[[Committee Name (list)] or [Committee Name]], [[Position/Role] or [Explanation of "Other"]], ([Institution, if not University of Iowa]), [Annotation]</w:t>
-            </w:r>
-          </w:p>
-        </w:tc>
-      </w:tr>
-    </w:tbl>
-    <w:p>
-      <w:pPr>
-        <w:pStyle w:val="section2"/>
-        <w:ind w:left="0" w:firstLine="0"/>
-        <w:rPr>
-          <w:rFonts w:ascii="Arial" w:hAnsi="Arial" w:cs="Arial"/>
-          <w:b/>
-          <w:bCs/>
-        </w:rPr>
-      </w:pPr>
-    </w:p>
-    <w:p>
-      <w:pPr>
-        <w:pStyle w:val="section2"/>
-        <w:keepNext/>
-        <w:ind w:left="0" w:firstLine="0"/>
-        <w:rPr>
-          <w:rFonts w:ascii="Arial" w:hAnsi="Arial" w:cs="Arial"/>
-          <w:b/>
-          <w:bCs/>
-        </w:rPr>
-      </w:pPr>
-      <w:r>
-        <w:rPr>
-          <w:rFonts w:ascii="Arial" w:hAnsi="Arial" w:cs="Arial"/>
-          <w:b/>
-          <w:bCs/>
-        </w:rPr>
-        <w:t>Community</w:t>
-      </w:r>
-    </w:p>
-    <w:tbl>
-      <w:tblPr>
-        <w:tblW w:w="0" w:type="auto"/>
-        <w:tblInd w:w="828" w:type="dxa"/>
-        <w:tblLayout w:type="fixed"/>
-        <w:tblLook w:val="0000" w:firstRow="0" w:lastRow="0" w:firstColumn="0" w:lastColumn="0" w:noHBand="0" w:noVBand="0"/>
-      </w:tblPr>
-      <w:tblGrid>
-        <w:gridCol w:w="1530"/>
-        <w:gridCol w:w="8658"/>
-      </w:tblGrid>
-      <w:tr>
-        <w:tc>
-          <w:tcPr>
-            <w:tcW w:w="1530" w:type="dxa"/>
-            <w:tcBorders>
-              <w:top w:val="nil"/>
-              <w:left w:val="nil"/>
-              <w:bottom w:val="nil"/>
-              <w:right w:val="nil"/>
-            </w:tcBorders>
-          </w:tcPr>
-          <w:p>
-            <w:pPr>
-              <w:pStyle w:val="section2"/>
-              <w:ind w:left="0" w:firstLine="0"/>
-              <w:rPr>
-                <w:rFonts w:ascii="Arial" w:hAnsi="Arial" w:cs="Arial"/>
-                <w:sz w:val="22"/>
-                <w:szCs w:val="22"/>
-              </w:rPr>
-            </w:pPr>
-            <w:r>
-              <w:rPr>
-                <w:rFonts w:ascii="Arial" w:hAnsi="Arial" w:cs="Arial"/>
-                <w:sz w:val="22"/>
-                <w:szCs w:val="22"/>
-              </w:rPr>
-              <w:t>[Start Date: Year - End Date: Year]</w:t>
-            </w:r>
-          </w:p>
-        </w:tc>
-        <w:tc>
-          <w:tcPr>
-            <w:tcW w:w="8658" w:type="dxa"/>
-            <w:tcBorders>
-              <w:top w:val="nil"/>
-              <w:left w:val="nil"/>
-              <w:bottom w:val="nil"/>
-              <w:right w:val="nil"/>
-            </w:tcBorders>
-          </w:tcPr>
-          <w:p>
-            <w:pPr>
-              <w:pStyle w:val="section2"/>
-              <w:ind w:left="0" w:firstLine="0"/>
-              <w:rPr>
-                <w:rFonts w:ascii="Arial" w:hAnsi="Arial" w:cs="Arial"/>
-                <w:sz w:val="22"/>
-                <w:szCs w:val="22"/>
-              </w:rPr>
-            </w:pPr>
-            <w:r>
-              <w:rPr>
-                <w:rFonts w:ascii="Arial" w:hAnsi="Arial" w:cs="Arial"/>
-                <w:sz w:val="22"/>
-                <w:szCs w:val="22"/>
-              </w:rPr>
-              <w:t>[Name of Organization], [Name of Committee], [[Position/Role] or [Explanation of "Other"]], [Annotation]</w:t>
+                <w:b/>
+                <w:bCs/>
+              </w:rPr>
+              <w:t>Queer Student Union</w:t>
+            </w:r>
+            <w:r>
+              <w:rPr>
+                <w:rFonts w:ascii="Arial" w:hAnsi="Arial" w:cs="Arial"/>
+              </w:rPr>
+              <w:t xml:space="preserve">, Treasurer, University of Nevada – Reno, elected treasurer in 2016, member prior to election </w:t>
             </w:r>
           </w:p>
         </w:tc>
@@ -7885,7 +10231,7 @@
                 <w:sz w:val="22"/>
                 <w:szCs w:val="22"/>
               </w:rPr>
-              <w:t>[Date: Year]</w:t>
+              <w:t>2020</w:t>
             </w:r>
           </w:p>
         </w:tc>
@@ -7915,16 +10261,49 @@
                 <w:sz w:val="22"/>
                 <w:szCs w:val="22"/>
               </w:rPr>
-              <w:t>[Media Type], [Media Name], [Scope of Distribution]</w:t>
-            </w:r>
-            <w:r>
-              <w:rPr>
-                <w:rFonts w:ascii="Arial" w:hAnsi="Arial" w:cs="Arial"/>
-                <w:sz w:val="22"/>
-                <w:szCs w:val="22"/>
-              </w:rPr>
-              <w:br/>
-              <w:t>[Annotation (50 words or less)]</w:t>
+              <w:t xml:space="preserve">Podcast, </w:t>
+            </w:r>
+            <w:r>
+              <w:rPr>
+                <w:rFonts w:ascii="Arial" w:hAnsi="Arial" w:cs="Arial"/>
+                <w:b/>
+                <w:bCs/>
+                <w:sz w:val="22"/>
+                <w:szCs w:val="22"/>
+              </w:rPr>
+              <w:t>Career Journeys Podcast</w:t>
+            </w:r>
+            <w:r>
+              <w:rPr>
+                <w:rFonts w:ascii="Arial" w:hAnsi="Arial" w:cs="Arial"/>
+                <w:sz w:val="22"/>
+                <w:szCs w:val="22"/>
+              </w:rPr>
+              <w:t xml:space="preserve">, Guest, </w:t>
+            </w:r>
+            <w:r>
+              <w:rPr>
+                <w:rFonts w:ascii="Arial" w:hAnsi="Arial" w:cs="Arial"/>
+                <w:sz w:val="22"/>
+                <w:szCs w:val="22"/>
+              </w:rPr>
+              <w:t>[</w:t>
+            </w:r>
+            <w:r>
+              <w:rPr>
+                <w:rFonts w:ascii="Arial" w:hAnsi="Arial" w:cs="Arial"/>
+                <w:sz w:val="22"/>
+                <w:szCs w:val="22"/>
+              </w:rPr>
+              <w:t>https://podcasts.apple.com/us/podcast/006-jax-skye/id1514689926?i=1000480111628</w:t>
+            </w:r>
+            <w:r>
+              <w:rPr>
+                <w:rFonts w:ascii="Arial" w:hAnsi="Arial" w:cs="Arial"/>
+                <w:sz w:val="22"/>
+                <w:szCs w:val="22"/>
+              </w:rPr>
+              <w:t>]</w:t>
             </w:r>
           </w:p>
         </w:tc>
@@ -7958,12 +10337,13 @@
           <w:b/>
           <w:bCs/>
         </w:rPr>
+        <w:lastRenderedPageBreak/>
         <w:t>Professional Development Activities</w:t>
       </w:r>
     </w:p>
     <w:tbl>
       <w:tblPr>
-        <w:tblW w:w="0" w:type="auto"/>
+        <w:tblW w:w="10188" w:type="dxa"/>
         <w:tblInd w:w="828" w:type="dxa"/>
         <w:tblLayout w:type="fixed"/>
         <w:tblLook w:val="0000" w:firstRow="0" w:lastRow="0" w:firstColumn="0" w:lastColumn="0" w:noHBand="0" w:noVBand="0"/>
@@ -7999,7 +10379,162 @@
                 <w:sz w:val="22"/>
                 <w:szCs w:val="22"/>
               </w:rPr>
-              <w:t>[Start Date: Year - End Date: Year]</w:t>
+              <w:t>2023</w:t>
+            </w:r>
+          </w:p>
+          <w:p>
+            <w:pPr>
+              <w:pStyle w:val="section2"/>
+              <w:ind w:left="0" w:firstLine="0"/>
+              <w:rPr>
+                <w:rFonts w:ascii="Arial" w:hAnsi="Arial" w:cs="Arial"/>
+                <w:sz w:val="22"/>
+                <w:szCs w:val="22"/>
+              </w:rPr>
+            </w:pPr>
+          </w:p>
+          <w:p>
+            <w:pPr>
+              <w:pStyle w:val="section2"/>
+              <w:ind w:left="0" w:firstLine="0"/>
+              <w:rPr>
+                <w:rFonts w:ascii="Arial" w:hAnsi="Arial" w:cs="Arial"/>
+                <w:sz w:val="22"/>
+                <w:szCs w:val="22"/>
+              </w:rPr>
+            </w:pPr>
+            <w:r>
+              <w:rPr>
+                <w:rFonts w:ascii="Arial" w:hAnsi="Arial" w:cs="Arial"/>
+                <w:sz w:val="22"/>
+                <w:szCs w:val="22"/>
+              </w:rPr>
+              <w:t>2023</w:t>
+            </w:r>
+          </w:p>
+          <w:p>
+            <w:pPr>
+              <w:pStyle w:val="section2"/>
+              <w:ind w:left="0" w:firstLine="0"/>
+              <w:rPr>
+                <w:rFonts w:ascii="Arial" w:hAnsi="Arial" w:cs="Arial"/>
+                <w:sz w:val="22"/>
+                <w:szCs w:val="22"/>
+              </w:rPr>
+            </w:pPr>
+            <w:r>
+              <w:rPr>
+                <w:rFonts w:ascii="Arial" w:hAnsi="Arial" w:cs="Arial"/>
+                <w:sz w:val="22"/>
+                <w:szCs w:val="22"/>
+              </w:rPr>
+              <w:t>2017, 2019, 2023, 2025</w:t>
+            </w:r>
+          </w:p>
+          <w:p>
+            <w:pPr>
+              <w:pStyle w:val="section2"/>
+              <w:ind w:left="0" w:firstLine="0"/>
+              <w:rPr>
+                <w:rFonts w:ascii="Arial" w:hAnsi="Arial" w:cs="Arial"/>
+                <w:sz w:val="22"/>
+                <w:szCs w:val="22"/>
+              </w:rPr>
+            </w:pPr>
+            <w:r>
+              <w:rPr>
+                <w:rFonts w:ascii="Arial" w:hAnsi="Arial" w:cs="Arial"/>
+                <w:sz w:val="22"/>
+                <w:szCs w:val="22"/>
+              </w:rPr>
+              <w:t>2019</w:t>
+            </w:r>
+          </w:p>
+          <w:p>
+            <w:pPr>
+              <w:pStyle w:val="section2"/>
+              <w:ind w:left="0" w:firstLine="0"/>
+              <w:rPr>
+                <w:rFonts w:ascii="Arial" w:hAnsi="Arial" w:cs="Arial"/>
+                <w:sz w:val="22"/>
+                <w:szCs w:val="22"/>
+              </w:rPr>
+            </w:pPr>
+            <w:r>
+              <w:rPr>
+                <w:rFonts w:ascii="Arial" w:hAnsi="Arial" w:cs="Arial"/>
+                <w:sz w:val="22"/>
+                <w:szCs w:val="22"/>
+              </w:rPr>
+              <w:t>2018, 2021</w:t>
+            </w:r>
+          </w:p>
+          <w:p>
+            <w:pPr>
+              <w:pStyle w:val="section2"/>
+              <w:ind w:left="0" w:firstLine="0"/>
+              <w:rPr>
+                <w:rFonts w:ascii="Arial" w:hAnsi="Arial" w:cs="Arial"/>
+                <w:sz w:val="22"/>
+                <w:szCs w:val="22"/>
+              </w:rPr>
+            </w:pPr>
+            <w:r>
+              <w:rPr>
+                <w:rFonts w:ascii="Arial" w:hAnsi="Arial" w:cs="Arial"/>
+                <w:sz w:val="22"/>
+                <w:szCs w:val="22"/>
+              </w:rPr>
+              <w:t>2016, 2017</w:t>
+            </w:r>
+          </w:p>
+          <w:p>
+            <w:pPr>
+              <w:pStyle w:val="section2"/>
+              <w:ind w:left="0" w:firstLine="0"/>
+              <w:rPr>
+                <w:rFonts w:ascii="Arial" w:hAnsi="Arial" w:cs="Arial"/>
+                <w:sz w:val="22"/>
+                <w:szCs w:val="22"/>
+              </w:rPr>
+            </w:pPr>
+            <w:r>
+              <w:rPr>
+                <w:rFonts w:ascii="Arial" w:hAnsi="Arial" w:cs="Arial"/>
+                <w:sz w:val="22"/>
+                <w:szCs w:val="22"/>
+              </w:rPr>
+              <w:t>2016</w:t>
+            </w:r>
+          </w:p>
+          <w:p>
+            <w:pPr>
+              <w:pStyle w:val="section2"/>
+              <w:ind w:left="0" w:firstLine="0"/>
+              <w:rPr>
+                <w:rFonts w:ascii="Arial" w:hAnsi="Arial" w:cs="Arial"/>
+                <w:sz w:val="22"/>
+                <w:szCs w:val="22"/>
+              </w:rPr>
+            </w:pPr>
+          </w:p>
+          <w:p>
+            <w:pPr>
+              <w:pStyle w:val="section2"/>
+              <w:ind w:left="0" w:firstLine="0"/>
+              <w:rPr>
+                <w:rFonts w:ascii="Arial" w:hAnsi="Arial" w:cs="Arial"/>
+                <w:sz w:val="22"/>
+                <w:szCs w:val="22"/>
+              </w:rPr>
+            </w:pPr>
+            <w:r>
+              <w:rPr>
+                <w:rFonts w:ascii="Arial" w:hAnsi="Arial" w:cs="Arial"/>
+                <w:sz w:val="22"/>
+                <w:szCs w:val="22"/>
+              </w:rPr>
+              <w:t>2015</w:t>
             </w:r>
           </w:p>
         </w:tc>
@@ -8029,8 +10564,343 @@
                 <w:sz w:val="22"/>
                 <w:szCs w:val="22"/>
               </w:rPr>
-              <w:t>[[Activity Type] or [Explanation of "Other"]], [Title], [Sponsoring Organization], [Annotation]</w:t>
-            </w:r>
+              <w:t>W</w:t>
+            </w:r>
+            <w:r>
+              <w:rPr>
+                <w:rFonts w:ascii="Arial" w:hAnsi="Arial" w:cs="Arial"/>
+                <w:sz w:val="22"/>
+                <w:szCs w:val="22"/>
+              </w:rPr>
+              <w:t xml:space="preserve">orkshop, </w:t>
+            </w:r>
+            <w:r>
+              <w:rPr>
+                <w:rFonts w:ascii="Arial" w:hAnsi="Arial" w:cs="Arial"/>
+                <w:b/>
+                <w:bCs/>
+                <w:sz w:val="22"/>
+                <w:szCs w:val="22"/>
+              </w:rPr>
+              <w:t>Writing Winning Grant Proposals</w:t>
+            </w:r>
+            <w:r>
+              <w:rPr>
+                <w:rFonts w:ascii="Arial" w:hAnsi="Arial" w:cs="Arial"/>
+                <w:sz w:val="22"/>
+                <w:szCs w:val="22"/>
+              </w:rPr>
+              <w:t>, University of Iowa</w:t>
+            </w:r>
+            <w:r>
+              <w:rPr>
+                <w:rFonts w:ascii="Arial" w:hAnsi="Arial" w:cs="Arial"/>
+                <w:sz w:val="22"/>
+                <w:szCs w:val="22"/>
+              </w:rPr>
+              <w:t>, NIH and NSF grant writing workshop for postdocs and faculty</w:t>
+            </w:r>
+          </w:p>
+          <w:p>
+            <w:pPr>
+              <w:pStyle w:val="section2"/>
+              <w:ind w:left="0" w:firstLine="0"/>
+              <w:rPr>
+                <w:rFonts w:ascii="Arial" w:hAnsi="Arial" w:cs="Arial"/>
+                <w:sz w:val="22"/>
+                <w:szCs w:val="22"/>
+              </w:rPr>
+            </w:pPr>
+            <w:r>
+              <w:rPr>
+                <w:rFonts w:ascii="Arial" w:hAnsi="Arial" w:cs="Arial"/>
+                <w:sz w:val="22"/>
+                <w:szCs w:val="22"/>
+              </w:rPr>
+              <w:t xml:space="preserve">Short course, </w:t>
+            </w:r>
+            <w:r>
+              <w:rPr>
+                <w:rFonts w:ascii="Arial" w:hAnsi="Arial" w:cs="Arial"/>
+                <w:b/>
+                <w:bCs/>
+                <w:sz w:val="22"/>
+                <w:szCs w:val="22"/>
+              </w:rPr>
+              <w:t>FSL Course</w:t>
+            </w:r>
+            <w:r>
+              <w:rPr>
+                <w:rFonts w:ascii="Arial" w:hAnsi="Arial" w:cs="Arial"/>
+                <w:sz w:val="22"/>
+                <w:szCs w:val="22"/>
+              </w:rPr>
+              <w:t>, University of Oxford (virtual), fMRI analysis training in FSL</w:t>
+            </w:r>
+          </w:p>
+          <w:p>
+            <w:pPr>
+              <w:pStyle w:val="section2"/>
+              <w:ind w:left="0" w:firstLine="0"/>
+              <w:rPr>
+                <w:rFonts w:ascii="Arial" w:hAnsi="Arial" w:cs="Arial"/>
+                <w:sz w:val="22"/>
+                <w:szCs w:val="22"/>
+              </w:rPr>
+            </w:pPr>
+            <w:r>
+              <w:rPr>
+                <w:rFonts w:ascii="Arial" w:hAnsi="Arial" w:cs="Arial"/>
+                <w:sz w:val="22"/>
+                <w:szCs w:val="22"/>
+              </w:rPr>
+              <w:t xml:space="preserve">Compliance Training, </w:t>
+            </w:r>
+            <w:r>
+              <w:rPr>
+                <w:rFonts w:ascii="Arial" w:hAnsi="Arial" w:cs="Arial"/>
+                <w:b/>
+                <w:bCs/>
+                <w:sz w:val="22"/>
+                <w:szCs w:val="22"/>
+              </w:rPr>
+              <w:t>CITI Training</w:t>
+            </w:r>
+            <w:r>
+              <w:rPr>
+                <w:rFonts w:ascii="Arial" w:hAnsi="Arial" w:cs="Arial"/>
+                <w:sz w:val="22"/>
+                <w:szCs w:val="22"/>
+              </w:rPr>
+              <w:t>, University of Iowa</w:t>
+            </w:r>
+          </w:p>
+          <w:p>
+            <w:pPr>
+              <w:pStyle w:val="section2"/>
+              <w:ind w:left="0" w:firstLine="0"/>
+              <w:rPr>
+                <w:rFonts w:ascii="Arial" w:hAnsi="Arial" w:cs="Arial"/>
+                <w:sz w:val="22"/>
+                <w:szCs w:val="22"/>
+              </w:rPr>
+            </w:pPr>
+          </w:p>
+          <w:p>
+            <w:pPr>
+              <w:pStyle w:val="section2"/>
+              <w:ind w:left="0" w:firstLine="0"/>
+              <w:rPr>
+                <w:rFonts w:ascii="Arial" w:hAnsi="Arial" w:cs="Arial"/>
+                <w:sz w:val="22"/>
+                <w:szCs w:val="22"/>
+              </w:rPr>
+            </w:pPr>
+            <w:r>
+              <w:rPr>
+                <w:rFonts w:ascii="Arial" w:hAnsi="Arial" w:cs="Arial"/>
+                <w:sz w:val="22"/>
+                <w:szCs w:val="22"/>
+              </w:rPr>
+              <w:t xml:space="preserve">Compliance Training, </w:t>
+            </w:r>
+            <w:r>
+              <w:rPr>
+                <w:rFonts w:ascii="Arial" w:hAnsi="Arial" w:cs="Arial"/>
+                <w:b/>
+                <w:bCs/>
+                <w:sz w:val="22"/>
+                <w:szCs w:val="22"/>
+              </w:rPr>
+              <w:t>HIP</w:t>
+            </w:r>
+            <w:r>
+              <w:rPr>
+                <w:rFonts w:ascii="Arial" w:hAnsi="Arial" w:cs="Arial"/>
+                <w:b/>
+                <w:bCs/>
+                <w:sz w:val="22"/>
+                <w:szCs w:val="22"/>
+              </w:rPr>
+              <w:t>A</w:t>
+            </w:r>
+            <w:r>
+              <w:rPr>
+                <w:rFonts w:ascii="Arial" w:hAnsi="Arial" w:cs="Arial"/>
+                <w:b/>
+                <w:bCs/>
+                <w:sz w:val="22"/>
+                <w:szCs w:val="22"/>
+              </w:rPr>
+              <w:t>A Training</w:t>
+            </w:r>
+            <w:r>
+              <w:rPr>
+                <w:rFonts w:ascii="Arial" w:hAnsi="Arial" w:cs="Arial"/>
+                <w:sz w:val="22"/>
+                <w:szCs w:val="22"/>
+              </w:rPr>
+              <w:t>, University of Iowa</w:t>
+            </w:r>
+          </w:p>
+          <w:p>
+            <w:pPr>
+              <w:pStyle w:val="section2"/>
+              <w:ind w:left="0" w:firstLine="0"/>
+              <w:rPr>
+                <w:rFonts w:ascii="Arial" w:hAnsi="Arial" w:cs="Arial"/>
+                <w:sz w:val="22"/>
+                <w:szCs w:val="22"/>
+              </w:rPr>
+            </w:pPr>
+            <w:r>
+              <w:rPr>
+                <w:rFonts w:ascii="Arial" w:hAnsi="Arial" w:cs="Arial"/>
+                <w:sz w:val="22"/>
+                <w:szCs w:val="22"/>
+              </w:rPr>
+              <w:t xml:space="preserve">Compliance Training, </w:t>
+            </w:r>
+            <w:r>
+              <w:rPr>
+                <w:rFonts w:ascii="Arial" w:hAnsi="Arial" w:cs="Arial"/>
+                <w:b/>
+                <w:bCs/>
+                <w:sz w:val="22"/>
+                <w:szCs w:val="22"/>
+              </w:rPr>
+              <w:t>FERPA Training</w:t>
+            </w:r>
+            <w:r>
+              <w:rPr>
+                <w:rFonts w:ascii="Arial" w:hAnsi="Arial" w:cs="Arial"/>
+                <w:sz w:val="22"/>
+                <w:szCs w:val="22"/>
+              </w:rPr>
+              <w:t>, University of Iowa</w:t>
+            </w:r>
+          </w:p>
+          <w:p>
+            <w:pPr>
+              <w:pStyle w:val="section2"/>
+              <w:ind w:left="0" w:firstLine="0"/>
+              <w:rPr>
+                <w:rFonts w:ascii="Arial" w:hAnsi="Arial" w:cs="Arial"/>
+                <w:sz w:val="22"/>
+                <w:szCs w:val="22"/>
+              </w:rPr>
+            </w:pPr>
+            <w:r>
+              <w:rPr>
+                <w:rFonts w:ascii="Arial" w:hAnsi="Arial" w:cs="Arial"/>
+                <w:sz w:val="22"/>
+                <w:szCs w:val="22"/>
+              </w:rPr>
+              <w:t xml:space="preserve">Leadership Training, </w:t>
+            </w:r>
+            <w:r>
+              <w:rPr>
+                <w:rFonts w:ascii="Arial" w:hAnsi="Arial" w:cs="Arial"/>
+                <w:b/>
+                <w:bCs/>
+                <w:sz w:val="22"/>
+                <w:szCs w:val="22"/>
+              </w:rPr>
+              <w:t>iLead Training</w:t>
+            </w:r>
+            <w:r>
+              <w:rPr>
+                <w:rFonts w:ascii="Arial" w:hAnsi="Arial" w:cs="Arial"/>
+                <w:sz w:val="22"/>
+                <w:szCs w:val="22"/>
+              </w:rPr>
+              <w:t>, University of Iowa</w:t>
+            </w:r>
+          </w:p>
+          <w:p>
+            <w:pPr>
+              <w:pStyle w:val="section2"/>
+              <w:ind w:left="0" w:firstLine="0"/>
+              <w:rPr>
+                <w:rFonts w:ascii="Arial" w:hAnsi="Arial" w:cs="Arial"/>
+                <w:sz w:val="22"/>
+                <w:szCs w:val="22"/>
+              </w:rPr>
+            </w:pPr>
+            <w:r>
+              <w:rPr>
+                <w:rFonts w:ascii="Arial" w:hAnsi="Arial" w:cs="Arial"/>
+                <w:sz w:val="22"/>
+                <w:szCs w:val="22"/>
+              </w:rPr>
+              <w:t xml:space="preserve">Safety Training, </w:t>
+            </w:r>
+            <w:r>
+              <w:rPr>
+                <w:rFonts w:ascii="Arial" w:hAnsi="Arial" w:cs="Arial"/>
+                <w:b/>
+                <w:bCs/>
+                <w:sz w:val="22"/>
+                <w:szCs w:val="22"/>
+              </w:rPr>
+              <w:t>Crisis Prevention Institute Training</w:t>
+            </w:r>
+            <w:r>
+              <w:rPr>
+                <w:rFonts w:ascii="Arial" w:hAnsi="Arial" w:cs="Arial"/>
+                <w:sz w:val="22"/>
+                <w:szCs w:val="22"/>
+              </w:rPr>
+              <w:t>, University of Nevada – Reno, Non-violent crisis intervention to manage disruptive and/or assaultive behavior</w:t>
+            </w:r>
+          </w:p>
+          <w:p>
+            <w:pPr>
+              <w:pStyle w:val="section2"/>
+              <w:ind w:left="0" w:firstLine="0"/>
+              <w:rPr>
+                <w:rFonts w:ascii="Arial" w:hAnsi="Arial" w:cs="Arial"/>
+                <w:sz w:val="22"/>
+                <w:szCs w:val="22"/>
+              </w:rPr>
+            </w:pPr>
+            <w:r>
+              <w:rPr>
+                <w:rFonts w:ascii="Arial" w:hAnsi="Arial" w:cs="Arial"/>
+                <w:sz w:val="22"/>
+                <w:szCs w:val="22"/>
+              </w:rPr>
+              <w:t xml:space="preserve">Safety Training, </w:t>
+            </w:r>
+            <w:r>
+              <w:rPr>
+                <w:rFonts w:ascii="Arial" w:hAnsi="Arial" w:cs="Arial"/>
+                <w:b/>
+                <w:bCs/>
+                <w:sz w:val="22"/>
+                <w:szCs w:val="22"/>
+              </w:rPr>
+              <w:t>First Aid Training</w:t>
+            </w:r>
+            <w:r>
+              <w:rPr>
+                <w:rFonts w:ascii="Arial" w:hAnsi="Arial" w:cs="Arial"/>
+                <w:sz w:val="22"/>
+                <w:szCs w:val="22"/>
+              </w:rPr>
+              <w:t xml:space="preserve">, University of Nevada – Reno </w:t>
+            </w:r>
+          </w:p>
+          <w:p>
+            <w:pPr>
+              <w:pStyle w:val="section2"/>
+              <w:ind w:left="0" w:firstLine="0"/>
+              <w:rPr>
+                <w:rFonts w:ascii="Arial" w:hAnsi="Arial" w:cs="Arial"/>
+                <w:sz w:val="22"/>
+                <w:szCs w:val="22"/>
+              </w:rPr>
+            </w:pPr>
           </w:p>
         </w:tc>
       </w:tr>
@@ -8039,6 +10909,78 @@
       <w:pPr>
         <w:rPr>
           <w:rFonts w:ascii="Arial" w:hAnsi="Arial" w:cs="Arial"/>
+          <w:sz w:val="2"/>
+          <w:szCs w:val="2"/>
+        </w:rPr>
+      </w:pPr>
+    </w:p>
+    <w:tbl>
+      <w:tblPr>
+        <w:tblW w:w="0" w:type="auto"/>
+        <w:tblBorders>
+          <w:top w:val="single" w:sz="4" w:space="0" w:color="000000"/>
+          <w:left w:val="single" w:sz="4" w:space="0" w:color="000000"/>
+          <w:bottom w:val="single" w:sz="4" w:space="0" w:color="000000"/>
+          <w:right w:val="single" w:sz="4" w:space="0" w:color="000000"/>
+          <w:insideH w:val="single" w:sz="4" w:space="0" w:color="000000"/>
+          <w:insideV w:val="single" w:sz="4" w:space="0" w:color="000000"/>
+        </w:tblBorders>
+        <w:tblLook w:val="0000" w:firstRow="0" w:lastRow="0" w:firstColumn="0" w:lastColumn="0" w:noHBand="0" w:noVBand="0"/>
+      </w:tblPr>
+      <w:tblGrid>
+        <w:gridCol w:w="10800"/>
+      </w:tblGrid>
+      <w:tr>
+        <w:tc>
+          <w:tcPr>
+            <w:tcW w:w="11016" w:type="dxa"/>
+            <w:tcBorders>
+              <w:top w:val="nil"/>
+              <w:left w:val="nil"/>
+              <w:bottom w:val="single" w:sz="12" w:space="0" w:color="auto"/>
+              <w:right w:val="nil"/>
+            </w:tcBorders>
+          </w:tcPr>
+          <w:p>
+            <w:pPr>
+              <w:keepNext/>
+              <w:rPr>
+                <w:rFonts w:ascii="Arial" w:hAnsi="Arial" w:cs="Arial"/>
+                <w:color w:val="FF0000"/>
+              </w:rPr>
+            </w:pPr>
+          </w:p>
+        </w:tc>
+      </w:tr>
+    </w:tbl>
+    <w:p>
+      <w:pPr>
+        <w:pStyle w:val="heading"/>
+        <w:keepNext/>
+        <w:ind w:left="0"/>
+        <w:rPr>
+          <w:rFonts w:ascii="Arial" w:hAnsi="Arial" w:cs="Arial"/>
+          <w:sz w:val="26"/>
+          <w:szCs w:val="26"/>
+        </w:rPr>
+      </w:pPr>
+      <w:r>
+        <w:rPr>
+          <w:rFonts w:ascii="Arial" w:hAnsi="Arial" w:cs="Arial"/>
+          <w:sz w:val="26"/>
+          <w:szCs w:val="26"/>
+        </w:rPr>
+        <w:t>Computer skills</w:t>
+      </w:r>
+    </w:p>
+    <w:p>
+      <w:pPr>
+        <w:pStyle w:val="section2"/>
+        <w:ind w:left="0" w:firstLine="0"/>
+        <w:rPr>
+          <w:rFonts w:ascii="Arial" w:hAnsi="Arial" w:cs="Arial"/>
+          <w:b/>
+          <w:bCs/>
         </w:rPr>
       </w:pPr>
     </w:p>
@@ -8048,6 +10990,158 @@
           <w:rFonts w:ascii="Arial" w:hAnsi="Arial" w:cs="Arial"/>
         </w:rPr>
       </w:pPr>
+      <w:r>
+        <w:rPr>
+          <w:rFonts w:ascii="Arial" w:hAnsi="Arial" w:cs="Arial"/>
+          <w:b/>
+          <w:bCs/>
+        </w:rPr>
+        <w:t>Programming Languages</w:t>
+      </w:r>
+      <w:r>
+        <w:rPr>
+          <w:rFonts w:ascii="Arial" w:hAnsi="Arial" w:cs="Arial"/>
+        </w:rPr>
+        <w:t>: Python, MATLAB, R, Bash, HTML, CSS</w:t>
+      </w:r>
+    </w:p>
+    <w:p>
+      <w:pPr>
+        <w:rPr>
+          <w:rFonts w:ascii="Arial" w:hAnsi="Arial" w:cs="Arial"/>
+        </w:rPr>
+      </w:pPr>
+      <w:r>
+        <w:rPr>
+          <w:rFonts w:ascii="Arial" w:hAnsi="Arial" w:cs="Arial"/>
+          <w:b/>
+          <w:bCs/>
+        </w:rPr>
+        <w:t>Libraries</w:t>
+      </w:r>
+      <w:r>
+        <w:rPr>
+          <w:rFonts w:ascii="Arial" w:hAnsi="Arial" w:cs="Arial"/>
+        </w:rPr>
+        <w:t>: scikit-learn, TensorFlow, statsmodels, SciPy, NumPy, pandas, UMAP, networkx, KeplerMapper, Matplotlib, Seaborn</w:t>
+      </w:r>
+    </w:p>
+    <w:p>
+      <w:pPr>
+        <w:rPr>
+          <w:rFonts w:ascii="Arial" w:hAnsi="Arial" w:cs="Arial"/>
+        </w:rPr>
+      </w:pPr>
+      <w:r>
+        <w:rPr>
+          <w:rFonts w:ascii="Arial" w:hAnsi="Arial" w:cs="Arial"/>
+          <w:b/>
+          <w:bCs/>
+        </w:rPr>
+        <w:t>Tools &amp; Technologies</w:t>
+      </w:r>
+      <w:r>
+        <w:rPr>
+          <w:rFonts w:ascii="Arial" w:hAnsi="Arial" w:cs="Arial"/>
+        </w:rPr>
+        <w:t>: Git, Apptainer, Docker, high-performance computing clusters, LaTeX, marimo</w:t>
+      </w:r>
+    </w:p>
+    <w:p>
+      <w:pPr>
+        <w:rPr>
+          <w:rFonts w:ascii="Arial" w:hAnsi="Arial" w:cs="Arial"/>
+        </w:rPr>
+      </w:pPr>
+      <w:r>
+        <w:rPr>
+          <w:rFonts w:ascii="Arial" w:hAnsi="Arial" w:cs="Arial"/>
+          <w:b/>
+          <w:bCs/>
+        </w:rPr>
+        <w:t>Neuroimaging &amp; Analysis</w:t>
+      </w:r>
+      <w:r>
+        <w:rPr>
+          <w:rFonts w:ascii="Arial" w:hAnsi="Arial" w:cs="Arial"/>
+        </w:rPr>
+        <w:t xml:space="preserve">: FSL, FreeSurfer, EEGLAB, MRIcroGL, </w:t>
+      </w:r>
+      <w:r>
+        <w:rPr>
+          <w:rFonts w:ascii="Arial" w:hAnsi="Arial" w:cs="Arial"/>
+        </w:rPr>
+        <w:t>MRI</w:t>
+      </w:r>
+      <w:r>
+        <w:rPr>
+          <w:rFonts w:ascii="Arial" w:hAnsi="Arial" w:cs="Arial"/>
+        </w:rPr>
+        <w:t>cron, SurfIce, Slicer, SPSS, JASP</w:t>
+      </w:r>
+    </w:p>
+    <w:p>
+      <w:pPr>
+        <w:rPr>
+          <w:rFonts w:ascii="Arial" w:hAnsi="Arial" w:cs="Arial"/>
+        </w:rPr>
+      </w:pPr>
+      <w:r>
+        <w:rPr>
+          <w:rFonts w:ascii="Arial" w:hAnsi="Arial" w:cs="Arial"/>
+          <w:b/>
+          <w:bCs/>
+        </w:rPr>
+        <w:t>Data Collection</w:t>
+      </w:r>
+      <w:r>
+        <w:rPr>
+          <w:rFonts w:ascii="Arial" w:hAnsi="Arial" w:cs="Arial"/>
+        </w:rPr>
+        <w:t>: REDCap, Qualtrics, Prolific, MTurk, Unity, Motive, Pupil Labs</w:t>
+      </w:r>
+    </w:p>
+    <w:p>
+      <w:pPr>
+        <w:rPr>
+          <w:rFonts w:ascii="Arial" w:hAnsi="Arial" w:cs="Arial"/>
+        </w:rPr>
+      </w:pPr>
+      <w:r>
+        <w:rPr>
+          <w:rFonts w:ascii="Arial" w:hAnsi="Arial" w:cs="Arial"/>
+          <w:b/>
+          <w:bCs/>
+        </w:rPr>
+        <w:t>Design &amp; Other</w:t>
+      </w:r>
+      <w:r>
+        <w:rPr>
+          <w:rFonts w:ascii="Arial" w:hAnsi="Arial" w:cs="Arial"/>
+        </w:rPr>
+        <w:t>: ImageMagick, GIMP, Inkscape, Microsoft Office, Prezi</w:t>
+      </w:r>
+    </w:p>
+    <w:p>
+      <w:pPr>
+        <w:rPr>
+          <w:rFonts w:ascii="Arial" w:hAnsi="Arial" w:cs="Arial"/>
+        </w:rPr>
+      </w:pPr>
+      <w:r>
+        <w:rPr>
+          <w:rFonts w:ascii="Arial" w:hAnsi="Arial" w:cs="Arial"/>
+          <w:b/>
+          <w:bCs/>
+        </w:rPr>
+        <w:t>Operating Systems</w:t>
+      </w:r>
+      <w:r>
+        <w:rPr>
+          <w:rFonts w:ascii="Arial" w:hAnsi="Arial" w:cs="Arial"/>
+        </w:rPr>
+        <w:t>: Windows, Linux (Ubuntu, CentOS, Rocky), iOS</w:t>
+      </w:r>
     </w:p>
     <w:p>
       <w:pPr>
@@ -8063,8 +11157,15 @@
         </w:rPr>
       </w:pPr>
     </w:p>
+    <w:p>
+      <w:pPr>
+        <w:rPr>
+          <w:rFonts w:ascii="Arial" w:hAnsi="Arial" w:cs="Arial"/>
+        </w:rPr>
+      </w:pPr>
+    </w:p>
     <w:sectPr>
-      <w:headerReference w:type="default" r:id="rId15"/>
+      <w:headerReference w:type="default" r:id="rId11"/>
       <w:pgSz w:w="12240" w:h="15840"/>
       <w:pgMar w:top="720" w:right="720" w:bottom="720" w:left="720" w:header="720" w:footer="720" w:gutter="0"/>
       <w:cols w:space="720"/>
@@ -8073,45 +11174,6 @@
     </w:sectPr>
   </w:body>
 </w:document>
-</file>
-
-<file path=word/comments.xml><?xml version="1.0" encoding="utf-8"?>
-<w:comments xmlns:wpc="http://schemas.microsoft.com/office/word/2010/wordprocessingCanvas" xmlns:cx="http://schemas.microsoft.com/office/drawing/2014/chartex" xmlns:cx1="http://schemas.microsoft.com/office/drawing/2015/9/8/chartex" xmlns:cx2="http://schemas.microsoft.com/office/drawing/2015/10/21/chartex" xmlns:cx3="http://schemas.microsoft.com/office/drawing/2016/5/9/chartex" xmlns:cx4="http://schemas.microsoft.com/office/drawing/2016/5/10/chartex" xmlns:cx5="http://schemas.microsoft.com/office/drawing/2016/5/11/chartex" xmlns:cx6="http://schemas.microsoft.com/office/drawing/2016/5/12/chartex" xmlns:cx7="http://schemas.microsoft.com/office/drawing/2016/5/13/chartex" xmlns:cx8="http://schemas.microsoft.com/office/drawing/2016/5/14/chartex" xmlns:mc="http://schemas.openxmlformats.org/markup-compatibility/2006" xmlns:aink="http://schemas.microsoft.com/office/drawing/2016/ink" xmlns:am3d="http://schemas.microsoft.com/office/drawing/2017/model3d" xmlns:o="urn:schemas-microsoft-com:office:office" xmlns:oel="http://schemas.microsoft.com/office/2019/extlst" xmlns:r="http://schemas.openxmlformats.org/officeDocument/2006/relationships" xmlns:m="http://schemas.openxmlformats.org/officeDocument/2006/math" xmlns:v="urn:schemas-microsoft-com:vml" xmlns:wp14="http://schemas.microsoft.com/office/word/2010/wordprocessingDrawing" xmlns:wp="http://schemas.openxmlformats.org/drawingml/2006/wordprocessingDrawing" xmlns:w10="urn:schemas-microsoft-com:office:word" xmlns:w="http://schemas.openxmlformats.org/wordprocessingml/2006/main" xmlns:w14="http://schemas.microsoft.com/office/word/2010/wordml" xmlns:w15="http://schemas.microsoft.com/office/word/2012/wordml" xmlns:w16cex="http://schemas.microsoft.com/office/word/2018/wordml/cex" xmlns:w16cid="http://schemas.microsoft.com/office/word/2016/wordml/cid" xmlns:w16="http://schemas.microsoft.com/office/word/2018/wordml" xmlns:w16du="http://schemas.microsoft.com/office/word/2023/wordml/word16du" xmlns:w16sdtdh="http://schemas.microsoft.com/office/word/2020/wordml/sdtdatahash" xmlns:w16sdtfl="http://schemas.microsoft.com/office/word/2024/wordml/sdtformatlock" xmlns:w16se="http://schemas.microsoft.com/office/word/2015/wordml/symex" xmlns:wpg="http://schemas.microsoft.com/office/word/2010/wordprocessingGroup" xmlns:wpi="http://schemas.microsoft.com/office/word/2010/wordprocessingInk" xmlns:wne="http://schemas.microsoft.com/office/word/2006/wordml" xmlns:wps="http://schemas.microsoft.com/office/word/2010/wordprocessingShape" mc:Ignorable="w14 w15 w16se w16cid w16 w16cex w16sdtdh w16sdtfl w16du wp14">
-  <w:comment w:id="0" w:author="Skye, Jax D" w:date="2026-02-26T10:00:00Z" w:initials="JS">
-    <w:p>
-      <w:pPr>
-        <w:pStyle w:val="CommentText"/>
-      </w:pPr>
-      <w:r>
-        <w:rPr>
-          <w:rStyle w:val="CommentReference"/>
-        </w:rPr>
-        <w:annotationRef/>
-      </w:r>
-      <w:r>
-        <w:t>Ask Dorit about this</w:t>
-      </w:r>
-    </w:p>
-  </w:comment>
-</w:comments>
-</file>
-
-<file path=word/commentsExtended.xml><?xml version="1.0" encoding="utf-8"?>
-<w15:commentsEx xmlns:wpc="http://schemas.microsoft.com/office/word/2010/wordprocessingCanvas" xmlns:cx="http://schemas.microsoft.com/office/drawing/2014/chartex" xmlns:cx1="http://schemas.microsoft.com/office/drawing/2015/9/8/chartex" xmlns:cx2="http://schemas.microsoft.com/office/drawing/2015/10/21/chartex" xmlns:cx3="http://schemas.microsoft.com/office/drawing/2016/5/9/chartex" xmlns:cx4="http://schemas.microsoft.com/office/drawing/2016/5/10/chartex" xmlns:cx5="http://schemas.microsoft.com/office/drawing/2016/5/11/chartex" xmlns:cx6="http://schemas.microsoft.com/office/drawing/2016/5/12/chartex" xmlns:cx7="http://schemas.microsoft.com/office/drawing/2016/5/13/chartex" xmlns:cx8="http://schemas.microsoft.com/office/drawing/2016/5/14/chartex" xmlns:mc="http://schemas.openxmlformats.org/markup-compatibility/2006" xmlns:aink="http://schemas.microsoft.com/office/drawing/2016/ink" xmlns:am3d="http://schemas.microsoft.com/office/drawing/2017/model3d" xmlns:o="urn:schemas-microsoft-com:office:office" xmlns:oel="http://schemas.microsoft.com/office/2019/extlst" xmlns:r="http://schemas.openxmlformats.org/officeDocument/2006/relationships" xmlns:m="http://schemas.openxmlformats.org/officeDocument/2006/math" xmlns:v="urn:schemas-microsoft-com:vml" xmlns:wp14="http://schemas.microsoft.com/office/word/2010/wordprocessingDrawing" xmlns:wp="http://schemas.openxmlformats.org/drawingml/2006/wordprocessingDrawing" xmlns:w10="urn:schemas-microsoft-com:office:word" xmlns:w="http://schemas.openxmlformats.org/wordprocessingml/2006/main" xmlns:w14="http://schemas.microsoft.com/office/word/2010/wordml" xmlns:w15="http://schemas.microsoft.com/office/word/2012/wordml" xmlns:w16cex="http://schemas.microsoft.com/office/word/2018/wordml/cex" xmlns:w16cid="http://schemas.microsoft.com/office/word/2016/wordml/cid" xmlns:w16="http://schemas.microsoft.com/office/word/2018/wordml" xmlns:w16du="http://schemas.microsoft.com/office/word/2023/wordml/word16du" xmlns:w16sdtdh="http://schemas.microsoft.com/office/word/2020/wordml/sdtdatahash" xmlns:w16sdtfl="http://schemas.microsoft.com/office/word/2024/wordml/sdtformatlock" xmlns:w16se="http://schemas.microsoft.com/office/word/2015/wordml/symex" xmlns:wpg="http://schemas.microsoft.com/office/word/2010/wordprocessingGroup" xmlns:wpi="http://schemas.microsoft.com/office/word/2010/wordprocessingInk" xmlns:wne="http://schemas.microsoft.com/office/word/2006/wordml" xmlns:wps="http://schemas.microsoft.com/office/word/2010/wordprocessingShape" mc:Ignorable="w14 w15 w16se w16cid w16 w16cex w16sdtdh w16sdtfl w16du wp14">
-  <w15:commentEx w15:paraId="39C6B9F6" w15:done="0"/>
-</w15:commentsEx>
-</file>
-
-<file path=word/commentsExtensible.xml><?xml version="1.0" encoding="utf-8"?>
-<w16cex:commentsExtensible xmlns:wpc="http://schemas.microsoft.com/office/word/2010/wordprocessingCanvas" xmlns:cx="http://schemas.microsoft.com/office/drawing/2014/chartex" xmlns:cx1="http://schemas.microsoft.com/office/drawing/2015/9/8/chartex" xmlns:cx2="http://schemas.microsoft.com/office/drawing/2015/10/21/chartex" xmlns:cx3="http://schemas.microsoft.com/office/drawing/2016/5/9/chartex" xmlns:cx4="http://schemas.microsoft.com/office/drawing/2016/5/10/chartex" xmlns:cx5="http://schemas.microsoft.com/office/drawing/2016/5/11/chartex" xmlns:cx6="http://schemas.microsoft.com/office/drawing/2016/5/12/chartex" xmlns:cx7="http://schemas.microsoft.com/office/drawing/2016/5/13/chartex" xmlns:cx8="http://schemas.microsoft.com/office/drawing/2016/5/14/chartex" xmlns:cr="http://schemas.microsoft.com/office/comments/2020/reactions" xmlns:mc="http://schemas.openxmlformats.org/markup-compatibility/2006" xmlns:aink="http://schemas.microsoft.com/office/drawing/2016/ink" xmlns:am3d="http://schemas.microsoft.com/office/drawing/2017/model3d" xmlns:o="urn:schemas-microsoft-com:office:office" xmlns:oel="http://schemas.microsoft.com/office/2019/extlst" xmlns:r="http://schemas.openxmlformats.org/officeDocument/2006/relationships" xmlns:m="http://schemas.openxmlformats.org/officeDocument/2006/math" xmlns:v="urn:schemas-microsoft-com:vml" xmlns:wp14="http://schemas.microsoft.com/office/word/2010/wordprocessingDrawing" xmlns:wp="http://schemas.openxmlformats.org/drawingml/2006/wordprocessingDrawing" xmlns:w10="urn:schemas-microsoft-com:office:word" xmlns:w="http://schemas.openxmlformats.org/wordprocessingml/2006/main" xmlns:w14="http://schemas.microsoft.com/office/word/2010/wordml" xmlns:w15="http://schemas.microsoft.com/office/word/2012/wordml" xmlns:w16cex="http://schemas.microsoft.com/office/word/2018/wordml/cex" xmlns:w16cid="http://schemas.microsoft.com/office/word/2016/wordml/cid" xmlns:w16="http://schemas.microsoft.com/office/word/2018/wordml" xmlns:w16du="http://schemas.microsoft.com/office/word/2023/wordml/word16du" xmlns:w16sdtdh="http://schemas.microsoft.com/office/word/2020/wordml/sdtdatahash" xmlns:w16sdtfl="http://schemas.microsoft.com/office/word/2024/wordml/sdtformatlock" xmlns:w16se="http://schemas.microsoft.com/office/word/2015/wordml/symex" xmlns:wpg="http://schemas.microsoft.com/office/word/2010/wordprocessingGroup" xmlns:wpi="http://schemas.microsoft.com/office/word/2010/wordprocessingInk" xmlns:wne="http://schemas.microsoft.com/office/word/2006/wordml" xmlns:wps="http://schemas.microsoft.com/office/word/2010/wordprocessingShape" mc:Ignorable="w14 w15 w16se w16cid w16 w16cex w16sdtdh w16sdtfl cr w16du wp14">
-  <w16cex:commentExtensible w16cex:durableId="1B586769" w16cex:dateUtc="2026-02-26T16:00:00Z"/>
-</w16cex:commentsExtensible>
-</file>
-
-<file path=word/commentsIds.xml><?xml version="1.0" encoding="utf-8"?>
-<w16cid:commentsIds xmlns:wpc="http://schemas.microsoft.com/office/word/2010/wordprocessingCanvas" xmlns:cx="http://schemas.microsoft.com/office/drawing/2014/chartex" xmlns:cx1="http://schemas.microsoft.com/office/drawing/2015/9/8/chartex" xmlns:cx2="http://schemas.microsoft.com/office/drawing/2015/10/21/chartex" xmlns:cx3="http://schemas.microsoft.com/office/drawing/2016/5/9/chartex" xmlns:cx4="http://schemas.microsoft.com/office/drawing/2016/5/10/chartex" xmlns:cx5="http://schemas.microsoft.com/office/drawing/2016/5/11/chartex" xmlns:cx6="http://schemas.microsoft.com/office/drawing/2016/5/12/chartex" xmlns:cx7="http://schemas.microsoft.com/office/drawing/2016/5/13/chartex" xmlns:cx8="http://schemas.microsoft.com/office/drawing/2016/5/14/chartex" xmlns:mc="http://schemas.openxmlformats.org/markup-compatibility/2006" xmlns:aink="http://schemas.microsoft.com/office/drawing/2016/ink" xmlns:am3d="http://schemas.microsoft.com/office/drawing/2017/model3d" xmlns:o="urn:schemas-microsoft-com:office:office" xmlns:oel="http://schemas.microsoft.com/office/2019/extlst" xmlns:r="http://schemas.openxmlformats.org/officeDocument/2006/relationships" xmlns:m="http://schemas.openxmlformats.org/officeDocument/2006/math" xmlns:v="urn:schemas-microsoft-com:vml" xmlns:wp14="http://schemas.microsoft.com/office/word/2010/wordprocessingDrawing" xmlns:wp="http://schemas.openxmlformats.org/drawingml/2006/wordprocessingDrawing" xmlns:w10="urn:schemas-microsoft-com:office:word" xmlns:w="http://schemas.openxmlformats.org/wordprocessingml/2006/main" xmlns:w14="http://schemas.microsoft.com/office/word/2010/wordml" xmlns:w15="http://schemas.microsoft.com/office/word/2012/wordml" xmlns:w16cex="http://schemas.microsoft.com/office/word/2018/wordml/cex" xmlns:w16cid="http://schemas.microsoft.com/office/word/2016/wordml/cid" xmlns:w16="http://schemas.microsoft.com/office/word/2018/wordml" xmlns:w16du="http://schemas.microsoft.com/office/word/2023/wordml/word16du" xmlns:w16sdtdh="http://schemas.microsoft.com/office/word/2020/wordml/sdtdatahash" xmlns:w16sdtfl="http://schemas.microsoft.com/office/word/2024/wordml/sdtformatlock" xmlns:w16se="http://schemas.microsoft.com/office/word/2015/wordml/symex" xmlns:wpg="http://schemas.microsoft.com/office/word/2010/wordprocessingGroup" xmlns:wpi="http://schemas.microsoft.com/office/word/2010/wordprocessingInk" xmlns:wne="http://schemas.microsoft.com/office/word/2006/wordml" xmlns:wps="http://schemas.microsoft.com/office/word/2010/wordprocessingShape" mc:Ignorable="w14 w15 w16se w16cid w16 w16cex w16sdtdh w16sdtfl w16du wp14">
-  <w16cid:commentId w16cid:paraId="39C6B9F6" w16cid:durableId="1B586769"/>
-</w16cid:commentsIds>
 </file>
 
 <file path=word/endnotes.xml><?xml version="1.0" encoding="utf-8"?>
@@ -8322,14 +11384,6 @@
     <w:abstractNumId w:val="0"/>
   </w:num>
 </w:numbering>
-</file>
-
-<file path=word/people.xml><?xml version="1.0" encoding="utf-8"?>
-<w15:people xmlns:wpc="http://schemas.microsoft.com/office/word/2010/wordprocessingCanvas" xmlns:cx="http://schemas.microsoft.com/office/drawing/2014/chartex" xmlns:cx1="http://schemas.microsoft.com/office/drawing/2015/9/8/chartex" xmlns:cx2="http://schemas.microsoft.com/office/drawing/2015/10/21/chartex" xmlns:cx3="http://schemas.microsoft.com/office/drawing/2016/5/9/chartex" xmlns:cx4="http://schemas.microsoft.com/office/drawing/2016/5/10/chartex" xmlns:cx5="http://schemas.microsoft.com/office/drawing/2016/5/11/chartex" xmlns:cx6="http://schemas.microsoft.com/office/drawing/2016/5/12/chartex" xmlns:cx7="http://schemas.microsoft.com/office/drawing/2016/5/13/chartex" xmlns:cx8="http://schemas.microsoft.com/office/drawing/2016/5/14/chartex" xmlns:mc="http://schemas.openxmlformats.org/markup-compatibility/2006" xmlns:aink="http://schemas.microsoft.com/office/drawing/2016/ink" xmlns:am3d="http://schemas.microsoft.com/office/drawing/2017/model3d" xmlns:o="urn:schemas-microsoft-com:office:office" xmlns:oel="http://schemas.microsoft.com/office/2019/extlst" xmlns:r="http://schemas.openxmlformats.org/officeDocument/2006/relationships" xmlns:m="http://schemas.openxmlformats.org/officeDocument/2006/math" xmlns:v="urn:schemas-microsoft-com:vml" xmlns:wp14="http://schemas.microsoft.com/office/word/2010/wordprocessingDrawing" xmlns:wp="http://schemas.openxmlformats.org/drawingml/2006/wordprocessingDrawing" xmlns:w10="urn:schemas-microsoft-com:office:word" xmlns:w="http://schemas.openxmlformats.org/wordprocessingml/2006/main" xmlns:w14="http://schemas.microsoft.com/office/word/2010/wordml" xmlns:w15="http://schemas.microsoft.com/office/word/2012/wordml" xmlns:w16cex="http://schemas.microsoft.com/office/word/2018/wordml/cex" xmlns:w16cid="http://schemas.microsoft.com/office/word/2016/wordml/cid" xmlns:w16="http://schemas.microsoft.com/office/word/2018/wordml" xmlns:w16du="http://schemas.microsoft.com/office/word/2023/wordml/word16du" xmlns:w16sdtdh="http://schemas.microsoft.com/office/word/2020/wordml/sdtdatahash" xmlns:w16sdtfl="http://schemas.microsoft.com/office/word/2024/wordml/sdtformatlock" xmlns:w16se="http://schemas.microsoft.com/office/word/2015/wordml/symex" xmlns:wpg="http://schemas.microsoft.com/office/word/2010/wordprocessingGroup" xmlns:wpi="http://schemas.microsoft.com/office/word/2010/wordprocessingInk" xmlns:wne="http://schemas.microsoft.com/office/word/2006/wordml" xmlns:wps="http://schemas.microsoft.com/office/word/2010/wordprocessingShape" mc:Ignorable="w14 w15 w16se w16cid w16 w16cex w16sdtdh w16sdtfl w16du wp14">
-  <w15:person w15:author="Skye, Jax D">
-    <w15:presenceInfo w15:providerId="AD" w15:userId="S::jskye@uiowa.edu::f1ffa6b6-2146-4c60-8369-132a936897bd"/>
-  </w15:person>
-</w15:people>
 </file>
 
 <file path=word/styles.xml><?xml version="1.0" encoding="utf-8"?>
@@ -8730,7 +11784,7 @@
   <w:style w:type="paragraph" w:default="1" w:styleId="Normal">
     <w:name w:val="Normal"/>
     <w:qFormat/>
-    <w:rsid w:val="001E109D"/>
+    <w:rsid w:val="0097276A"/>
     <w:pPr>
       <w:widowControl w:val="0"/>
       <w:autoSpaceDE w:val="0"/>

--- a/assets/docs/cv_skye2026_updated.docx
+++ b/assets/docs/cv_skye2026_updated.docx
@@ -63,11 +63,19 @@
           <w:rFonts w:ascii="Arial" w:hAnsi="Arial" w:cs="Arial"/>
         </w:rPr>
       </w:pPr>
+      <w:proofErr w:type="gramStart"/>
       <w:r>
         <w:rPr>
           <w:rFonts w:ascii="Arial" w:hAnsi="Arial" w:cs="Arial"/>
         </w:rPr>
-        <w:t xml:space="preserve">Curriculum Vitae as of </w:t>
+        <w:t>Curriculum Vitae</w:t>
+      </w:r>
+      <w:proofErr w:type="gramEnd"/>
+      <w:r>
+        <w:rPr>
+          <w:rFonts w:ascii="Arial" w:hAnsi="Arial" w:cs="Arial"/>
+        </w:rPr>
+        <w:t xml:space="preserve"> as of </w:t>
       </w:r>
       <w:r>
         <w:rPr>
@@ -1198,6 +1206,30 @@
               </w:rPr>
               <w:t>University of Iowa</w:t>
             </w:r>
+            <w:r>
+              <w:rPr>
+                <w:rFonts w:ascii="Arial" w:hAnsi="Arial" w:cs="Arial"/>
+                <w:sz w:val="22"/>
+                <w:szCs w:val="22"/>
+              </w:rPr>
+              <w:t xml:space="preserve"> (GPA 3.8</w:t>
+            </w:r>
+            <w:r>
+              <w:rPr>
+                <w:rFonts w:ascii="Arial" w:hAnsi="Arial" w:cs="Arial"/>
+                <w:sz w:val="22"/>
+                <w:szCs w:val="22"/>
+              </w:rPr>
+              <w:t>/4.0</w:t>
+            </w:r>
+            <w:r>
+              <w:rPr>
+                <w:rFonts w:ascii="Arial" w:hAnsi="Arial" w:cs="Arial"/>
+                <w:sz w:val="22"/>
+                <w:szCs w:val="22"/>
+              </w:rPr>
+              <w:t>)</w:t>
+            </w:r>
           </w:p>
           <w:p>
             <w:pPr>
@@ -1235,7 +1267,25 @@
                 <w:sz w:val="22"/>
                 <w:szCs w:val="22"/>
               </w:rPr>
-              <w:t>Uncovering the Latent Structure of Visuospatial Ability and Predicting Visuospatial Dysfunction From Lesion Location”</w:t>
+              <w:t xml:space="preserve">Uncovering the Latent Structure of Visuospatial Ability and Predicting Visuospatial Dysfunction </w:t>
+            </w:r>
+            <w:proofErr w:type="gramStart"/>
+            <w:r>
+              <w:rPr>
+                <w:rFonts w:ascii="Arial" w:hAnsi="Arial" w:cs="Arial"/>
+                <w:sz w:val="22"/>
+                <w:szCs w:val="22"/>
+              </w:rPr>
+              <w:t>From</w:t>
+            </w:r>
+            <w:proofErr w:type="gramEnd"/>
+            <w:r>
+              <w:rPr>
+                <w:rFonts w:ascii="Arial" w:hAnsi="Arial" w:cs="Arial"/>
+                <w:sz w:val="22"/>
+                <w:szCs w:val="22"/>
+              </w:rPr>
+              <w:t xml:space="preserve"> Lesion Location”</w:t>
             </w:r>
           </w:p>
           <w:p>
@@ -1355,6 +1405,30 @@
                 <w:szCs w:val="22"/>
               </w:rPr>
               <w:t xml:space="preserve">University of Nevada – Reno </w:t>
+            </w:r>
+            <w:r>
+              <w:rPr>
+                <w:rFonts w:ascii="Arial" w:hAnsi="Arial" w:cs="Arial"/>
+                <w:sz w:val="22"/>
+                <w:szCs w:val="22"/>
+              </w:rPr>
+              <w:t>(GPA 3.8</w:t>
+            </w:r>
+            <w:r>
+              <w:rPr>
+                <w:rFonts w:ascii="Arial" w:hAnsi="Arial" w:cs="Arial"/>
+                <w:sz w:val="22"/>
+                <w:szCs w:val="22"/>
+              </w:rPr>
+              <w:t>/4.0</w:t>
+            </w:r>
+            <w:r>
+              <w:rPr>
+                <w:rFonts w:ascii="Arial" w:hAnsi="Arial" w:cs="Arial"/>
+                <w:sz w:val="22"/>
+                <w:szCs w:val="22"/>
+              </w:rPr>
+              <w:t>)</w:t>
             </w:r>
           </w:p>
           <w:p>
@@ -2100,8 +2174,18 @@
                 <w:sz w:val="22"/>
                 <w:szCs w:val="22"/>
               </w:rPr>
-              <w:t>Developed topological data analysis toolbox for analyzing clinical neuroscience data</w:t>
-            </w:r>
+              <w:t xml:space="preserve">Developed topological data analysis toolbox for analyzing clinical neuroscience </w:t>
+            </w:r>
+            <w:proofErr w:type="gramStart"/>
+            <w:r>
+              <w:rPr>
+                <w:rFonts w:ascii="Arial" w:hAnsi="Arial" w:cs="Arial"/>
+                <w:sz w:val="22"/>
+                <w:szCs w:val="22"/>
+              </w:rPr>
+              <w:t>data</w:t>
+            </w:r>
+            <w:proofErr w:type="gramEnd"/>
           </w:p>
           <w:p>
             <w:pPr>
@@ -2221,8 +2305,18 @@
                 <w:sz w:val="22"/>
                 <w:szCs w:val="22"/>
               </w:rPr>
-              <w:t>Identified relationships between brain network disruption due to brain lesions and social behavior change</w:t>
-            </w:r>
+              <w:t xml:space="preserve">Identified relationships between brain network disruption due to brain lesions and social behavior </w:t>
+            </w:r>
+            <w:proofErr w:type="gramStart"/>
+            <w:r>
+              <w:rPr>
+                <w:rFonts w:ascii="Arial" w:hAnsi="Arial" w:cs="Arial"/>
+                <w:sz w:val="22"/>
+                <w:szCs w:val="22"/>
+              </w:rPr>
+              <w:t>change</w:t>
+            </w:r>
+            <w:proofErr w:type="gramEnd"/>
           </w:p>
           <w:p>
             <w:pPr>
@@ -2243,8 +2337,18 @@
                 <w:sz w:val="22"/>
                 <w:szCs w:val="22"/>
               </w:rPr>
-              <w:t>Investigated how low-level auditory feature perception in emotional speech varies with psychopathology traits</w:t>
-            </w:r>
+              <w:t xml:space="preserve">Investigated how low-level auditory feature perception in emotional speech varies with psychopathology </w:t>
+            </w:r>
+            <w:proofErr w:type="gramStart"/>
+            <w:r>
+              <w:rPr>
+                <w:rFonts w:ascii="Arial" w:hAnsi="Arial" w:cs="Arial"/>
+                <w:sz w:val="22"/>
+                <w:szCs w:val="22"/>
+              </w:rPr>
+              <w:t>traits</w:t>
+            </w:r>
+            <w:proofErr w:type="gramEnd"/>
           </w:p>
           <w:p>
             <w:pPr>
@@ -2275,8 +2379,18 @@
                 <w:sz w:val="22"/>
                 <w:szCs w:val="22"/>
               </w:rPr>
-              <w:t xml:space="preserve"> open-source Python toolbox for stroke outcome prediction</w:t>
-            </w:r>
+              <w:t xml:space="preserve"> open-source Python toolbox for stroke outcome </w:t>
+            </w:r>
+            <w:proofErr w:type="gramStart"/>
+            <w:r>
+              <w:rPr>
+                <w:rFonts w:ascii="Arial" w:hAnsi="Arial" w:cs="Arial"/>
+                <w:sz w:val="22"/>
+                <w:szCs w:val="22"/>
+              </w:rPr>
+              <w:t>prediction</w:t>
+            </w:r>
+            <w:proofErr w:type="gramEnd"/>
           </w:p>
           <w:p>
             <w:pPr>
@@ -2416,8 +2530,18 @@
                 <w:sz w:val="22"/>
                 <w:szCs w:val="22"/>
               </w:rPr>
-              <w:t>Investigated the relationship between structural brain damage and domain-general cognitive impairment</w:t>
-            </w:r>
+              <w:t xml:space="preserve">Investigated the relationship between structural brain damage and domain-general cognitive </w:t>
+            </w:r>
+            <w:proofErr w:type="gramStart"/>
+            <w:r>
+              <w:rPr>
+                <w:rFonts w:ascii="Arial" w:hAnsi="Arial" w:cs="Arial"/>
+                <w:sz w:val="22"/>
+                <w:szCs w:val="22"/>
+              </w:rPr>
+              <w:t>impairment</w:t>
+            </w:r>
+            <w:proofErr w:type="gramEnd"/>
           </w:p>
           <w:p>
             <w:pPr>
@@ -2549,8 +2673,18 @@
                 <w:sz w:val="22"/>
                 <w:szCs w:val="22"/>
               </w:rPr>
-              <w:t>Projects investigating the neural correlates of time perception, visuospatial perception, and cerebellar mutism syndrome in patients with focal brain damage</w:t>
-            </w:r>
+              <w:t xml:space="preserve">Projects investigating the neural correlates of time perception, visuospatial perception, and cerebellar mutism syndrome in patients with focal brain </w:t>
+            </w:r>
+            <w:proofErr w:type="gramStart"/>
+            <w:r>
+              <w:rPr>
+                <w:rFonts w:ascii="Arial" w:hAnsi="Arial" w:cs="Arial"/>
+                <w:sz w:val="22"/>
+                <w:szCs w:val="22"/>
+              </w:rPr>
+              <w:t>damage</w:t>
+            </w:r>
+            <w:proofErr w:type="gramEnd"/>
           </w:p>
           <w:p>
             <w:pPr>
@@ -2582,8 +2716,18 @@
                 <w:szCs w:val="22"/>
               </w:rPr>
               <w:lastRenderedPageBreak/>
-              <w:t>neuropsychological test of visuospatial ability</w:t>
-            </w:r>
+              <w:t xml:space="preserve">neuropsychological test of visuospatial </w:t>
+            </w:r>
+            <w:proofErr w:type="gramStart"/>
+            <w:r>
+              <w:rPr>
+                <w:rFonts w:ascii="Arial" w:hAnsi="Arial" w:cs="Arial"/>
+                <w:sz w:val="22"/>
+                <w:szCs w:val="22"/>
+              </w:rPr>
+              <w:t>ability</w:t>
+            </w:r>
+            <w:proofErr w:type="gramEnd"/>
           </w:p>
           <w:p>
             <w:pPr>
@@ -2699,8 +2843,18 @@
                 <w:sz w:val="22"/>
                 <w:szCs w:val="22"/>
               </w:rPr>
-              <w:t>Identified brain lesions associated with decision-making deficits</w:t>
-            </w:r>
+              <w:t xml:space="preserve">Identified brain lesions associated with decision-making </w:t>
+            </w:r>
+            <w:proofErr w:type="gramStart"/>
+            <w:r>
+              <w:rPr>
+                <w:rFonts w:ascii="Arial" w:hAnsi="Arial" w:cs="Arial"/>
+                <w:sz w:val="22"/>
+                <w:szCs w:val="22"/>
+              </w:rPr>
+              <w:t>deficits</w:t>
+            </w:r>
+            <w:proofErr w:type="gramEnd"/>
           </w:p>
           <w:p>
             <w:pPr>
@@ -2731,8 +2885,18 @@
                 <w:sz w:val="22"/>
                 <w:szCs w:val="22"/>
               </w:rPr>
-              <w:t>Coding and debugging for TMS clinical trial data pre-processing and analysis pipeline</w:t>
-            </w:r>
+              <w:t xml:space="preserve">Coding and debugging for TMS clinical trial data pre-processing and analysis </w:t>
+            </w:r>
+            <w:proofErr w:type="gramStart"/>
+            <w:r>
+              <w:rPr>
+                <w:rFonts w:ascii="Arial" w:hAnsi="Arial" w:cs="Arial"/>
+                <w:sz w:val="22"/>
+                <w:szCs w:val="22"/>
+              </w:rPr>
+              <w:t>pipeline</w:t>
+            </w:r>
+            <w:proofErr w:type="gramEnd"/>
           </w:p>
           <w:p>
             <w:pPr>
@@ -2856,8 +3020,18 @@
                 <w:sz w:val="22"/>
                 <w:szCs w:val="22"/>
               </w:rPr>
-              <w:t>Studied visual-vestibular sensory integration in the context of self-motion perception in virtual reality environments</w:t>
-            </w:r>
+              <w:t xml:space="preserve">Studied visual-vestibular sensory integration in the context of self-motion perception in virtual reality </w:t>
+            </w:r>
+            <w:proofErr w:type="gramStart"/>
+            <w:r>
+              <w:rPr>
+                <w:rFonts w:ascii="Arial" w:hAnsi="Arial" w:cs="Arial"/>
+                <w:sz w:val="22"/>
+                <w:szCs w:val="22"/>
+              </w:rPr>
+              <w:t>environments</w:t>
+            </w:r>
+            <w:proofErr w:type="gramEnd"/>
           </w:p>
           <w:p>
             <w:pPr>
@@ -3037,8 +3211,18 @@
                 <w:sz w:val="22"/>
                 <w:szCs w:val="22"/>
               </w:rPr>
-              <w:t>adults with intellectual disabilities</w:t>
-            </w:r>
+              <w:t xml:space="preserve">adults with intellectual </w:t>
+            </w:r>
+            <w:proofErr w:type="gramStart"/>
+            <w:r>
+              <w:rPr>
+                <w:rFonts w:ascii="Arial" w:hAnsi="Arial" w:cs="Arial"/>
+                <w:sz w:val="22"/>
+                <w:szCs w:val="22"/>
+              </w:rPr>
+              <w:t>disabilities</w:t>
+            </w:r>
+            <w:proofErr w:type="gramEnd"/>
           </w:p>
           <w:p>
             <w:pPr>
@@ -3061,8 +3245,36 @@
                 <w:sz w:val="22"/>
                 <w:szCs w:val="22"/>
               </w:rPr>
-              <w:t>Promoted to “Trainer 1”, where one is permitted to work with more volatile clients</w:t>
-            </w:r>
+              <w:t xml:space="preserve">Promoted to “Trainer 1”, where one </w:t>
+            </w:r>
+            <w:proofErr w:type="gramStart"/>
+            <w:r>
+              <w:rPr>
+                <w:rFonts w:ascii="Arial" w:hAnsi="Arial" w:cs="Arial"/>
+                <w:sz w:val="22"/>
+                <w:szCs w:val="22"/>
+              </w:rPr>
+              <w:t>is permitted</w:t>
+            </w:r>
+            <w:proofErr w:type="gramEnd"/>
+            <w:r>
+              <w:rPr>
+                <w:rFonts w:ascii="Arial" w:hAnsi="Arial" w:cs="Arial"/>
+                <w:sz w:val="22"/>
+                <w:szCs w:val="22"/>
+              </w:rPr>
+              <w:t xml:space="preserve"> to work with more volatile </w:t>
+            </w:r>
+            <w:proofErr w:type="gramStart"/>
+            <w:r>
+              <w:rPr>
+                <w:rFonts w:ascii="Arial" w:hAnsi="Arial" w:cs="Arial"/>
+                <w:sz w:val="22"/>
+                <w:szCs w:val="22"/>
+              </w:rPr>
+              <w:t>clients</w:t>
+            </w:r>
+            <w:proofErr w:type="gramEnd"/>
           </w:p>
           <w:p>
             <w:pPr>
@@ -4739,8 +4951,16 @@
               <w:rPr>
                 <w:rFonts w:ascii="Arial" w:hAnsi="Arial" w:cs="Arial"/>
               </w:rPr>
-              <w:t>Advised through Kliemann lab</w:t>
-            </w:r>
+              <w:t xml:space="preserve">Advised through Kliemann </w:t>
+            </w:r>
+            <w:proofErr w:type="gramStart"/>
+            <w:r>
+              <w:rPr>
+                <w:rFonts w:ascii="Arial" w:hAnsi="Arial" w:cs="Arial"/>
+              </w:rPr>
+              <w:t>lab</w:t>
+            </w:r>
+            <w:proofErr w:type="gramEnd"/>
           </w:p>
           <w:p>
             <w:pPr>
@@ -4767,59 +4987,37 @@
                 <w:i/>
                 <w:iCs/>
               </w:rPr>
-              <w:t xml:space="preserve"> Post-Baccalaureate</w:t>
-            </w:r>
-            <w:r>
-              <w:rPr>
-                <w:rFonts w:ascii="Arial" w:hAnsi="Arial" w:cs="Arial"/>
-              </w:rPr>
-              <w:t xml:space="preserve">, </w:t>
-            </w:r>
-            <w:r>
-              <w:rPr>
-                <w:rFonts w:ascii="Arial" w:hAnsi="Arial" w:cs="Arial"/>
-              </w:rPr>
-              <w:t>iDREAM student</w:t>
-            </w:r>
-          </w:p>
-          <w:p>
-            <w:pPr>
-              <w:spacing w:before="60" w:after="60"/>
-              <w:rPr>
-                <w:rFonts w:ascii="Arial" w:hAnsi="Arial" w:cs="Arial"/>
-              </w:rPr>
-            </w:pPr>
-            <w:r>
-              <w:rPr>
-                <w:rFonts w:ascii="Arial" w:hAnsi="Arial" w:cs="Arial"/>
-              </w:rPr>
-              <w:t>Makenzie Kennedy</w:t>
-            </w:r>
-            <w:r>
-              <w:rPr>
-                <w:rFonts w:ascii="Arial" w:hAnsi="Arial" w:cs="Arial"/>
-              </w:rPr>
-              <w:t xml:space="preserve">; </w:t>
-            </w:r>
+              <w:t xml:space="preserve"> </w:t>
+            </w:r>
+            <w:proofErr w:type="gramStart"/>
             <w:r>
               <w:rPr>
                 <w:rFonts w:ascii="Arial" w:hAnsi="Arial" w:cs="Arial"/>
                 <w:i/>
                 <w:iCs/>
               </w:rPr>
-              <w:t>Undergraduate, Post-Baccalaureate</w:t>
-            </w:r>
+              <w:t>Post-Baccalaureate</w:t>
+            </w:r>
+            <w:proofErr w:type="gramEnd"/>
             <w:r>
               <w:rPr>
                 <w:rFonts w:ascii="Arial" w:hAnsi="Arial" w:cs="Arial"/>
               </w:rPr>
               <w:t xml:space="preserve">, </w:t>
             </w:r>
-            <w:r>
-              <w:rPr>
-                <w:rFonts w:ascii="Arial" w:hAnsi="Arial" w:cs="Arial"/>
-              </w:rPr>
-              <w:t>Summer Research Opportunities Program student</w:t>
+            <w:proofErr w:type="spellStart"/>
+            <w:r>
+              <w:rPr>
+                <w:rFonts w:ascii="Arial" w:hAnsi="Arial" w:cs="Arial"/>
+              </w:rPr>
+              <w:t>iDREAM</w:t>
+            </w:r>
+            <w:proofErr w:type="spellEnd"/>
+            <w:r>
+              <w:rPr>
+                <w:rFonts w:ascii="Arial" w:hAnsi="Arial" w:cs="Arial"/>
+              </w:rPr>
+              <w:t xml:space="preserve"> student</w:t>
             </w:r>
           </w:p>
           <w:p>
@@ -4833,13 +5031,13 @@
               <w:rPr>
                 <w:rFonts w:ascii="Arial" w:hAnsi="Arial" w:cs="Arial"/>
               </w:rPr>
-              <w:t>Hope Msengi,</w:t>
-            </w:r>
-            <w:r>
-              <w:rPr>
-                <w:rFonts w:ascii="Arial" w:hAnsi="Arial" w:cs="Arial"/>
-              </w:rPr>
-              <w:t xml:space="preserve"> </w:t>
+              <w:t>Makenzie Kennedy</w:t>
+            </w:r>
+            <w:r>
+              <w:rPr>
+                <w:rFonts w:ascii="Arial" w:hAnsi="Arial" w:cs="Arial"/>
+              </w:rPr>
+              <w:t xml:space="preserve">; </w:t>
             </w:r>
             <w:r>
               <w:rPr>
@@ -4847,7 +5045,13 @@
                 <w:i/>
                 <w:iCs/>
               </w:rPr>
-              <w:t xml:space="preserve">Undergraduate, </w:t>
+              <w:t>Undergraduate, Post-Baccalaureate</w:t>
+            </w:r>
+            <w:r>
+              <w:rPr>
+                <w:rFonts w:ascii="Arial" w:hAnsi="Arial" w:cs="Arial"/>
+              </w:rPr>
+              <w:t xml:space="preserve">, </w:t>
             </w:r>
             <w:r>
               <w:rPr>
@@ -4863,17 +5067,39 @@
                 <w:rFonts w:ascii="Arial" w:hAnsi="Arial" w:cs="Arial"/>
               </w:rPr>
             </w:pPr>
-            <w:r>
-              <w:rPr>
-                <w:rFonts w:ascii="Arial" w:hAnsi="Arial" w:cs="Arial"/>
-              </w:rPr>
-              <w:t>Tere Cudd-Zamora</w:t>
-            </w:r>
-            <w:r>
-              <w:rPr>
-                <w:rFonts w:ascii="Arial" w:hAnsi="Arial" w:cs="Arial"/>
-              </w:rPr>
-              <w:t xml:space="preserve">; </w:t>
+            <w:proofErr w:type="gramStart"/>
+            <w:r>
+              <w:rPr>
+                <w:rFonts w:ascii="Arial" w:hAnsi="Arial" w:cs="Arial"/>
+              </w:rPr>
+              <w:t>Hope</w:t>
+            </w:r>
+            <w:proofErr w:type="gramEnd"/>
+            <w:r>
+              <w:rPr>
+                <w:rFonts w:ascii="Arial" w:hAnsi="Arial" w:cs="Arial"/>
+              </w:rPr>
+              <w:t xml:space="preserve"> </w:t>
+            </w:r>
+            <w:proofErr w:type="spellStart"/>
+            <w:r>
+              <w:rPr>
+                <w:rFonts w:ascii="Arial" w:hAnsi="Arial" w:cs="Arial"/>
+              </w:rPr>
+              <w:t>Msengi</w:t>
+            </w:r>
+            <w:proofErr w:type="spellEnd"/>
+            <w:r>
+              <w:rPr>
+                <w:rFonts w:ascii="Arial" w:hAnsi="Arial" w:cs="Arial"/>
+              </w:rPr>
+              <w:t>,</w:t>
+            </w:r>
+            <w:r>
+              <w:rPr>
+                <w:rFonts w:ascii="Arial" w:hAnsi="Arial" w:cs="Arial"/>
+              </w:rPr>
+              <w:t xml:space="preserve"> </w:t>
             </w:r>
             <w:r>
               <w:rPr>
@@ -4887,8 +5113,16 @@
               <w:rPr>
                 <w:rFonts w:ascii="Arial" w:hAnsi="Arial" w:cs="Arial"/>
               </w:rPr>
-              <w:t>Summer Research Opportunities Program student</w:t>
-            </w:r>
+              <w:t xml:space="preserve">Summer Research Opportunities Program </w:t>
+            </w:r>
+            <w:proofErr w:type="gramStart"/>
+            <w:r>
+              <w:rPr>
+                <w:rFonts w:ascii="Arial" w:hAnsi="Arial" w:cs="Arial"/>
+              </w:rPr>
+              <w:t>student</w:t>
+            </w:r>
+            <w:proofErr w:type="gramEnd"/>
           </w:p>
           <w:p>
             <w:pPr>
@@ -4901,7 +5135,7 @@
               <w:rPr>
                 <w:rFonts w:ascii="Arial" w:hAnsi="Arial" w:cs="Arial"/>
               </w:rPr>
-              <w:t>Alan Romanowski</w:t>
+              <w:t>Tere Cudd-Zamora</w:t>
             </w:r>
             <w:r>
               <w:rPr>
@@ -4915,6 +5149,40 @@
                 <w:i/>
                 <w:iCs/>
               </w:rPr>
+              <w:t xml:space="preserve">Undergraduate, </w:t>
+            </w:r>
+            <w:r>
+              <w:rPr>
+                <w:rFonts w:ascii="Arial" w:hAnsi="Arial" w:cs="Arial"/>
+              </w:rPr>
+              <w:t>Summer Research Opportunities Program student</w:t>
+            </w:r>
+          </w:p>
+          <w:p>
+            <w:pPr>
+              <w:spacing w:before="60" w:after="60"/>
+              <w:rPr>
+                <w:rFonts w:ascii="Arial" w:hAnsi="Arial" w:cs="Arial"/>
+              </w:rPr>
+            </w:pPr>
+            <w:r>
+              <w:rPr>
+                <w:rFonts w:ascii="Arial" w:hAnsi="Arial" w:cs="Arial"/>
+              </w:rPr>
+              <w:t>Alan Romanowski</w:t>
+            </w:r>
+            <w:r>
+              <w:rPr>
+                <w:rFonts w:ascii="Arial" w:hAnsi="Arial" w:cs="Arial"/>
+              </w:rPr>
+              <w:t xml:space="preserve">; </w:t>
+            </w:r>
+            <w:r>
+              <w:rPr>
+                <w:rFonts w:ascii="Arial" w:hAnsi="Arial" w:cs="Arial"/>
+                <w:i/>
+                <w:iCs/>
+              </w:rPr>
               <w:t>Undergraduate</w:t>
             </w:r>
             <w:r>
@@ -4927,7 +5195,21 @@
               <w:rPr>
                 <w:rFonts w:ascii="Arial" w:hAnsi="Arial" w:cs="Arial"/>
               </w:rPr>
-              <w:t xml:space="preserve">mentored for undergraduate thesis research </w:t>
+              <w:t xml:space="preserve">mentored for undergraduate thesis </w:t>
+            </w:r>
+            <w:proofErr w:type="gramStart"/>
+            <w:r>
+              <w:rPr>
+                <w:rFonts w:ascii="Arial" w:hAnsi="Arial" w:cs="Arial"/>
+              </w:rPr>
+              <w:t>research</w:t>
+            </w:r>
+            <w:proofErr w:type="gramEnd"/>
+            <w:r>
+              <w:rPr>
+                <w:rFonts w:ascii="Arial" w:hAnsi="Arial" w:cs="Arial"/>
+              </w:rPr>
+              <w:t xml:space="preserve"> </w:t>
             </w:r>
           </w:p>
           <w:p>
@@ -5161,8 +5443,16 @@
                     <w:rPr>
                       <w:rFonts w:ascii="Arial" w:hAnsi="Arial" w:cs="Arial"/>
                     </w:rPr>
-                    <w:t>lesion-induced emotional changes</w:t>
+                    <w:t xml:space="preserve">lesion-induced emotional </w:t>
                   </w:r>
+                  <w:proofErr w:type="gramStart"/>
+                  <w:r>
+                    <w:rPr>
+                      <w:rFonts w:ascii="Arial" w:hAnsi="Arial" w:cs="Arial"/>
+                    </w:rPr>
+                    <w:t>changes</w:t>
+                  </w:r>
+                  <w:proofErr w:type="gramEnd"/>
                 </w:p>
                 <w:p>
                   <w:pPr>
@@ -5201,8 +5491,16 @@
                     <w:rPr>
                       <w:rFonts w:ascii="Arial" w:hAnsi="Arial" w:cs="Arial"/>
                     </w:rPr>
-                    <w:t>delivered one guest lecture on emotion</w:t>
+                    <w:t xml:space="preserve">delivered one guest lecture on </w:t>
                   </w:r>
+                  <w:proofErr w:type="gramStart"/>
+                  <w:r>
+                    <w:rPr>
+                      <w:rFonts w:ascii="Arial" w:hAnsi="Arial" w:cs="Arial"/>
+                    </w:rPr>
+                    <w:t>emotion</w:t>
+                  </w:r>
+                  <w:proofErr w:type="gramEnd"/>
                 </w:p>
                 <w:p>
                   <w:pPr>
@@ -5451,7 +5749,21 @@
               <w:rPr>
                 <w:rFonts w:ascii="Arial" w:hAnsi="Arial" w:cs="Arial"/>
               </w:rPr>
-              <w:t xml:space="preserve">; Bruss, J.; Toescu, E. C.; Herbet, G.; Aquilina, K.; Grafft, A.; Bardi, L. G.; &amp; Boes, A. D. (2024). Neuroanatomy of cerebellar mutism syndrome: The role of lesion location. </w:t>
+              <w:t xml:space="preserve">; Bruss, J.; </w:t>
+            </w:r>
+            <w:proofErr w:type="spellStart"/>
+            <w:r>
+              <w:rPr>
+                <w:rFonts w:ascii="Arial" w:hAnsi="Arial" w:cs="Arial"/>
+              </w:rPr>
+              <w:t>Toescu</w:t>
+            </w:r>
+            <w:proofErr w:type="spellEnd"/>
+            <w:r>
+              <w:rPr>
+                <w:rFonts w:ascii="Arial" w:hAnsi="Arial" w:cs="Arial"/>
+              </w:rPr>
+              <w:t xml:space="preserve">, E. C.; Herbet, G.; Aquilina, K.; Grafft, A.; Bardi, L. G.; &amp; Boes, A. D. (2024). Neuroanatomy of cerebellar mutism syndrome: The role of lesion location. </w:t>
             </w:r>
             <w:r>
               <w:rPr>
@@ -5749,7 +6061,25 @@
                 <w:i/>
                 <w:iCs/>
               </w:rPr>
-              <w:t>Lesion-deficit mapping of social behavior change following focal brain lesions</w:t>
+              <w:t xml:space="preserve">Lesion-deficit mapping of social behavior </w:t>
+            </w:r>
+            <w:proofErr w:type="gramStart"/>
+            <w:r>
+              <w:rPr>
+                <w:rFonts w:ascii="Arial" w:hAnsi="Arial" w:cs="Arial"/>
+                <w:i/>
+                <w:iCs/>
+              </w:rPr>
+              <w:t>change</w:t>
+            </w:r>
+            <w:proofErr w:type="gramEnd"/>
+            <w:r>
+              <w:rPr>
+                <w:rFonts w:ascii="Arial" w:hAnsi="Arial" w:cs="Arial"/>
+                <w:i/>
+                <w:iCs/>
+              </w:rPr>
+              <w:t xml:space="preserve"> following focal brain lesions</w:t>
             </w:r>
             <w:r>
               <w:rPr>
@@ -6831,7 +7161,35 @@
               <w:rPr>
                 <w:rFonts w:ascii="Arial" w:hAnsi="Arial" w:cs="Arial"/>
               </w:rPr>
-              <w:t>; Boes, A. D.; Tranel, D.; Traer, J. A.; &amp; Kliemann, D. (2026). Lesion-deficit mapping of social behavior change following focal brain lesions. Bordeaux, FR: Organization for Human Brain Mapping.</w:t>
+              <w:t xml:space="preserve">; Boes, A. D.; Tranel, D.; Traer, J. </w:t>
+            </w:r>
+            <w:proofErr w:type="gramStart"/>
+            <w:r>
+              <w:rPr>
+                <w:rFonts w:ascii="Arial" w:hAnsi="Arial" w:cs="Arial"/>
+              </w:rPr>
+              <w:t>A.;</w:t>
+            </w:r>
+            <w:proofErr w:type="gramEnd"/>
+            <w:r>
+              <w:rPr>
+                <w:rFonts w:ascii="Arial" w:hAnsi="Arial" w:cs="Arial"/>
+              </w:rPr>
+              <w:t xml:space="preserve"> &amp; Kliemann, D. (2026). Lesion-deficit mapping of social behavior </w:t>
+            </w:r>
+            <w:proofErr w:type="gramStart"/>
+            <w:r>
+              <w:rPr>
+                <w:rFonts w:ascii="Arial" w:hAnsi="Arial" w:cs="Arial"/>
+              </w:rPr>
+              <w:t>change</w:t>
+            </w:r>
+            <w:proofErr w:type="gramEnd"/>
+            <w:r>
+              <w:rPr>
+                <w:rFonts w:ascii="Arial" w:hAnsi="Arial" w:cs="Arial"/>
+              </w:rPr>
+              <w:t xml:space="preserve"> following focal brain lesions. Bordeaux, FR: Organization for Human Brain Mapping.</w:t>
             </w:r>
           </w:p>
           <w:p>
@@ -6945,7 +7303,25 @@
                 <w:i/>
                 <w:iCs/>
               </w:rPr>
-              <w:t>also presented at UIowa Neuroscience Graduate Program Recruitment Weekend</w:t>
+              <w:t xml:space="preserve">also presented at </w:t>
+            </w:r>
+            <w:proofErr w:type="spellStart"/>
+            <w:r>
+              <w:rPr>
+                <w:rFonts w:ascii="Arial" w:hAnsi="Arial" w:cs="Arial"/>
+                <w:i/>
+                <w:iCs/>
+              </w:rPr>
+              <w:t>UIowa</w:t>
+            </w:r>
+            <w:proofErr w:type="spellEnd"/>
+            <w:r>
+              <w:rPr>
+                <w:rFonts w:ascii="Arial" w:hAnsi="Arial" w:cs="Arial"/>
+                <w:i/>
+                <w:iCs/>
+              </w:rPr>
+              <w:t xml:space="preserve"> Neuroscience Graduate Program Recruitment Weekend</w:t>
             </w:r>
             <w:r>
               <w:rPr>
@@ -7008,11 +7384,19 @@
                 <w:rFonts w:ascii="Arial" w:hAnsi="Arial" w:cs="Arial"/>
               </w:rPr>
             </w:pPr>
-            <w:r>
-              <w:rPr>
-                <w:rFonts w:ascii="Arial" w:hAnsi="Arial" w:cs="Arial"/>
-              </w:rPr>
-              <w:t xml:space="preserve">Deifelt Streese, C.; Ogden, K.; Bruss, J.; </w:t>
+            <w:proofErr w:type="spellStart"/>
+            <w:r>
+              <w:rPr>
+                <w:rFonts w:ascii="Arial" w:hAnsi="Arial" w:cs="Arial"/>
+              </w:rPr>
+              <w:t>Deifelt</w:t>
+            </w:r>
+            <w:proofErr w:type="spellEnd"/>
+            <w:r>
+              <w:rPr>
+                <w:rFonts w:ascii="Arial" w:hAnsi="Arial" w:cs="Arial"/>
+              </w:rPr>
+              <w:t xml:space="preserve"> Streese, C.; Ogden, K.; Bruss, J.; </w:t>
             </w:r>
             <w:r>
               <w:rPr>
@@ -7026,7 +7410,21 @@
               <w:rPr>
                 <w:rFonts w:ascii="Arial" w:hAnsi="Arial" w:cs="Arial"/>
               </w:rPr>
-              <w:t>; Michaelson, J.; &amp; Tranel, D. (2024). Neuroanatomical correlates of response patterns in a measure of phonemic verbal fluency by participants with focal brain injury. Chicago, IL: Society for Neuroscience Annual Meeting.</w:t>
+              <w:t xml:space="preserve">; Michaelson, J.; &amp; Tranel, D. (2024). Neuroanatomical </w:t>
+            </w:r>
+            <w:proofErr w:type="gramStart"/>
+            <w:r>
+              <w:rPr>
+                <w:rFonts w:ascii="Arial" w:hAnsi="Arial" w:cs="Arial"/>
+              </w:rPr>
+              <w:t>correlates of</w:t>
+            </w:r>
+            <w:proofErr w:type="gramEnd"/>
+            <w:r>
+              <w:rPr>
+                <w:rFonts w:ascii="Arial" w:hAnsi="Arial" w:cs="Arial"/>
+              </w:rPr>
+              <w:t xml:space="preserve"> response patterns in a measure of phonemic verbal fluency by participants with focal brain injury. Chicago, IL: Society for Neuroscience Annual Meeting.</w:t>
             </w:r>
           </w:p>
           <w:p>
@@ -7095,11 +7493,19 @@
                 <w:rFonts w:ascii="Arial" w:hAnsi="Arial" w:cs="Arial"/>
               </w:rPr>
             </w:pPr>
-            <w:r>
-              <w:rPr>
-                <w:rFonts w:ascii="Arial" w:hAnsi="Arial" w:cs="Arial"/>
-              </w:rPr>
-              <w:t xml:space="preserve">Jouhikainen, P.; Luna, J.; Peters, J. Y.; </w:t>
+            <w:proofErr w:type="spellStart"/>
+            <w:r>
+              <w:rPr>
+                <w:rFonts w:ascii="Arial" w:hAnsi="Arial" w:cs="Arial"/>
+              </w:rPr>
+              <w:t>Jouhikainen</w:t>
+            </w:r>
+            <w:proofErr w:type="spellEnd"/>
+            <w:r>
+              <w:rPr>
+                <w:rFonts w:ascii="Arial" w:hAnsi="Arial" w:cs="Arial"/>
+              </w:rPr>
+              <w:t xml:space="preserve">, P.; Luna, J.; Peters, J. Y.; </w:t>
             </w:r>
             <w:r>
               <w:rPr>
@@ -7128,7 +7534,35 @@
               <w:rPr>
                 <w:rFonts w:ascii="Arial" w:hAnsi="Arial" w:cs="Arial"/>
               </w:rPr>
-              <w:t xml:space="preserve">Ogden, K.; Deifelt Streese, C.; Bruss, J.; </w:t>
+              <w:t xml:space="preserve">Ogden, K.; </w:t>
+            </w:r>
+            <w:proofErr w:type="spellStart"/>
+            <w:r>
+              <w:rPr>
+                <w:rFonts w:ascii="Arial" w:hAnsi="Arial" w:cs="Arial"/>
+              </w:rPr>
+              <w:t>Deifelt</w:t>
+            </w:r>
+            <w:proofErr w:type="spellEnd"/>
+            <w:r>
+              <w:rPr>
+                <w:rFonts w:ascii="Arial" w:hAnsi="Arial" w:cs="Arial"/>
+              </w:rPr>
+              <w:t xml:space="preserve"> </w:t>
+            </w:r>
+            <w:proofErr w:type="spellStart"/>
+            <w:r>
+              <w:rPr>
+                <w:rFonts w:ascii="Arial" w:hAnsi="Arial" w:cs="Arial"/>
+              </w:rPr>
+              <w:t>Streese</w:t>
+            </w:r>
+            <w:proofErr w:type="spellEnd"/>
+            <w:r>
+              <w:rPr>
+                <w:rFonts w:ascii="Arial" w:hAnsi="Arial" w:cs="Arial"/>
+              </w:rPr>
+              <w:t xml:space="preserve">, C.; Bruss, J.; </w:t>
             </w:r>
             <w:r>
               <w:rPr>
@@ -7252,7 +7686,35 @@
               <w:rPr>
                 <w:rFonts w:ascii="Arial" w:hAnsi="Arial" w:cs="Arial"/>
               </w:rPr>
-              <w:t xml:space="preserve">Jovany, E.; Deifelt Streese, C.; </w:t>
+              <w:t xml:space="preserve">Jovany, E.; </w:t>
+            </w:r>
+            <w:proofErr w:type="spellStart"/>
+            <w:r>
+              <w:rPr>
+                <w:rFonts w:ascii="Arial" w:hAnsi="Arial" w:cs="Arial"/>
+              </w:rPr>
+              <w:t>Deifelt</w:t>
+            </w:r>
+            <w:proofErr w:type="spellEnd"/>
+            <w:r>
+              <w:rPr>
+                <w:rFonts w:ascii="Arial" w:hAnsi="Arial" w:cs="Arial"/>
+              </w:rPr>
+              <w:t xml:space="preserve"> </w:t>
+            </w:r>
+            <w:proofErr w:type="spellStart"/>
+            <w:r>
+              <w:rPr>
+                <w:rFonts w:ascii="Arial" w:hAnsi="Arial" w:cs="Arial"/>
+              </w:rPr>
+              <w:t>Streese</w:t>
+            </w:r>
+            <w:proofErr w:type="spellEnd"/>
+            <w:r>
+              <w:rPr>
+                <w:rFonts w:ascii="Arial" w:hAnsi="Arial" w:cs="Arial"/>
+              </w:rPr>
+              <w:t xml:space="preserve">, C.; </w:t>
             </w:r>
             <w:r>
               <w:rPr>
@@ -7306,11 +7768,19 @@
                 <w:rFonts w:ascii="Arial" w:hAnsi="Arial" w:cs="Arial"/>
               </w:rPr>
             </w:pPr>
-            <w:r>
-              <w:rPr>
-                <w:rFonts w:ascii="Arial" w:hAnsi="Arial" w:cs="Arial"/>
-              </w:rPr>
-              <w:t xml:space="preserve">Msengi, H. D.; </w:t>
+            <w:proofErr w:type="spellStart"/>
+            <w:r>
+              <w:rPr>
+                <w:rFonts w:ascii="Arial" w:hAnsi="Arial" w:cs="Arial"/>
+              </w:rPr>
+              <w:t>Msengi</w:t>
+            </w:r>
+            <w:proofErr w:type="spellEnd"/>
+            <w:r>
+              <w:rPr>
+                <w:rFonts w:ascii="Arial" w:hAnsi="Arial" w:cs="Arial"/>
+              </w:rPr>
+              <w:t xml:space="preserve">, H. D.; </w:t>
             </w:r>
             <w:r>
               <w:rPr>
@@ -7406,7 +7876,21 @@
               <w:rPr>
                 <w:rFonts w:ascii="Arial" w:hAnsi="Arial" w:cs="Arial"/>
               </w:rPr>
-              <w:t>; Bruss, J.; Tranel, D.; &amp; Boes, A. D. (2021). Living out of sync: Neuroanatomical correlates of time disorientation in patients with focal brain lesions. Iowa City, IA: Proceedings of University of Iowa Neuroscience Research Day.</w:t>
+              <w:t xml:space="preserve">; Bruss, J.; Tranel, D.; &amp; Boes, A. D. (2021). Living </w:t>
+            </w:r>
+            <w:proofErr w:type="gramStart"/>
+            <w:r>
+              <w:rPr>
+                <w:rFonts w:ascii="Arial" w:hAnsi="Arial" w:cs="Arial"/>
+              </w:rPr>
+              <w:t>out of sync</w:t>
+            </w:r>
+            <w:proofErr w:type="gramEnd"/>
+            <w:r>
+              <w:rPr>
+                <w:rFonts w:ascii="Arial" w:hAnsi="Arial" w:cs="Arial"/>
+              </w:rPr>
+              <w:t>: Neuroanatomical correlates of time disorientation in patients with focal brain lesions. Iowa City, IA: Proceedings of University of Iowa Neuroscience Research Day.</w:t>
             </w:r>
           </w:p>
           <w:p>
@@ -7440,11 +7924,19 @@
                 <w:rFonts w:ascii="Arial" w:hAnsi="Arial" w:cs="Arial"/>
               </w:rPr>
             </w:pPr>
-            <w:r>
-              <w:rPr>
-                <w:rFonts w:ascii="Arial" w:hAnsi="Arial" w:cs="Arial"/>
-              </w:rPr>
-              <w:t xml:space="preserve">Halow, S. J.; </w:t>
+            <w:proofErr w:type="spellStart"/>
+            <w:r>
+              <w:rPr>
+                <w:rFonts w:ascii="Arial" w:hAnsi="Arial" w:cs="Arial"/>
+              </w:rPr>
+              <w:t>Halow</w:t>
+            </w:r>
+            <w:proofErr w:type="spellEnd"/>
+            <w:r>
+              <w:rPr>
+                <w:rFonts w:ascii="Arial" w:hAnsi="Arial" w:cs="Arial"/>
+              </w:rPr>
+              <w:t xml:space="preserve">, S. J.; </w:t>
             </w:r>
             <w:r>
               <w:rPr>
@@ -7787,8 +8279,16 @@
               <w:rPr>
                 <w:rFonts w:ascii="Arial" w:hAnsi="Arial" w:cs="Arial"/>
               </w:rPr>
-              <w:t xml:space="preserve">         Neuroscience Research Day, Iowa City, IA, USA: presented 2020-2022, poster judge 2023-2025</w:t>
-            </w:r>
+              <w:t xml:space="preserve">         Neuroscience Research Day, Iowa City, IA, USA: presented 2020-2022, poster judge </w:t>
+            </w:r>
+            <w:proofErr w:type="gramStart"/>
+            <w:r>
+              <w:rPr>
+                <w:rFonts w:ascii="Arial" w:hAnsi="Arial" w:cs="Arial"/>
+              </w:rPr>
+              <w:t>2023-2025</w:t>
+            </w:r>
+            <w:proofErr w:type="gramEnd"/>
           </w:p>
           <w:p>
             <w:pPr>
@@ -7862,7 +8362,21 @@
               <w:rPr>
                 <w:rFonts w:ascii="Arial" w:hAnsi="Arial" w:cs="Arial"/>
               </w:rPr>
-              <w:t xml:space="preserve">         Vision Action Symposium in Honor of Lance Optican, San Diego, CA, USA</w:t>
+              <w:t xml:space="preserve">         Vision Action Symposium in Honor of Lance </w:t>
+            </w:r>
+            <w:proofErr w:type="spellStart"/>
+            <w:r>
+              <w:rPr>
+                <w:rFonts w:ascii="Arial" w:hAnsi="Arial" w:cs="Arial"/>
+              </w:rPr>
+              <w:t>Optican</w:t>
+            </w:r>
+            <w:proofErr w:type="spellEnd"/>
+            <w:r>
+              <w:rPr>
+                <w:rFonts w:ascii="Arial" w:hAnsi="Arial" w:cs="Arial"/>
+              </w:rPr>
+              <w:t>, San Diego, CA, USA</w:t>
             </w:r>
           </w:p>
         </w:tc>
@@ -8118,12 +8632,14 @@
         <w:tab/>
         <w:t xml:space="preserve">Lesion outcome </w:t>
       </w:r>
+      <w:proofErr w:type="gramStart"/>
       <w:r>
         <w:rPr>
           <w:rFonts w:ascii="Arial" w:hAnsi="Arial" w:cs="Arial"/>
         </w:rPr>
         <w:t>prediction</w:t>
       </w:r>
+      <w:proofErr w:type="gramEnd"/>
     </w:p>
     <w:p>
       <w:pPr>
@@ -9141,7 +9657,29 @@
                 <w:sz w:val="22"/>
                 <w:szCs w:val="22"/>
               </w:rPr>
-              <w:t>Computational Modeling Should Be Incorporated Into Lesion Studies</w:t>
+              <w:t xml:space="preserve">Computational Modeling Should Be Incorporated </w:t>
+            </w:r>
+            <w:proofErr w:type="gramStart"/>
+            <w:r>
+              <w:rPr>
+                <w:rFonts w:ascii="Arial" w:hAnsi="Arial" w:cs="Arial"/>
+                <w:i/>
+                <w:iCs/>
+                <w:sz w:val="22"/>
+                <w:szCs w:val="22"/>
+              </w:rPr>
+              <w:t>Into</w:t>
+            </w:r>
+            <w:proofErr w:type="gramEnd"/>
+            <w:r>
+              <w:rPr>
+                <w:rFonts w:ascii="Arial" w:hAnsi="Arial" w:cs="Arial"/>
+                <w:i/>
+                <w:iCs/>
+                <w:sz w:val="22"/>
+                <w:szCs w:val="22"/>
+              </w:rPr>
+              <w:t xml:space="preserve"> Lesion Studies</w:t>
             </w:r>
             <w:r>
               <w:rPr>
@@ -9188,24 +9726,9 @@
                 <w:sz w:val="22"/>
                 <w:szCs w:val="22"/>
               </w:rPr>
-              <w:t>Uncovering the Latent Structure of Visuospatial Ability and Predicting Visuospatial Dysfunction From Lesion Location</w:t>
-            </w:r>
-            <w:r>
-              <w:rPr>
-                <w:rFonts w:ascii="Arial" w:hAnsi="Arial" w:cs="Arial"/>
-                <w:sz w:val="22"/>
-                <w:szCs w:val="22"/>
-              </w:rPr>
-              <w:t>. University of Iowa, Iowa City, IA, USA</w:t>
-            </w:r>
-            <w:r>
-              <w:rPr>
-                <w:rFonts w:ascii="Arial" w:hAnsi="Arial" w:cs="Arial"/>
-                <w:sz w:val="22"/>
-                <w:szCs w:val="22"/>
-              </w:rPr>
-              <w:t xml:space="preserve"> (</w:t>
-            </w:r>
+              <w:t xml:space="preserve">Uncovering the Latent Structure of Visuospatial Ability and Predicting Visuospatial Dysfunction </w:t>
+            </w:r>
+            <w:proofErr w:type="gramStart"/>
             <w:r>
               <w:rPr>
                 <w:rFonts w:ascii="Arial" w:hAnsi="Arial" w:cs="Arial"/>
@@ -9214,6 +9737,43 @@
                 <w:sz w:val="22"/>
                 <w:szCs w:val="22"/>
               </w:rPr>
+              <w:t>From</w:t>
+            </w:r>
+            <w:proofErr w:type="gramEnd"/>
+            <w:r>
+              <w:rPr>
+                <w:rFonts w:ascii="Arial" w:hAnsi="Arial" w:cs="Arial"/>
+                <w:i/>
+                <w:iCs/>
+                <w:sz w:val="22"/>
+                <w:szCs w:val="22"/>
+              </w:rPr>
+              <w:t xml:space="preserve"> Lesion Location</w:t>
+            </w:r>
+            <w:r>
+              <w:rPr>
+                <w:rFonts w:ascii="Arial" w:hAnsi="Arial" w:cs="Arial"/>
+                <w:sz w:val="22"/>
+                <w:szCs w:val="22"/>
+              </w:rPr>
+              <w:t>. University of Iowa, Iowa City, IA, USA</w:t>
+            </w:r>
+            <w:r>
+              <w:rPr>
+                <w:rFonts w:ascii="Arial" w:hAnsi="Arial" w:cs="Arial"/>
+                <w:sz w:val="22"/>
+                <w:szCs w:val="22"/>
+              </w:rPr>
+              <w:t xml:space="preserve"> (</w:t>
+            </w:r>
+            <w:r>
+              <w:rPr>
+                <w:rFonts w:ascii="Arial" w:hAnsi="Arial" w:cs="Arial"/>
+                <w:i/>
+                <w:iCs/>
+                <w:sz w:val="22"/>
+                <w:szCs w:val="22"/>
+              </w:rPr>
               <w:t>also presented in Neuroscience Seminar in 2022</w:t>
             </w:r>
             <w:r>
@@ -9300,6 +9860,7 @@
               </w:rPr>
               <w:t xml:space="preserve">, </w:t>
             </w:r>
+            <w:proofErr w:type="gramStart"/>
             <w:r>
               <w:rPr>
                 <w:rFonts w:ascii="Arial" w:hAnsi="Arial" w:cs="Arial"/>
@@ -9308,7 +9869,18 @@
                 <w:sz w:val="22"/>
                 <w:szCs w:val="22"/>
               </w:rPr>
-              <w:t>What time is it? Chronic temporal disorientation following focal brain damage</w:t>
+              <w:t>What</w:t>
+            </w:r>
+            <w:proofErr w:type="gramEnd"/>
+            <w:r>
+              <w:rPr>
+                <w:rFonts w:ascii="Arial" w:hAnsi="Arial" w:cs="Arial"/>
+                <w:i/>
+                <w:iCs/>
+                <w:sz w:val="22"/>
+                <w:szCs w:val="22"/>
+              </w:rPr>
+              <w:t xml:space="preserve"> time is it? Chronic temporal disorientation following focal brain damage</w:t>
             </w:r>
             <w:r>
               <w:rPr>
@@ -9825,8 +10397,18 @@
                 <w:sz w:val="22"/>
                 <w:szCs w:val="22"/>
               </w:rPr>
-              <w:t>, Member, University of Iowa, assisted in hosting invited speakers, coordinated food and beverage</w:t>
-            </w:r>
+              <w:t xml:space="preserve">, Member, University of Iowa, assisted in hosting invited speakers, coordinated food and </w:t>
+            </w:r>
+            <w:proofErr w:type="gramStart"/>
+            <w:r>
+              <w:rPr>
+                <w:rFonts w:ascii="Arial" w:hAnsi="Arial" w:cs="Arial"/>
+                <w:sz w:val="22"/>
+                <w:szCs w:val="22"/>
+              </w:rPr>
+              <w:t>beverage</w:t>
+            </w:r>
+            <w:proofErr w:type="gramEnd"/>
           </w:p>
           <w:p>
             <w:pPr>
@@ -9854,8 +10436,18 @@
                 <w:sz w:val="22"/>
                 <w:szCs w:val="22"/>
               </w:rPr>
-              <w:t>, Member, University of Iowa, facilitated and participated in comprehensive exam preparation and feedback sessions for first- and second-year Neuroscience PhD students</w:t>
-            </w:r>
+              <w:t xml:space="preserve">, Member, University of Iowa, facilitated and participated in comprehensive exam preparation and feedback sessions for first- and second-year Neuroscience PhD </w:t>
+            </w:r>
+            <w:proofErr w:type="gramStart"/>
+            <w:r>
+              <w:rPr>
+                <w:rFonts w:ascii="Arial" w:hAnsi="Arial" w:cs="Arial"/>
+                <w:sz w:val="22"/>
+                <w:szCs w:val="22"/>
+              </w:rPr>
+              <w:t>students</w:t>
+            </w:r>
+            <w:proofErr w:type="gramEnd"/>
           </w:p>
           <w:p>
             <w:pPr>
@@ -9923,8 +10515,18 @@
                 <w:sz w:val="22"/>
                 <w:szCs w:val="22"/>
               </w:rPr>
-              <w:t>provided coding assistance in R, MATLAB, bash, and Python; taught summer course (8 2-hour lectures) on EEG data preprocessing and ERP analyses in MATLAB</w:t>
-            </w:r>
+              <w:t xml:space="preserve">provided coding assistance in R, MATLAB, bash, and Python; taught summer course (8 2-hour lectures) on EEG data preprocessing and ERP analyses in </w:t>
+            </w:r>
+            <w:proofErr w:type="gramStart"/>
+            <w:r>
+              <w:rPr>
+                <w:rFonts w:ascii="Arial" w:hAnsi="Arial" w:cs="Arial"/>
+                <w:sz w:val="22"/>
+                <w:szCs w:val="22"/>
+              </w:rPr>
+              <w:t>MATLAB</w:t>
+            </w:r>
+            <w:proofErr w:type="gramEnd"/>
           </w:p>
           <w:p>
             <w:pPr>
@@ -9952,8 +10554,18 @@
                 <w:sz w:val="22"/>
                 <w:szCs w:val="22"/>
               </w:rPr>
-              <w:t>, Faculty-Invited Student Member, University of Iowa, spearheaded recruitment efforts for Neuroscience PhD program, evaluated PhD applications</w:t>
-            </w:r>
+              <w:t xml:space="preserve">, Faculty-Invited Student Member, University of Iowa, spearheaded recruitment efforts for Neuroscience PhD program, evaluated PhD </w:t>
+            </w:r>
+            <w:proofErr w:type="gramStart"/>
+            <w:r>
+              <w:rPr>
+                <w:rFonts w:ascii="Arial" w:hAnsi="Arial" w:cs="Arial"/>
+                <w:sz w:val="22"/>
+                <w:szCs w:val="22"/>
+              </w:rPr>
+              <w:t>applications</w:t>
+            </w:r>
+            <w:proofErr w:type="gramEnd"/>
           </w:p>
           <w:p>
             <w:pPr>
@@ -9981,8 +10593,18 @@
                 <w:sz w:val="22"/>
                 <w:szCs w:val="22"/>
               </w:rPr>
-              <w:t>, Member, University of Iowa, organized multiple wellness programs and activities each semester for the Neuroscience Graduate Program, moderated multiple faculty adversity panels</w:t>
-            </w:r>
+              <w:t xml:space="preserve">, Member, University of Iowa, organized multiple wellness programs and activities each semester for the Neuroscience Graduate Program, moderated multiple faculty adversity </w:t>
+            </w:r>
+            <w:proofErr w:type="gramStart"/>
+            <w:r>
+              <w:rPr>
+                <w:rFonts w:ascii="Arial" w:hAnsi="Arial" w:cs="Arial"/>
+                <w:sz w:val="22"/>
+                <w:szCs w:val="22"/>
+              </w:rPr>
+              <w:t>panels</w:t>
+            </w:r>
+            <w:proofErr w:type="gramEnd"/>
           </w:p>
           <w:p>
             <w:pPr>
@@ -10598,8 +11220,36 @@
                 <w:sz w:val="22"/>
                 <w:szCs w:val="22"/>
               </w:rPr>
-              <w:t>, NIH and NSF grant writing workshop for postdocs and faculty</w:t>
-            </w:r>
+              <w:t xml:space="preserve">, </w:t>
+            </w:r>
+            <w:proofErr w:type="gramStart"/>
+            <w:r>
+              <w:rPr>
+                <w:rFonts w:ascii="Arial" w:hAnsi="Arial" w:cs="Arial"/>
+                <w:sz w:val="22"/>
+                <w:szCs w:val="22"/>
+              </w:rPr>
+              <w:t>NIH</w:t>
+            </w:r>
+            <w:proofErr w:type="gramEnd"/>
+            <w:r>
+              <w:rPr>
+                <w:rFonts w:ascii="Arial" w:hAnsi="Arial" w:cs="Arial"/>
+                <w:sz w:val="22"/>
+                <w:szCs w:val="22"/>
+              </w:rPr>
+              <w:t xml:space="preserve"> and NSF grant writing workshop for postdocs and </w:t>
+            </w:r>
+            <w:proofErr w:type="gramStart"/>
+            <w:r>
+              <w:rPr>
+                <w:rFonts w:ascii="Arial" w:hAnsi="Arial" w:cs="Arial"/>
+                <w:sz w:val="22"/>
+                <w:szCs w:val="22"/>
+              </w:rPr>
+              <w:t>faculty</w:t>
+            </w:r>
+            <w:proofErr w:type="gramEnd"/>
           </w:p>
           <w:p>
             <w:pPr>
@@ -10798,6 +11448,7 @@
               </w:rPr>
               <w:t xml:space="preserve">Leadership Training, </w:t>
             </w:r>
+            <w:proofErr w:type="spellStart"/>
             <w:r>
               <w:rPr>
                 <w:rFonts w:ascii="Arial" w:hAnsi="Arial" w:cs="Arial"/>
@@ -10806,35 +11457,9 @@
                 <w:sz w:val="22"/>
                 <w:szCs w:val="22"/>
               </w:rPr>
-              <w:t>iLead Training</w:t>
-            </w:r>
-            <w:r>
-              <w:rPr>
-                <w:rFonts w:ascii="Arial" w:hAnsi="Arial" w:cs="Arial"/>
-                <w:sz w:val="22"/>
-                <w:szCs w:val="22"/>
-              </w:rPr>
-              <w:t>, University of Iowa</w:t>
-            </w:r>
-          </w:p>
-          <w:p>
-            <w:pPr>
-              <w:pStyle w:val="section2"/>
-              <w:ind w:left="0" w:firstLine="0"/>
-              <w:rPr>
-                <w:rFonts w:ascii="Arial" w:hAnsi="Arial" w:cs="Arial"/>
-                <w:sz w:val="22"/>
-                <w:szCs w:val="22"/>
-              </w:rPr>
-            </w:pPr>
-            <w:r>
-              <w:rPr>
-                <w:rFonts w:ascii="Arial" w:hAnsi="Arial" w:cs="Arial"/>
-                <w:sz w:val="22"/>
-                <w:szCs w:val="22"/>
-              </w:rPr>
-              <w:t xml:space="preserve">Safety Training, </w:t>
-            </w:r>
+              <w:t>iLead</w:t>
+            </w:r>
+            <w:proofErr w:type="spellEnd"/>
             <w:r>
               <w:rPr>
                 <w:rFonts w:ascii="Arial" w:hAnsi="Arial" w:cs="Arial"/>
@@ -10843,6 +11468,43 @@
                 <w:sz w:val="22"/>
                 <w:szCs w:val="22"/>
               </w:rPr>
+              <w:t xml:space="preserve"> Training</w:t>
+            </w:r>
+            <w:r>
+              <w:rPr>
+                <w:rFonts w:ascii="Arial" w:hAnsi="Arial" w:cs="Arial"/>
+                <w:sz w:val="22"/>
+                <w:szCs w:val="22"/>
+              </w:rPr>
+              <w:t>, University of Iowa</w:t>
+            </w:r>
+          </w:p>
+          <w:p>
+            <w:pPr>
+              <w:pStyle w:val="section2"/>
+              <w:ind w:left="0" w:firstLine="0"/>
+              <w:rPr>
+                <w:rFonts w:ascii="Arial" w:hAnsi="Arial" w:cs="Arial"/>
+                <w:sz w:val="22"/>
+                <w:szCs w:val="22"/>
+              </w:rPr>
+            </w:pPr>
+            <w:r>
+              <w:rPr>
+                <w:rFonts w:ascii="Arial" w:hAnsi="Arial" w:cs="Arial"/>
+                <w:sz w:val="22"/>
+                <w:szCs w:val="22"/>
+              </w:rPr>
+              <w:t xml:space="preserve">Safety Training, </w:t>
+            </w:r>
+            <w:r>
+              <w:rPr>
+                <w:rFonts w:ascii="Arial" w:hAnsi="Arial" w:cs="Arial"/>
+                <w:b/>
+                <w:bCs/>
+                <w:sz w:val="22"/>
+                <w:szCs w:val="22"/>
+              </w:rPr>
               <w:t>Crisis Prevention Institute Training</w:t>
             </w:r>
             <w:r>
@@ -10851,8 +11513,18 @@
                 <w:sz w:val="22"/>
                 <w:szCs w:val="22"/>
               </w:rPr>
-              <w:t>, University of Nevada – Reno, Non-violent crisis intervention to manage disruptive and/or assaultive behavior</w:t>
-            </w:r>
+              <w:t xml:space="preserve">, University of Nevada – Reno, Non-violent crisis intervention to manage disruptive and/or assaultive </w:t>
+            </w:r>
+            <w:proofErr w:type="gramStart"/>
+            <w:r>
+              <w:rPr>
+                <w:rFonts w:ascii="Arial" w:hAnsi="Arial" w:cs="Arial"/>
+                <w:sz w:val="22"/>
+                <w:szCs w:val="22"/>
+              </w:rPr>
+              <w:t>behavior</w:t>
+            </w:r>
+            <w:proofErr w:type="gramEnd"/>
           </w:p>
           <w:p>
             <w:pPr>
@@ -11023,7 +11695,35 @@
         <w:rPr>
           <w:rFonts w:ascii="Arial" w:hAnsi="Arial" w:cs="Arial"/>
         </w:rPr>
-        <w:t>: scikit-learn, TensorFlow, statsmodels, SciPy, NumPy, pandas, UMAP, networkx, KeplerMapper, Matplotlib, Seaborn</w:t>
+        <w:t xml:space="preserve">: scikit-learn, TensorFlow, statsmodels, SciPy, NumPy, pandas, UMAP, </w:t>
+      </w:r>
+      <w:proofErr w:type="spellStart"/>
+      <w:r>
+        <w:rPr>
+          <w:rFonts w:ascii="Arial" w:hAnsi="Arial" w:cs="Arial"/>
+        </w:rPr>
+        <w:t>networkx</w:t>
+      </w:r>
+      <w:proofErr w:type="spellEnd"/>
+      <w:r>
+        <w:rPr>
+          <w:rFonts w:ascii="Arial" w:hAnsi="Arial" w:cs="Arial"/>
+        </w:rPr>
+        <w:t xml:space="preserve">, </w:t>
+      </w:r>
+      <w:proofErr w:type="spellStart"/>
+      <w:r>
+        <w:rPr>
+          <w:rFonts w:ascii="Arial" w:hAnsi="Arial" w:cs="Arial"/>
+        </w:rPr>
+        <w:t>KeplerMapper</w:t>
+      </w:r>
+      <w:proofErr w:type="spellEnd"/>
+      <w:r>
+        <w:rPr>
+          <w:rFonts w:ascii="Arial" w:hAnsi="Arial" w:cs="Arial"/>
+        </w:rPr>
+        <w:t>, Matplotlib, Seaborn</w:t>
       </w:r>
     </w:p>
     <w:p>
@@ -11044,7 +11744,112 @@
         <w:rPr>
           <w:rFonts w:ascii="Arial" w:hAnsi="Arial" w:cs="Arial"/>
         </w:rPr>
-        <w:t>: Git, Apptainer, Docker, high-performance computing clusters, LaTeX, marimo</w:t>
+        <w:t xml:space="preserve">: Git, </w:t>
+      </w:r>
+      <w:proofErr w:type="spellStart"/>
+      <w:r>
+        <w:rPr>
+          <w:rFonts w:ascii="Arial" w:hAnsi="Arial" w:cs="Arial"/>
+        </w:rPr>
+        <w:t>Apptainer</w:t>
+      </w:r>
+      <w:proofErr w:type="spellEnd"/>
+      <w:r>
+        <w:rPr>
+          <w:rFonts w:ascii="Arial" w:hAnsi="Arial" w:cs="Arial"/>
+        </w:rPr>
+        <w:t xml:space="preserve">, Docker, high-performance computing clusters, LaTeX, </w:t>
+      </w:r>
+      <w:proofErr w:type="spellStart"/>
+      <w:r>
+        <w:rPr>
+          <w:rFonts w:ascii="Arial" w:hAnsi="Arial" w:cs="Arial"/>
+        </w:rPr>
+        <w:t>marimo</w:t>
+      </w:r>
+      <w:proofErr w:type="spellEnd"/>
+    </w:p>
+    <w:p>
+      <w:pPr>
+        <w:rPr>
+          <w:rFonts w:ascii="Arial" w:hAnsi="Arial" w:cs="Arial"/>
+        </w:rPr>
+      </w:pPr>
+      <w:r>
+        <w:rPr>
+          <w:rFonts w:ascii="Arial" w:hAnsi="Arial" w:cs="Arial"/>
+          <w:b/>
+          <w:bCs/>
+        </w:rPr>
+        <w:t>Neuroimaging &amp; Analysis</w:t>
+      </w:r>
+      <w:r>
+        <w:rPr>
+          <w:rFonts w:ascii="Arial" w:hAnsi="Arial" w:cs="Arial"/>
+        </w:rPr>
+        <w:t xml:space="preserve">: FSL, </w:t>
+      </w:r>
+      <w:proofErr w:type="spellStart"/>
+      <w:r>
+        <w:rPr>
+          <w:rFonts w:ascii="Arial" w:hAnsi="Arial" w:cs="Arial"/>
+        </w:rPr>
+        <w:t>FreeSurfer</w:t>
+      </w:r>
+      <w:proofErr w:type="spellEnd"/>
+      <w:r>
+        <w:rPr>
+          <w:rFonts w:ascii="Arial" w:hAnsi="Arial" w:cs="Arial"/>
+        </w:rPr>
+        <w:t xml:space="preserve">, EEGLAB, </w:t>
+      </w:r>
+      <w:proofErr w:type="spellStart"/>
+      <w:r>
+        <w:rPr>
+          <w:rFonts w:ascii="Arial" w:hAnsi="Arial" w:cs="Arial"/>
+        </w:rPr>
+        <w:t>MRIcroGL</w:t>
+      </w:r>
+      <w:proofErr w:type="spellEnd"/>
+      <w:r>
+        <w:rPr>
+          <w:rFonts w:ascii="Arial" w:hAnsi="Arial" w:cs="Arial"/>
+        </w:rPr>
+        <w:t xml:space="preserve">, </w:t>
+      </w:r>
+      <w:proofErr w:type="spellStart"/>
+      <w:r>
+        <w:rPr>
+          <w:rFonts w:ascii="Arial" w:hAnsi="Arial" w:cs="Arial"/>
+        </w:rPr>
+        <w:t>MRI</w:t>
+      </w:r>
+      <w:r>
+        <w:rPr>
+          <w:rFonts w:ascii="Arial" w:hAnsi="Arial" w:cs="Arial"/>
+        </w:rPr>
+        <w:t>cron</w:t>
+      </w:r>
+      <w:proofErr w:type="spellEnd"/>
+      <w:r>
+        <w:rPr>
+          <w:rFonts w:ascii="Arial" w:hAnsi="Arial" w:cs="Arial"/>
+        </w:rPr>
+        <w:t xml:space="preserve">, </w:t>
+      </w:r>
+      <w:proofErr w:type="spellStart"/>
+      <w:r>
+        <w:rPr>
+          <w:rFonts w:ascii="Arial" w:hAnsi="Arial" w:cs="Arial"/>
+        </w:rPr>
+        <w:t>SurfIce</w:t>
+      </w:r>
+      <w:proofErr w:type="spellEnd"/>
+      <w:r>
+        <w:rPr>
+          <w:rFonts w:ascii="Arial" w:hAnsi="Arial" w:cs="Arial"/>
+        </w:rPr>
+        <w:t>, Slicer, SPSS, JASP</w:t>
       </w:r>
     </w:p>
     <w:p>
@@ -11059,25 +11864,41 @@
           <w:b/>
           <w:bCs/>
         </w:rPr>
-        <w:t>Neuroimaging &amp; Analysis</w:t>
+        <w:t>Data Collection</w:t>
       </w:r>
       <w:r>
         <w:rPr>
           <w:rFonts w:ascii="Arial" w:hAnsi="Arial" w:cs="Arial"/>
         </w:rPr>
-        <w:t xml:space="preserve">: FSL, FreeSurfer, EEGLAB, MRIcroGL, </w:t>
+        <w:t xml:space="preserve">: </w:t>
       </w:r>
+      <w:proofErr w:type="spellStart"/>
       <w:r>
         <w:rPr>
           <w:rFonts w:ascii="Arial" w:hAnsi="Arial" w:cs="Arial"/>
         </w:rPr>
-        <w:t>MRI</w:t>
+        <w:t>REDCap</w:t>
       </w:r>
+      <w:proofErr w:type="spellEnd"/>
       <w:r>
         <w:rPr>
           <w:rFonts w:ascii="Arial" w:hAnsi="Arial" w:cs="Arial"/>
         </w:rPr>
-        <w:t>cron, SurfIce, Slicer, SPSS, JASP</w:t>
+        <w:t xml:space="preserve">, Qualtrics, Prolific, </w:t>
+      </w:r>
+      <w:proofErr w:type="spellStart"/>
+      <w:r>
+        <w:rPr>
+          <w:rFonts w:ascii="Arial" w:hAnsi="Arial" w:cs="Arial"/>
+        </w:rPr>
+        <w:t>MTurk</w:t>
+      </w:r>
+      <w:proofErr w:type="spellEnd"/>
+      <w:r>
+        <w:rPr>
+          <w:rFonts w:ascii="Arial" w:hAnsi="Arial" w:cs="Arial"/>
+        </w:rPr>
+        <w:t>, Unity, Motive, Pupil Labs</w:t>
       </w:r>
     </w:p>
     <w:p>
@@ -11092,34 +11913,27 @@
           <w:b/>
           <w:bCs/>
         </w:rPr>
-        <w:t>Data Collection</w:t>
-      </w:r>
-      <w:r>
-        <w:rPr>
-          <w:rFonts w:ascii="Arial" w:hAnsi="Arial" w:cs="Arial"/>
-        </w:rPr>
-        <w:t>: REDCap, Qualtrics, Prolific, MTurk, Unity, Motive, Pupil Labs</w:t>
-      </w:r>
-    </w:p>
-    <w:p>
-      <w:pPr>
-        <w:rPr>
-          <w:rFonts w:ascii="Arial" w:hAnsi="Arial" w:cs="Arial"/>
-        </w:rPr>
-      </w:pPr>
-      <w:r>
-        <w:rPr>
-          <w:rFonts w:ascii="Arial" w:hAnsi="Arial" w:cs="Arial"/>
-          <w:b/>
-          <w:bCs/>
-        </w:rPr>
         <w:t>Design &amp; Other</w:t>
       </w:r>
       <w:r>
         <w:rPr>
           <w:rFonts w:ascii="Arial" w:hAnsi="Arial" w:cs="Arial"/>
         </w:rPr>
-        <w:t>: ImageMagick, GIMP, Inkscape, Microsoft Office, Prezi</w:t>
+        <w:t xml:space="preserve">: </w:t>
+      </w:r>
+      <w:proofErr w:type="spellStart"/>
+      <w:r>
+        <w:rPr>
+          <w:rFonts w:ascii="Arial" w:hAnsi="Arial" w:cs="Arial"/>
+        </w:rPr>
+        <w:t>ImageMagick</w:t>
+      </w:r>
+      <w:proofErr w:type="spellEnd"/>
+      <w:r>
+        <w:rPr>
+          <w:rFonts w:ascii="Arial" w:hAnsi="Arial" w:cs="Arial"/>
+        </w:rPr>
+        <w:t>, GIMP, Inkscape, Microsoft Office, Prezi</w:t>
       </w:r>
     </w:p>
     <w:p>
